--- a/ЭТАП 0.docx
+++ b/ЭТАП 0.docx
@@ -887,7 +887,7 @@
       </w:pPr>
       <w:r>
         <w:pict w14:anchorId="58462AB2">
-          <v:rect id="_x0000_i1085" style="width:0;height:1.5pt" o:hralign="center" o:hrstd="t" o:hr="t" fillcolor="#a0a0a0" stroked="f"/>
+          <v:rect id="_x0000_i1025" style="width:0;height:1.5pt" o:hralign="center" o:hrstd="t" o:hr="t" fillcolor="#a0a0a0" stroked="f"/>
         </w:pict>
       </w:r>
     </w:p>
@@ -1342,14 +1342,16 @@
         <w:rPr>
           <w:b/>
           <w:bCs/>
-          <w:lang w:val="en-US"/>
-        </w:rPr>
-      </w:pPr>
-      <w:proofErr w:type="spellStart"/>
-      <w:r>
-        <w:rPr>
-          <w:b/>
-          <w:bCs/>
+          <w:highlight w:val="yellow"/>
+          <w:lang w:val="en-US"/>
+        </w:rPr>
+      </w:pPr>
+      <w:proofErr w:type="spellStart"/>
+      <w:r>
+        <w:rPr>
+          <w:b/>
+          <w:bCs/>
+          <w:highlight w:val="yellow"/>
         </w:rPr>
         <w:t>Промт</w:t>
       </w:r>
@@ -1358,6 +1360,7 @@
         <w:rPr>
           <w:b/>
           <w:bCs/>
+          <w:highlight w:val="yellow"/>
           <w:lang w:val="en-US"/>
         </w:rPr>
         <w:t xml:space="preserve"> 1.2: </w:t>
@@ -1366,6 +1369,7 @@
         <w:rPr>
           <w:b/>
           <w:bCs/>
+          <w:highlight w:val="yellow"/>
         </w:rPr>
         <w:t>Модели</w:t>
       </w:r>
@@ -1373,6 +1377,7 @@
         <w:rPr>
           <w:b/>
           <w:bCs/>
+          <w:highlight w:val="yellow"/>
           <w:lang w:val="en-US"/>
         </w:rPr>
         <w:t xml:space="preserve"> Eloquent </w:t>
@@ -1381,6 +1386,7 @@
         <w:rPr>
           <w:b/>
           <w:bCs/>
+          <w:highlight w:val="yellow"/>
         </w:rPr>
         <w:t>с</w:t>
       </w:r>
@@ -1388,6 +1394,7 @@
         <w:rPr>
           <w:b/>
           <w:bCs/>
+          <w:highlight w:val="yellow"/>
           <w:lang w:val="en-US"/>
         </w:rPr>
         <w:t xml:space="preserve"> Type Casting</w:t>
@@ -1399,13 +1406,15 @@
         <w:ind w:firstLine="709"/>
         <w:jc w:val="both"/>
         <w:rPr>
-          <w:lang w:val="en-US"/>
-        </w:rPr>
-      </w:pPr>
-      <w:r>
-        <w:rPr>
-          <w:b/>
-          <w:bCs/>
+          <w:highlight w:val="yellow"/>
+          <w:lang w:val="en-US"/>
+        </w:rPr>
+      </w:pPr>
+      <w:r>
+        <w:rPr>
+          <w:b/>
+          <w:bCs/>
+          <w:highlight w:val="yellow"/>
           <w:lang w:val="en-US"/>
         </w:rPr>
         <w:t>plain</w:t>
@@ -1417,11 +1426,13 @@
         <w:ind w:firstLine="709"/>
         <w:jc w:val="both"/>
         <w:rPr>
-          <w:lang w:val="en-US"/>
-        </w:rPr>
-      </w:pPr>
-      <w:r>
-        <w:rPr>
+          <w:highlight w:val="yellow"/>
+          <w:lang w:val="en-US"/>
+        </w:rPr>
+      </w:pPr>
+      <w:r>
+        <w:rPr>
+          <w:highlight w:val="yellow"/>
           <w:lang w:val="en-US"/>
         </w:rPr>
         <w:t>Copy</w:t>
@@ -1433,32 +1444,45 @@
         <w:ind w:firstLine="709"/>
         <w:jc w:val="both"/>
         <w:rPr>
-          <w:lang w:val="en-US"/>
-        </w:rPr>
-      </w:pPr>
-      <w:r>
+          <w:highlight w:val="yellow"/>
+          <w:lang w:val="en-US"/>
+        </w:rPr>
+      </w:pPr>
+      <w:r>
+        <w:rPr>
+          <w:highlight w:val="yellow"/>
+        </w:rPr>
         <w:t>Создай</w:t>
       </w:r>
       <w:r>
         <w:rPr>
-          <w:lang w:val="en-US"/>
-        </w:rPr>
-        <w:t xml:space="preserve"> </w:t>
-      </w:r>
-      <w:r>
+          <w:highlight w:val="yellow"/>
+          <w:lang w:val="en-US"/>
+        </w:rPr>
+        <w:t xml:space="preserve"> </w:t>
+      </w:r>
+      <w:r>
+        <w:rPr>
+          <w:highlight w:val="yellow"/>
+        </w:rPr>
         <w:t>модели</w:t>
       </w:r>
       <w:r>
         <w:rPr>
-          <w:lang w:val="en-US"/>
-        </w:rPr>
-        <w:t xml:space="preserve"> </w:t>
-      </w:r>
-      <w:r>
+          <w:highlight w:val="yellow"/>
+          <w:lang w:val="en-US"/>
+        </w:rPr>
+        <w:t xml:space="preserve"> </w:t>
+      </w:r>
+      <w:r>
+        <w:rPr>
+          <w:highlight w:val="yellow"/>
+        </w:rPr>
         <w:t>в</w:t>
       </w:r>
       <w:r>
         <w:rPr>
+          <w:highlight w:val="yellow"/>
           <w:lang w:val="en-US"/>
         </w:rPr>
         <w:t xml:space="preserve"> Domains/:</w:t>
@@ -1470,29 +1494,39 @@
         <w:ind w:firstLine="709"/>
         <w:jc w:val="both"/>
         <w:rPr>
-          <w:lang w:val="en-US"/>
-        </w:rPr>
-      </w:pPr>
-      <w:r>
-        <w:rPr>
+          <w:highlight w:val="yellow"/>
+          <w:lang w:val="en-US"/>
+        </w:rPr>
+      </w:pPr>
+      <w:r>
+        <w:rPr>
+          <w:highlight w:val="yellow"/>
           <w:lang w:val="en-US"/>
         </w:rPr>
         <w:t xml:space="preserve">1. Vendor\Models\Restaurant: </w:t>
       </w:r>
       <w:r>
+        <w:rPr>
+          <w:highlight w:val="yellow"/>
+        </w:rPr>
         <w:t>использует</w:t>
       </w:r>
       <w:r>
         <w:rPr>
+          <w:highlight w:val="yellow"/>
           <w:lang w:val="en-US"/>
         </w:rPr>
         <w:t xml:space="preserve"> BelongsToVendor trait, casts settings </w:t>
       </w:r>
       <w:r>
+        <w:rPr>
+          <w:highlight w:val="yellow"/>
+        </w:rPr>
         <w:t>в</w:t>
       </w:r>
       <w:r>
         <w:rPr>
+          <w:highlight w:val="yellow"/>
           <w:lang w:val="en-US"/>
         </w:rPr>
         <w:t xml:space="preserve"> array, method </w:t>
@@ -1500,6 +1534,7 @@
       <w:proofErr w:type="gramStart"/>
       <w:r>
         <w:rPr>
+          <w:highlight w:val="yellow"/>
           <w:lang w:val="en-US"/>
         </w:rPr>
         <w:t>deliveryZones(</w:t>
@@ -1507,33 +1542,46 @@
       <w:proofErr w:type="gramEnd"/>
       <w:r>
         <w:rPr>
+          <w:highlight w:val="yellow"/>
           <w:lang w:val="en-US"/>
         </w:rPr>
         <w:t xml:space="preserve">) </w:t>
       </w:r>
       <w:r>
+        <w:rPr>
+          <w:highlight w:val="yellow"/>
+        </w:rPr>
         <w:t>возвращает</w:t>
       </w:r>
       <w:r>
         <w:rPr>
+          <w:highlight w:val="yellow"/>
           <w:lang w:val="en-US"/>
         </w:rPr>
         <w:t xml:space="preserve"> geometry </w:t>
       </w:r>
       <w:r>
+        <w:rPr>
+          <w:highlight w:val="yellow"/>
+        </w:rPr>
         <w:t>как</w:t>
       </w:r>
       <w:r>
         <w:rPr>
+          <w:highlight w:val="yellow"/>
           <w:lang w:val="en-US"/>
         </w:rPr>
         <w:t xml:space="preserve"> array </w:t>
       </w:r>
       <w:r>
+        <w:rPr>
+          <w:highlight w:val="yellow"/>
+        </w:rPr>
         <w:t>координат</w:t>
       </w:r>
       <w:r>
         <w:rPr>
+          <w:highlight w:val="yellow"/>
           <w:lang w:val="en-US"/>
         </w:rPr>
         <w:t xml:space="preserve">, </w:t>
@@ -1541,6 +1589,7 @@
       <w:proofErr w:type="gramStart"/>
       <w:r>
         <w:rPr>
+          <w:highlight w:val="yellow"/>
           <w:lang w:val="en-US"/>
         </w:rPr>
         <w:t>scopeActive(</w:t>
@@ -1548,6 +1597,7 @@
       <w:proofErr w:type="gramEnd"/>
       <w:r>
         <w:rPr>
+          <w:highlight w:val="yellow"/>
           <w:lang w:val="en-US"/>
         </w:rPr>
         <w:t>)</w:t>
@@ -1559,20 +1609,26 @@
         <w:ind w:firstLine="709"/>
         <w:jc w:val="both"/>
         <w:rPr>
-          <w:lang w:val="en-US"/>
-        </w:rPr>
-      </w:pPr>
-      <w:r>
-        <w:rPr>
+          <w:highlight w:val="yellow"/>
+          <w:lang w:val="en-US"/>
+        </w:rPr>
+      </w:pPr>
+      <w:r>
+        <w:rPr>
+          <w:highlight w:val="yellow"/>
           <w:lang w:val="en-US"/>
         </w:rPr>
         <w:t xml:space="preserve">2. Menu\Models\Category: tree </w:t>
       </w:r>
       <w:r>
+        <w:rPr>
+          <w:highlight w:val="yellow"/>
+        </w:rPr>
         <w:t>структура</w:t>
       </w:r>
       <w:r>
         <w:rPr>
+          <w:highlight w:val="yellow"/>
           <w:lang w:val="en-US"/>
         </w:rPr>
         <w:t xml:space="preserve"> (parent/children), BelongsToVendor</w:t>
@@ -1584,65 +1640,91 @@
         <w:ind w:firstLine="709"/>
         <w:jc w:val="both"/>
         <w:rPr>
-          <w:lang w:val="en-US"/>
-        </w:rPr>
-      </w:pPr>
-      <w:r>
-        <w:rPr>
+          <w:highlight w:val="yellow"/>
+          <w:lang w:val="en-US"/>
+        </w:rPr>
+      </w:pPr>
+      <w:r>
+        <w:rPr>
+          <w:highlight w:val="yellow"/>
           <w:lang w:val="en-US"/>
         </w:rPr>
         <w:t xml:space="preserve">3. Menu\Models\Product: casts modifiers </w:t>
       </w:r>
       <w:r>
+        <w:rPr>
+          <w:highlight w:val="yellow"/>
+        </w:rPr>
         <w:t>в</w:t>
       </w:r>
       <w:r>
         <w:rPr>
+          <w:highlight w:val="yellow"/>
           <w:lang w:val="en-US"/>
         </w:rPr>
         <w:t xml:space="preserve"> Collection, casts price </w:t>
       </w:r>
       <w:r>
+        <w:rPr>
+          <w:highlight w:val="yellow"/>
+        </w:rPr>
         <w:t>в</w:t>
       </w:r>
       <w:r>
         <w:rPr>
+          <w:highlight w:val="yellow"/>
           <w:lang w:val="en-US"/>
         </w:rPr>
         <w:t xml:space="preserve"> Money (</w:t>
       </w:r>
       <w:r>
+        <w:rPr>
+          <w:highlight w:val="yellow"/>
+        </w:rPr>
         <w:t>через</w:t>
       </w:r>
       <w:r>
         <w:rPr>
-          <w:lang w:val="en-US"/>
-        </w:rPr>
-        <w:t xml:space="preserve"> </w:t>
-      </w:r>
-      <w:r>
+          <w:highlight w:val="yellow"/>
+          <w:lang w:val="en-US"/>
+        </w:rPr>
+        <w:t xml:space="preserve"> </w:t>
+      </w:r>
+      <w:r>
+        <w:rPr>
+          <w:highlight w:val="yellow"/>
+        </w:rPr>
         <w:t>пакет</w:t>
       </w:r>
       <w:r>
         <w:rPr>
+          <w:highlight w:val="yellow"/>
           <w:lang w:val="en-US"/>
         </w:rPr>
         <w:t xml:space="preserve"> brick/money </w:t>
       </w:r>
       <w:r>
+        <w:rPr>
+          <w:highlight w:val="yellow"/>
+        </w:rPr>
         <w:t>или</w:t>
       </w:r>
       <w:r>
         <w:rPr>
+          <w:highlight w:val="yellow"/>
           <w:lang w:val="en-US"/>
         </w:rPr>
         <w:t xml:space="preserve"> custom cast), accessor getFinalPriceAttribute </w:t>
       </w:r>
       <w:r>
+        <w:rPr>
+          <w:highlight w:val="yellow"/>
+        </w:rPr>
         <w:t>учитывающий</w:t>
       </w:r>
       <w:r>
         <w:rPr>
+          <w:highlight w:val="yellow"/>
           <w:lang w:val="en-US"/>
         </w:rPr>
         <w:t xml:space="preserve"> modifiers, </w:t>
@@ -1650,6 +1732,7 @@
       <w:proofErr w:type="gramStart"/>
       <w:r>
         <w:rPr>
+          <w:highlight w:val="yellow"/>
           <w:lang w:val="en-US"/>
         </w:rPr>
         <w:t>scopeAvailable(</w:t>
@@ -1657,6 +1740,7 @@
       <w:proofErr w:type="gramEnd"/>
       <w:r>
         <w:rPr>
+          <w:highlight w:val="yellow"/>
           <w:lang w:val="en-US"/>
         </w:rPr>
         <w:t>)</w:t>
@@ -1668,38 +1752,52 @@
         <w:ind w:firstLine="709"/>
         <w:jc w:val="both"/>
         <w:rPr>
-          <w:lang w:val="en-US"/>
-        </w:rPr>
-      </w:pPr>
-      <w:r>
-        <w:rPr>
+          <w:highlight w:val="yellow"/>
+          <w:lang w:val="en-US"/>
+        </w:rPr>
+      </w:pPr>
+      <w:r>
+        <w:rPr>
+          <w:highlight w:val="yellow"/>
           <w:lang w:val="en-US"/>
         </w:rPr>
         <w:t xml:space="preserve">4. Order\Models\Order: casts address </w:t>
       </w:r>
       <w:r>
+        <w:rPr>
+          <w:highlight w:val="yellow"/>
+        </w:rPr>
         <w:t>и</w:t>
       </w:r>
       <w:r>
         <w:rPr>
+          <w:highlight w:val="yellow"/>
           <w:lang w:val="en-US"/>
         </w:rPr>
         <w:t xml:space="preserve"> items </w:t>
       </w:r>
       <w:r>
+        <w:rPr>
+          <w:highlight w:val="yellow"/>
+        </w:rPr>
         <w:t>в</w:t>
       </w:r>
       <w:r>
         <w:rPr>
+          <w:highlight w:val="yellow"/>
           <w:lang w:val="en-US"/>
         </w:rPr>
         <w:t xml:space="preserve"> array, casts total </w:t>
       </w:r>
       <w:r>
+        <w:rPr>
+          <w:highlight w:val="yellow"/>
+        </w:rPr>
         <w:t>в</w:t>
       </w:r>
       <w:r>
         <w:rPr>
+          <w:highlight w:val="yellow"/>
           <w:lang w:val="en-US"/>
         </w:rPr>
         <w:t xml:space="preserve"> Money, method </w:t>
@@ -1707,6 +1805,7 @@
       <w:proofErr w:type="gramStart"/>
       <w:r>
         <w:rPr>
+          <w:highlight w:val="yellow"/>
           <w:lang w:val="en-US"/>
         </w:rPr>
         <w:t>statusHistory(</w:t>
@@ -1714,69 +1813,98 @@
       <w:proofErr w:type="gramEnd"/>
       <w:r>
         <w:rPr>
+          <w:highlight w:val="yellow"/>
           <w:lang w:val="en-US"/>
         </w:rPr>
         <w:t xml:space="preserve">) hasMany OrderStatusHistory, boot </w:t>
       </w:r>
       <w:r>
+        <w:rPr>
+          <w:highlight w:val="yellow"/>
+        </w:rPr>
         <w:t>метод</w:t>
       </w:r>
       <w:r>
         <w:rPr>
-          <w:lang w:val="en-US"/>
-        </w:rPr>
-        <w:t xml:space="preserve"> </w:t>
-      </w:r>
-      <w:r>
+          <w:highlight w:val="yellow"/>
+          <w:lang w:val="en-US"/>
+        </w:rPr>
+        <w:t xml:space="preserve"> </w:t>
+      </w:r>
+      <w:r>
+        <w:rPr>
+          <w:highlight w:val="yellow"/>
+        </w:rPr>
         <w:t>для</w:t>
       </w:r>
       <w:r>
         <w:rPr>
-          <w:lang w:val="en-US"/>
-        </w:rPr>
-        <w:t xml:space="preserve"> </w:t>
-      </w:r>
-      <w:r>
+          <w:highlight w:val="yellow"/>
+          <w:lang w:val="en-US"/>
+        </w:rPr>
+        <w:t xml:space="preserve"> </w:t>
+      </w:r>
+      <w:r>
+        <w:rPr>
+          <w:highlight w:val="yellow"/>
+        </w:rPr>
         <w:t>автоматического</w:t>
       </w:r>
       <w:r>
         <w:rPr>
-          <w:lang w:val="en-US"/>
-        </w:rPr>
-        <w:t xml:space="preserve"> </w:t>
-      </w:r>
-      <w:r>
+          <w:highlight w:val="yellow"/>
+          <w:lang w:val="en-US"/>
+        </w:rPr>
+        <w:t xml:space="preserve"> </w:t>
+      </w:r>
+      <w:r>
+        <w:rPr>
+          <w:highlight w:val="yellow"/>
+        </w:rPr>
         <w:t>логирования</w:t>
       </w:r>
       <w:r>
         <w:rPr>
-          <w:lang w:val="en-US"/>
-        </w:rPr>
-        <w:t xml:space="preserve"> </w:t>
-      </w:r>
-      <w:r>
+          <w:highlight w:val="yellow"/>
+          <w:lang w:val="en-US"/>
+        </w:rPr>
+        <w:t xml:space="preserve"> </w:t>
+      </w:r>
+      <w:r>
+        <w:rPr>
+          <w:highlight w:val="yellow"/>
+        </w:rPr>
         <w:t>изменений</w:t>
       </w:r>
       <w:r>
         <w:rPr>
-          <w:lang w:val="en-US"/>
-        </w:rPr>
-        <w:t xml:space="preserve"> </w:t>
-      </w:r>
-      <w:r>
+          <w:highlight w:val="yellow"/>
+          <w:lang w:val="en-US"/>
+        </w:rPr>
+        <w:t xml:space="preserve"> </w:t>
+      </w:r>
+      <w:r>
+        <w:rPr>
+          <w:highlight w:val="yellow"/>
+        </w:rPr>
         <w:t>статуса</w:t>
       </w:r>
       <w:r>
         <w:rPr>
-          <w:lang w:val="en-US"/>
-        </w:rPr>
-        <w:t xml:space="preserve"> </w:t>
-      </w:r>
-      <w:r>
+          <w:highlight w:val="yellow"/>
+          <w:lang w:val="en-US"/>
+        </w:rPr>
+        <w:t xml:space="preserve"> </w:t>
+      </w:r>
+      <w:r>
+        <w:rPr>
+          <w:highlight w:val="yellow"/>
+        </w:rPr>
         <w:t>в</w:t>
       </w:r>
       <w:r>
         <w:rPr>
+          <w:highlight w:val="yellow"/>
           <w:lang w:val="en-US"/>
         </w:rPr>
         <w:t xml:space="preserve"> history</w:t>
@@ -1788,20 +1916,26 @@
         <w:ind w:firstLine="709"/>
         <w:jc w:val="both"/>
         <w:rPr>
-          <w:lang w:val="en-US"/>
-        </w:rPr>
-      </w:pPr>
-      <w:r>
-        <w:rPr>
+          <w:highlight w:val="yellow"/>
+          <w:lang w:val="en-US"/>
+        </w:rPr>
+      </w:pPr>
+      <w:r>
+        <w:rPr>
+          <w:highlight w:val="yellow"/>
           <w:lang w:val="en-US"/>
         </w:rPr>
         <w:t xml:space="preserve">5. Order\Models\OrderStatusHistory: casts metadata </w:t>
       </w:r>
       <w:r>
+        <w:rPr>
+          <w:highlight w:val="yellow"/>
+        </w:rPr>
         <w:t>в</w:t>
       </w:r>
       <w:r>
         <w:rPr>
+          <w:highlight w:val="yellow"/>
           <w:lang w:val="en-US"/>
         </w:rPr>
         <w:t xml:space="preserve"> array</w:t>
@@ -1814,38 +1948,65 @@
         <w:jc w:val="both"/>
       </w:pPr>
       <w:r>
+        <w:rPr>
+          <w:highlight w:val="yellow"/>
+        </w:rPr>
         <w:t xml:space="preserve">Все модели используют </w:t>
       </w:r>
       <w:proofErr w:type="spellStart"/>
       <w:r>
+        <w:rPr>
+          <w:highlight w:val="yellow"/>
+        </w:rPr>
         <w:t>HasUuids</w:t>
       </w:r>
       <w:proofErr w:type="spellEnd"/>
       <w:r>
+        <w:rPr>
+          <w:highlight w:val="yellow"/>
+        </w:rPr>
         <w:t xml:space="preserve"> или </w:t>
       </w:r>
       <w:proofErr w:type="spellStart"/>
       <w:r>
+        <w:rPr>
+          <w:highlight w:val="yellow"/>
+        </w:rPr>
         <w:t>Ulids</w:t>
       </w:r>
       <w:proofErr w:type="spellEnd"/>
       <w:r>
+        <w:rPr>
+          <w:highlight w:val="yellow"/>
+        </w:rPr>
         <w:t xml:space="preserve">. Добавь </w:t>
       </w:r>
       <w:proofErr w:type="spellStart"/>
       <w:r>
+        <w:rPr>
+          <w:highlight w:val="yellow"/>
+        </w:rPr>
         <w:t>type</w:t>
       </w:r>
       <w:proofErr w:type="spellEnd"/>
       <w:r>
-        <w:t xml:space="preserve"> </w:t>
-      </w:r>
-      <w:proofErr w:type="spellStart"/>
-      <w:r>
+        <w:rPr>
+          <w:highlight w:val="yellow"/>
+        </w:rPr>
+        <w:t xml:space="preserve"> </w:t>
+      </w:r>
+      <w:proofErr w:type="spellStart"/>
+      <w:r>
+        <w:rPr>
+          <w:highlight w:val="yellow"/>
+        </w:rPr>
         <w:t>hints</w:t>
       </w:r>
       <w:proofErr w:type="spellEnd"/>
       <w:r>
+        <w:rPr>
+          <w:highlight w:val="yellow"/>
+        </w:rPr>
         <w:t xml:space="preserve"> PHP 8.3.</w:t>
       </w:r>
     </w:p>
@@ -1857,7 +2018,7 @@
       </w:pPr>
       <w:r>
         <w:pict w14:anchorId="16E0CC07">
-          <v:rect id="_x0000_i1086" style="width:0;height:1.5pt" o:hralign="center" o:hrstd="t" o:hr="t" fillcolor="#a0a0a0" stroked="f"/>
+          <v:rect id="_x0000_i1026" style="width:0;height:1.5pt" o:hralign="center" o:hrstd="t" o:hr="t" fillcolor="#a0a0a0" stroked="f"/>
         </w:pict>
       </w:r>
     </w:p>
@@ -1869,13 +2030,15 @@
         <w:rPr>
           <w:b/>
           <w:bCs/>
-          <w:lang w:val="en-US"/>
-        </w:rPr>
-      </w:pPr>
-      <w:r>
-        <w:rPr>
-          <w:b/>
-          <w:bCs/>
+          <w:highlight w:val="yellow"/>
+          <w:lang w:val="en-US"/>
+        </w:rPr>
+      </w:pPr>
+      <w:r>
+        <w:rPr>
+          <w:b/>
+          <w:bCs/>
+          <w:highlight w:val="yellow"/>
         </w:rPr>
         <w:t>ЭТАП</w:t>
       </w:r>
@@ -1883,6 +2046,7 @@
         <w:rPr>
           <w:b/>
           <w:bCs/>
+          <w:highlight w:val="yellow"/>
           <w:lang w:val="en-US"/>
         </w:rPr>
         <w:t xml:space="preserve"> 2: PWA </w:t>
@@ -1891,6 +2055,7 @@
         <w:rPr>
           <w:b/>
           <w:bCs/>
+          <w:highlight w:val="yellow"/>
         </w:rPr>
         <w:t>Инфраструктура</w:t>
       </w:r>
@@ -1898,6 +2063,7 @@
         <w:rPr>
           <w:b/>
           <w:bCs/>
+          <w:highlight w:val="yellow"/>
           <w:lang w:val="en-US"/>
         </w:rPr>
         <w:t xml:space="preserve"> (Manifest + Service Worker)</w:t>
@@ -1911,14 +2077,16 @@
         <w:rPr>
           <w:b/>
           <w:bCs/>
-          <w:lang w:val="en-US"/>
-        </w:rPr>
-      </w:pPr>
-      <w:proofErr w:type="spellStart"/>
-      <w:r>
-        <w:rPr>
-          <w:b/>
-          <w:bCs/>
+          <w:highlight w:val="yellow"/>
+          <w:lang w:val="en-US"/>
+        </w:rPr>
+      </w:pPr>
+      <w:proofErr w:type="spellStart"/>
+      <w:r>
+        <w:rPr>
+          <w:b/>
+          <w:bCs/>
+          <w:highlight w:val="yellow"/>
         </w:rPr>
         <w:t>Промт</w:t>
       </w:r>
@@ -1927,6 +2095,7 @@
         <w:rPr>
           <w:b/>
           <w:bCs/>
+          <w:highlight w:val="yellow"/>
           <w:lang w:val="en-US"/>
         </w:rPr>
         <w:t xml:space="preserve"> 2.1: PWA Manifest </w:t>
@@ -1935,6 +2104,7 @@
         <w:rPr>
           <w:b/>
           <w:bCs/>
+          <w:highlight w:val="yellow"/>
         </w:rPr>
         <w:t>и</w:t>
       </w:r>
@@ -1942,6 +2112,7 @@
         <w:rPr>
           <w:b/>
           <w:bCs/>
+          <w:highlight w:val="yellow"/>
           <w:lang w:val="en-US"/>
         </w:rPr>
         <w:t xml:space="preserve"> Blade Layout</w:t>
@@ -1952,12 +2123,16 @@
         <w:spacing w:after="0"/>
         <w:ind w:firstLine="709"/>
         <w:jc w:val="both"/>
-      </w:pPr>
-      <w:proofErr w:type="spellStart"/>
-      <w:r>
-        <w:rPr>
-          <w:b/>
-          <w:bCs/>
+        <w:rPr>
+          <w:highlight w:val="yellow"/>
+        </w:rPr>
+      </w:pPr>
+      <w:proofErr w:type="spellStart"/>
+      <w:r>
+        <w:rPr>
+          <w:b/>
+          <w:bCs/>
+          <w:highlight w:val="yellow"/>
         </w:rPr>
         <w:t>plain</w:t>
       </w:r>
@@ -1968,9 +2143,15 @@
         <w:spacing w:after="0"/>
         <w:ind w:firstLine="709"/>
         <w:jc w:val="both"/>
-      </w:pPr>
-      <w:proofErr w:type="spellStart"/>
-      <w:r>
+        <w:rPr>
+          <w:highlight w:val="yellow"/>
+        </w:rPr>
+      </w:pPr>
+      <w:proofErr w:type="spellStart"/>
+      <w:r>
+        <w:rPr>
+          <w:highlight w:val="yellow"/>
+        </w:rPr>
         <w:t>Copy</w:t>
       </w:r>
       <w:proofErr w:type="spellEnd"/>
@@ -1980,8 +2161,14 @@
         <w:spacing w:after="0"/>
         <w:ind w:firstLine="709"/>
         <w:jc w:val="both"/>
-      </w:pPr>
-      <w:r>
+        <w:rPr>
+          <w:highlight w:val="yellow"/>
+        </w:rPr>
+      </w:pPr>
+      <w:r>
+        <w:rPr>
+          <w:highlight w:val="yellow"/>
+        </w:rPr>
         <w:t>Создай PWA инфраструктуру:</w:t>
       </w:r>
     </w:p>
@@ -1991,38 +2178,52 @@
         <w:ind w:firstLine="709"/>
         <w:jc w:val="both"/>
         <w:rPr>
-          <w:lang w:val="en-US"/>
-        </w:rPr>
-      </w:pPr>
-      <w:r>
-        <w:rPr>
+          <w:highlight w:val="yellow"/>
+          <w:lang w:val="en-US"/>
+        </w:rPr>
+      </w:pPr>
+      <w:r>
+        <w:rPr>
+          <w:highlight w:val="yellow"/>
           <w:lang w:val="en-US"/>
         </w:rPr>
         <w:t xml:space="preserve">1. </w:t>
       </w:r>
       <w:r>
+        <w:rPr>
+          <w:highlight w:val="yellow"/>
+        </w:rPr>
         <w:t>Создай</w:t>
       </w:r>
       <w:r>
         <w:rPr>
+          <w:highlight w:val="yellow"/>
           <w:lang w:val="en-US"/>
         </w:rPr>
         <w:t xml:space="preserve"> blade </w:t>
       </w:r>
       <w:r>
+        <w:rPr>
+          <w:highlight w:val="yellow"/>
+        </w:rPr>
         <w:t>компонент</w:t>
       </w:r>
       <w:r>
         <w:rPr>
+          <w:highlight w:val="yellow"/>
           <w:lang w:val="en-US"/>
         </w:rPr>
         <w:t xml:space="preserve"> resources/views/components/pwa/meta.blade.php </w:t>
       </w:r>
       <w:r>
+        <w:rPr>
+          <w:highlight w:val="yellow"/>
+        </w:rPr>
         <w:t>содержащий</w:t>
       </w:r>
       <w:r>
         <w:rPr>
+          <w:highlight w:val="yellow"/>
           <w:lang w:val="en-US"/>
         </w:rPr>
         <w:t>:</w:t>
@@ -2034,20 +2235,26 @@
         <w:ind w:firstLine="709"/>
         <w:jc w:val="both"/>
         <w:rPr>
-          <w:lang w:val="en-US"/>
-        </w:rPr>
-      </w:pPr>
-      <w:r>
-        <w:rPr>
+          <w:highlight w:val="yellow"/>
+          <w:lang w:val="en-US"/>
+        </w:rPr>
+      </w:pPr>
+      <w:r>
+        <w:rPr>
+          <w:highlight w:val="yellow"/>
           <w:lang w:val="en-US"/>
         </w:rPr>
         <w:t xml:space="preserve">   - theme-color meta (</w:t>
       </w:r>
       <w:r>
+        <w:rPr>
+          <w:highlight w:val="yellow"/>
+        </w:rPr>
         <w:t>оранжевый</w:t>
       </w:r>
       <w:r>
         <w:rPr>
+          <w:highlight w:val="yellow"/>
           <w:lang w:val="en-US"/>
         </w:rPr>
         <w:t xml:space="preserve"> #FF6B35)</w:t>
@@ -2059,25 +2266,34 @@
         <w:ind w:firstLine="709"/>
         <w:jc w:val="both"/>
         <w:rPr>
-          <w:lang w:val="en-US"/>
-        </w:rPr>
-      </w:pPr>
-      <w:r>
-        <w:rPr>
+          <w:highlight w:val="yellow"/>
+          <w:lang w:val="en-US"/>
+        </w:rPr>
+      </w:pPr>
+      <w:r>
+        <w:rPr>
+          <w:highlight w:val="yellow"/>
           <w:lang w:val="en-US"/>
         </w:rPr>
         <w:t xml:space="preserve">   - viewport </w:t>
       </w:r>
       <w:r>
+        <w:rPr>
+          <w:highlight w:val="yellow"/>
+        </w:rPr>
         <w:t>для</w:t>
       </w:r>
       <w:r>
         <w:rPr>
-          <w:lang w:val="en-US"/>
-        </w:rPr>
-        <w:t xml:space="preserve"> </w:t>
-      </w:r>
-      <w:r>
+          <w:highlight w:val="yellow"/>
+          <w:lang w:val="en-US"/>
+        </w:rPr>
+        <w:t xml:space="preserve"> </w:t>
+      </w:r>
+      <w:r>
+        <w:rPr>
+          <w:highlight w:val="yellow"/>
+        </w:rPr>
         <w:t>мобильных</w:t>
       </w:r>
     </w:p>
@@ -2087,11 +2303,13 @@
         <w:ind w:firstLine="709"/>
         <w:jc w:val="both"/>
         <w:rPr>
-          <w:lang w:val="en-US"/>
-        </w:rPr>
-      </w:pPr>
-      <w:r>
-        <w:rPr>
+          <w:highlight w:val="yellow"/>
+          <w:lang w:val="en-US"/>
+        </w:rPr>
+      </w:pPr>
+      <w:r>
+        <w:rPr>
+          <w:highlight w:val="yellow"/>
           <w:lang w:val="en-US"/>
         </w:rPr>
         <w:t xml:space="preserve">   - apple-touch-icon links</w:t>
@@ -2103,11 +2321,13 @@
         <w:ind w:firstLine="709"/>
         <w:jc w:val="both"/>
         <w:rPr>
-          <w:lang w:val="en-US"/>
-        </w:rPr>
-      </w:pPr>
-      <w:r>
-        <w:rPr>
+          <w:highlight w:val="yellow"/>
+          <w:lang w:val="en-US"/>
+        </w:rPr>
+      </w:pPr>
+      <w:r>
+        <w:rPr>
+          <w:highlight w:val="yellow"/>
           <w:lang w:val="en-US"/>
         </w:rPr>
         <w:t xml:space="preserve">   - manifest link</w:t>
@@ -2119,29 +2339,39 @@
         <w:ind w:firstLine="709"/>
         <w:jc w:val="both"/>
         <w:rPr>
-          <w:lang w:val="en-US"/>
-        </w:rPr>
-      </w:pPr>
-      <w:r>
-        <w:rPr>
+          <w:highlight w:val="yellow"/>
+          <w:lang w:val="en-US"/>
+        </w:rPr>
+      </w:pPr>
+      <w:r>
+        <w:rPr>
+          <w:highlight w:val="yellow"/>
           <w:lang w:val="en-US"/>
         </w:rPr>
         <w:t xml:space="preserve">2. </w:t>
       </w:r>
       <w:r>
+        <w:rPr>
+          <w:highlight w:val="yellow"/>
+        </w:rPr>
         <w:t>Создай</w:t>
       </w:r>
       <w:r>
         <w:rPr>
-          <w:lang w:val="en-US"/>
-        </w:rPr>
-        <w:t xml:space="preserve"> </w:t>
-      </w:r>
-      <w:r>
+          <w:highlight w:val="yellow"/>
+          <w:lang w:val="en-US"/>
+        </w:rPr>
+        <w:t xml:space="preserve"> </w:t>
+      </w:r>
+      <w:r>
+        <w:rPr>
+          <w:highlight w:val="yellow"/>
+        </w:rPr>
         <w:t>маршрут</w:t>
       </w:r>
       <w:r>
         <w:rPr>
+          <w:highlight w:val="yellow"/>
           <w:lang w:val="en-US"/>
         </w:rPr>
         <w:t xml:space="preserve"> /</w:t>
@@ -2149,6 +2379,7 @@
       <w:proofErr w:type="gramStart"/>
       <w:r>
         <w:rPr>
+          <w:highlight w:val="yellow"/>
           <w:lang w:val="en-US"/>
         </w:rPr>
         <w:t>manifest.json</w:t>
@@ -2156,51 +2387,72 @@
       <w:proofErr w:type="gramEnd"/>
       <w:r>
         <w:rPr>
-          <w:lang w:val="en-US"/>
-        </w:rPr>
-        <w:t xml:space="preserve"> </w:t>
-      </w:r>
-      <w:r>
+          <w:highlight w:val="yellow"/>
+          <w:lang w:val="en-US"/>
+        </w:rPr>
+        <w:t xml:space="preserve"> </w:t>
+      </w:r>
+      <w:r>
+        <w:rPr>
+          <w:highlight w:val="yellow"/>
+        </w:rPr>
         <w:t>возвращающий</w:t>
       </w:r>
       <w:r>
         <w:rPr>
+          <w:highlight w:val="yellow"/>
           <w:lang w:val="en-US"/>
         </w:rPr>
         <w:t xml:space="preserve"> JSON: name "RestoPWA", short_name "Resto", start_url "/", display "standalone", orientation "portrait", background_color "#fff", theme_color "#FF6B35", icons </w:t>
       </w:r>
       <w:r>
+        <w:rPr>
+          <w:highlight w:val="yellow"/>
+        </w:rPr>
         <w:t>массив</w:t>
       </w:r>
       <w:r>
         <w:rPr>
-          <w:lang w:val="en-US"/>
-        </w:rPr>
-        <w:t xml:space="preserve"> </w:t>
-      </w:r>
-      <w:r>
+          <w:highlight w:val="yellow"/>
+          <w:lang w:val="en-US"/>
+        </w:rPr>
+        <w:t xml:space="preserve"> </w:t>
+      </w:r>
+      <w:r>
+        <w:rPr>
+          <w:highlight w:val="yellow"/>
+        </w:rPr>
         <w:t>с</w:t>
       </w:r>
       <w:r>
         <w:rPr>
+          <w:highlight w:val="yellow"/>
           <w:lang w:val="en-US"/>
         </w:rPr>
         <w:t xml:space="preserve"> sizes 192x192 </w:t>
       </w:r>
       <w:r>
+        <w:rPr>
+          <w:highlight w:val="yellow"/>
+        </w:rPr>
         <w:t>и</w:t>
       </w:r>
       <w:r>
         <w:rPr>
+          <w:highlight w:val="yellow"/>
           <w:lang w:val="en-US"/>
         </w:rPr>
         <w:t xml:space="preserve"> 512x512 (placeholder </w:t>
       </w:r>
       <w:r>
+        <w:rPr>
+          <w:highlight w:val="yellow"/>
+        </w:rPr>
         <w:t>пути</w:t>
       </w:r>
       <w:r>
         <w:rPr>
+          <w:highlight w:val="yellow"/>
           <w:lang w:val="en-US"/>
         </w:rPr>
         <w:t>)</w:t>
@@ -2212,38 +2464,52 @@
         <w:ind w:firstLine="709"/>
         <w:jc w:val="both"/>
         <w:rPr>
-          <w:lang w:val="en-US"/>
-        </w:rPr>
-      </w:pPr>
-      <w:r>
-        <w:rPr>
+          <w:highlight w:val="yellow"/>
+          <w:lang w:val="en-US"/>
+        </w:rPr>
+      </w:pPr>
+      <w:r>
+        <w:rPr>
+          <w:highlight w:val="yellow"/>
           <w:lang w:val="en-US"/>
         </w:rPr>
         <w:t xml:space="preserve">3. </w:t>
       </w:r>
       <w:r>
+        <w:rPr>
+          <w:highlight w:val="yellow"/>
+        </w:rPr>
         <w:t>Создай</w:t>
       </w:r>
       <w:r>
         <w:rPr>
+          <w:highlight w:val="yellow"/>
           <w:lang w:val="en-US"/>
         </w:rPr>
         <w:t xml:space="preserve"> Service Worker </w:t>
       </w:r>
       <w:r>
+        <w:rPr>
+          <w:highlight w:val="yellow"/>
+        </w:rPr>
         <w:t>файл</w:t>
       </w:r>
       <w:r>
         <w:rPr>
+          <w:highlight w:val="yellow"/>
           <w:lang w:val="en-US"/>
         </w:rPr>
         <w:t xml:space="preserve"> public/sw.js </w:t>
       </w:r>
       <w:r>
+        <w:rPr>
+          <w:highlight w:val="yellow"/>
+        </w:rPr>
         <w:t>с</w:t>
       </w:r>
       <w:r>
         <w:rPr>
+          <w:highlight w:val="yellow"/>
           <w:lang w:val="en-US"/>
         </w:rPr>
         <w:t>:</w:t>
@@ -2254,14 +2520,21 @@
         <w:spacing w:after="0"/>
         <w:ind w:firstLine="709"/>
         <w:jc w:val="both"/>
-      </w:pPr>
-      <w:r>
-        <w:rPr>
+        <w:rPr>
+          <w:highlight w:val="yellow"/>
+        </w:rPr>
+      </w:pPr>
+      <w:r>
+        <w:rPr>
+          <w:highlight w:val="yellow"/>
           <w:lang w:val="en-US"/>
         </w:rPr>
         <w:t xml:space="preserve">   </w:t>
       </w:r>
       <w:r>
+        <w:rPr>
+          <w:highlight w:val="yellow"/>
+        </w:rPr>
         <w:t>- именем кэша "resto-pwa-v1"</w:t>
       </w:r>
     </w:p>
@@ -2271,42 +2544,59 @@
         <w:ind w:firstLine="709"/>
         <w:jc w:val="both"/>
         <w:rPr>
-          <w:lang w:val="en-US"/>
-        </w:rPr>
-      </w:pPr>
-      <w:r>
+          <w:highlight w:val="yellow"/>
+          <w:lang w:val="en-US"/>
+        </w:rPr>
+      </w:pPr>
+      <w:r>
+        <w:rPr>
+          <w:highlight w:val="yellow"/>
+        </w:rPr>
         <w:lastRenderedPageBreak/>
         <w:t xml:space="preserve">   </w:t>
       </w:r>
       <w:r>
         <w:rPr>
+          <w:highlight w:val="yellow"/>
           <w:lang w:val="en-US"/>
         </w:rPr>
         <w:t xml:space="preserve">- install event: </w:t>
       </w:r>
       <w:r>
+        <w:rPr>
+          <w:highlight w:val="yellow"/>
+        </w:rPr>
         <w:t>кэширование</w:t>
       </w:r>
       <w:r>
         <w:rPr>
-          <w:lang w:val="en-US"/>
-        </w:rPr>
-        <w:t xml:space="preserve"> </w:t>
-      </w:r>
-      <w:r>
+          <w:highlight w:val="yellow"/>
+          <w:lang w:val="en-US"/>
+        </w:rPr>
+        <w:t xml:space="preserve"> </w:t>
+      </w:r>
+      <w:r>
+        <w:rPr>
+          <w:highlight w:val="yellow"/>
+        </w:rPr>
         <w:t>статики</w:t>
       </w:r>
       <w:r>
         <w:rPr>
+          <w:highlight w:val="yellow"/>
           <w:lang w:val="en-US"/>
         </w:rPr>
         <w:t xml:space="preserve"> (/build/assets/app.js, css, </w:t>
       </w:r>
       <w:r>
+        <w:rPr>
+          <w:highlight w:val="yellow"/>
+        </w:rPr>
         <w:t>шрифты</w:t>
       </w:r>
       <w:r>
         <w:rPr>
+          <w:highlight w:val="yellow"/>
           <w:lang w:val="en-US"/>
         </w:rPr>
         <w:t>)</w:t>
@@ -2318,43 +2608,60 @@
         <w:ind w:firstLine="709"/>
         <w:jc w:val="both"/>
         <w:rPr>
-          <w:lang w:val="en-US"/>
-        </w:rPr>
-      </w:pPr>
-      <w:r>
-        <w:rPr>
+          <w:highlight w:val="yellow"/>
+          <w:lang w:val="en-US"/>
+        </w:rPr>
+      </w:pPr>
+      <w:r>
+        <w:rPr>
+          <w:highlight w:val="yellow"/>
           <w:lang w:val="en-US"/>
         </w:rPr>
         <w:t xml:space="preserve">   - fetch event: </w:t>
       </w:r>
       <w:r>
+        <w:rPr>
+          <w:highlight w:val="yellow"/>
+        </w:rPr>
         <w:t>стратегия</w:t>
       </w:r>
       <w:r>
         <w:rPr>
+          <w:highlight w:val="yellow"/>
           <w:lang w:val="en-US"/>
         </w:rPr>
         <w:t xml:space="preserve"> NetworkFirst </w:t>
       </w:r>
       <w:r>
+        <w:rPr>
+          <w:highlight w:val="yellow"/>
+        </w:rPr>
         <w:t>для</w:t>
       </w:r>
       <w:r>
         <w:rPr>
+          <w:highlight w:val="yellow"/>
           <w:lang w:val="en-US"/>
         </w:rPr>
         <w:t xml:space="preserve"> API (/api/*), CacheFirst </w:t>
       </w:r>
       <w:r>
+        <w:rPr>
+          <w:highlight w:val="yellow"/>
+        </w:rPr>
         <w:t>для</w:t>
       </w:r>
       <w:r>
         <w:rPr>
-          <w:lang w:val="en-US"/>
-        </w:rPr>
-        <w:t xml:space="preserve"> </w:t>
-      </w:r>
-      <w:r>
+          <w:highlight w:val="yellow"/>
+          <w:lang w:val="en-US"/>
+        </w:rPr>
+        <w:t xml:space="preserve"> </w:t>
+      </w:r>
+      <w:r>
+        <w:rPr>
+          <w:highlight w:val="yellow"/>
+        </w:rPr>
         <w:t>статики</w:t>
       </w:r>
     </w:p>
@@ -2364,25 +2671,34 @@
         <w:ind w:firstLine="709"/>
         <w:jc w:val="both"/>
         <w:rPr>
-          <w:lang w:val="en-US"/>
-        </w:rPr>
-      </w:pPr>
-      <w:r>
-        <w:rPr>
+          <w:highlight w:val="yellow"/>
+          <w:lang w:val="en-US"/>
+        </w:rPr>
+      </w:pPr>
+      <w:r>
+        <w:rPr>
+          <w:highlight w:val="yellow"/>
           <w:lang w:val="en-US"/>
         </w:rPr>
         <w:t xml:space="preserve">   - activate event: cleanup </w:t>
       </w:r>
       <w:r>
+        <w:rPr>
+          <w:highlight w:val="yellow"/>
+        </w:rPr>
         <w:t>старых</w:t>
       </w:r>
       <w:r>
         <w:rPr>
-          <w:lang w:val="en-US"/>
-        </w:rPr>
-        <w:t xml:space="preserve"> </w:t>
-      </w:r>
-      <w:r>
+          <w:highlight w:val="yellow"/>
+          <w:lang w:val="en-US"/>
+        </w:rPr>
+        <w:t xml:space="preserve"> </w:t>
+      </w:r>
+      <w:r>
+        <w:rPr>
+          <w:highlight w:val="yellow"/>
+        </w:rPr>
         <w:t>кэшей</w:t>
       </w:r>
     </w:p>
@@ -2392,47 +2708,65 @@
         <w:ind w:firstLine="709"/>
         <w:jc w:val="both"/>
         <w:rPr>
-          <w:lang w:val="en-US"/>
-        </w:rPr>
-      </w:pPr>
-      <w:r>
-        <w:rPr>
+          <w:highlight w:val="yellow"/>
+          <w:lang w:val="en-US"/>
+        </w:rPr>
+      </w:pPr>
+      <w:r>
+        <w:rPr>
+          <w:highlight w:val="yellow"/>
           <w:lang w:val="en-US"/>
         </w:rPr>
         <w:t xml:space="preserve">4. </w:t>
       </w:r>
       <w:r>
+        <w:rPr>
+          <w:highlight w:val="yellow"/>
+        </w:rPr>
         <w:t>Добавь</w:t>
       </w:r>
       <w:r>
         <w:rPr>
-          <w:lang w:val="en-US"/>
-        </w:rPr>
-        <w:t xml:space="preserve"> </w:t>
-      </w:r>
-      <w:r>
+          <w:highlight w:val="yellow"/>
+          <w:lang w:val="en-US"/>
+        </w:rPr>
+        <w:t xml:space="preserve"> </w:t>
+      </w:r>
+      <w:r>
+        <w:rPr>
+          <w:highlight w:val="yellow"/>
+        </w:rPr>
         <w:t>в</w:t>
       </w:r>
       <w:r>
         <w:rPr>
+          <w:highlight w:val="yellow"/>
           <w:lang w:val="en-US"/>
         </w:rPr>
         <w:t xml:space="preserve"> resources/js/app.js </w:t>
       </w:r>
       <w:r>
+        <w:rPr>
+          <w:highlight w:val="yellow"/>
+        </w:rPr>
         <w:t>код</w:t>
       </w:r>
       <w:r>
         <w:rPr>
-          <w:lang w:val="en-US"/>
-        </w:rPr>
-        <w:t xml:space="preserve"> </w:t>
-      </w:r>
-      <w:r>
+          <w:highlight w:val="yellow"/>
+          <w:lang w:val="en-US"/>
+        </w:rPr>
+        <w:t xml:space="preserve"> </w:t>
+      </w:r>
+      <w:r>
+        <w:rPr>
+          <w:highlight w:val="yellow"/>
+        </w:rPr>
         <w:t>регистрации</w:t>
       </w:r>
       <w:r>
         <w:rPr>
+          <w:highlight w:val="yellow"/>
           <w:lang w:val="en-US"/>
         </w:rPr>
         <w:t xml:space="preserve"> SW: if ('serviceWorker' in navigator) </w:t>
@@ -2440,6 +2774,7 @@
       <w:proofErr w:type="gramStart"/>
       <w:r>
         <w:rPr>
+          <w:highlight w:val="yellow"/>
           <w:lang w:val="en-US"/>
         </w:rPr>
         <w:t>navigator.serviceWorker.register</w:t>
@@ -2447,6 +2782,7 @@
       <w:proofErr w:type="gramEnd"/>
       <w:r>
         <w:rPr>
+          <w:highlight w:val="yellow"/>
           <w:lang w:val="en-US"/>
         </w:rPr>
         <w:t>('/sw.js')</w:t>
@@ -2459,22 +2795,37 @@
         <w:jc w:val="both"/>
       </w:pPr>
       <w:r>
+        <w:rPr>
+          <w:highlight w:val="yellow"/>
+        </w:rPr>
         <w:t xml:space="preserve">Используй </w:t>
       </w:r>
       <w:proofErr w:type="spellStart"/>
       <w:r>
+        <w:rPr>
+          <w:highlight w:val="yellow"/>
+        </w:rPr>
         <w:t>Workbox</w:t>
       </w:r>
       <w:proofErr w:type="spellEnd"/>
       <w:r>
+        <w:rPr>
+          <w:highlight w:val="yellow"/>
+        </w:rPr>
         <w:t xml:space="preserve"> если возможно, или </w:t>
       </w:r>
       <w:proofErr w:type="spellStart"/>
       <w:r>
+        <w:rPr>
+          <w:highlight w:val="yellow"/>
+        </w:rPr>
         <w:t>vanilla</w:t>
       </w:r>
       <w:proofErr w:type="spellEnd"/>
       <w:r>
+        <w:rPr>
+          <w:highlight w:val="yellow"/>
+        </w:rPr>
         <w:t xml:space="preserve"> JS.</w:t>
       </w:r>
     </w:p>
@@ -2904,7 +3255,7 @@
       </w:pPr>
       <w:r>
         <w:pict w14:anchorId="48FFE875">
-          <v:rect id="_x0000_i1087" style="width:0;height:1.5pt" o:hralign="center" o:hrstd="t" o:hr="t" fillcolor="#a0a0a0" stroked="f"/>
+          <v:rect id="_x0000_i1027" style="width:0;height:1.5pt" o:hralign="center" o:hrstd="t" o:hr="t" fillcolor="#a0a0a0" stroked="f"/>
         </w:pict>
       </w:r>
     </w:p>
@@ -2984,7 +3335,25 @@
           <w:bCs/>
           <w:lang w:val="en-US"/>
         </w:rPr>
-        <w:t xml:space="preserve"> 3.1: IndexedDB </w:t>
+        <w:t xml:space="preserve"> 3.1: </w:t>
+      </w:r>
+      <w:proofErr w:type="spellStart"/>
+      <w:r>
+        <w:rPr>
+          <w:b/>
+          <w:bCs/>
+          <w:lang w:val="en-US"/>
+        </w:rPr>
+        <w:t>IndexedDB</w:t>
+      </w:r>
+      <w:proofErr w:type="spellEnd"/>
+      <w:r>
+        <w:rPr>
+          <w:b/>
+          <w:bCs/>
+          <w:lang w:val="en-US"/>
+        </w:rPr>
+        <w:t xml:space="preserve"> </w:t>
       </w:r>
       <w:r>
         <w:rPr>
@@ -3957,7 +4326,7 @@
       </w:pPr>
       <w:r>
         <w:pict w14:anchorId="1C85A806">
-          <v:rect id="_x0000_i1088" style="width:0;height:1.5pt" o:hralign="center" o:hrstd="t" o:hr="t" fillcolor="#a0a0a0" stroked="f"/>
+          <v:rect id="_x0000_i1028" style="width:0;height:1.5pt" o:hralign="center" o:hrstd="t" o:hr="t" fillcolor="#a0a0a0" stroked="f"/>
         </w:pict>
       </w:r>
     </w:p>
@@ -4580,8 +4949,18 @@
           <w:bCs/>
           <w:lang w:val="en-US"/>
         </w:rPr>
-        <w:t xml:space="preserve"> AddressSelector</w:t>
-      </w:r>
+        <w:t xml:space="preserve"> </w:t>
+      </w:r>
+      <w:proofErr w:type="spellStart"/>
+      <w:r>
+        <w:rPr>
+          <w:b/>
+          <w:bCs/>
+          <w:lang w:val="en-US"/>
+        </w:rPr>
+        <w:t>AddressSelector</w:t>
+      </w:r>
+      <w:proofErr w:type="spellEnd"/>
     </w:p>
     <w:p>
       <w:pPr>
@@ -5115,7 +5494,7 @@
       </w:pPr>
       <w:r>
         <w:pict w14:anchorId="4E8BA7A6">
-          <v:rect id="_x0000_i1089" style="width:0;height:1.5pt" o:hralign="center" o:hrstd="t" o:hr="t" fillcolor="#a0a0a0" stroked="f"/>
+          <v:rect id="_x0000_i1029" style="width:0;height:1.5pt" o:hralign="center" o:hrstd="t" o:hr="t" fillcolor="#a0a0a0" stroked="f"/>
         </w:pict>
       </w:r>
     </w:p>
@@ -5917,59 +6296,85 @@
         <w:spacing w:after="0"/>
         <w:ind w:firstLine="709"/>
         <w:jc w:val="both"/>
-        <w:rPr>
-          <w:lang w:val="en-US"/>
-        </w:rPr>
-      </w:pPr>
-      <w:r>
-        <w:rPr>
-          <w:lang w:val="en-US"/>
-        </w:rPr>
-        <w:t xml:space="preserve">   - </w:t>
+      </w:pPr>
+      <w:r>
+        <w:rPr>
+          <w:lang w:val="en-US"/>
+        </w:rPr>
+        <w:t xml:space="preserve">   </w:t>
+      </w:r>
+      <w:r>
+        <w:t xml:space="preserve">- </w:t>
       </w:r>
       <w:r>
         <w:t>Сетка</w:t>
       </w:r>
       <w:r>
-        <w:rPr>
-          <w:lang w:val="en-US"/>
-        </w:rPr>
         <w:t xml:space="preserve"> </w:t>
       </w:r>
       <w:r>
         <w:t>продуктов</w:t>
       </w:r>
       <w:r>
-        <w:rPr>
-          <w:lang w:val="en-US"/>
-        </w:rPr>
-        <w:t xml:space="preserve"> (grid-cols-2 </w:t>
+        <w:t xml:space="preserve"> (</w:t>
+      </w:r>
+      <w:r>
+        <w:rPr>
+          <w:lang w:val="en-US"/>
+        </w:rPr>
+        <w:t>grid</w:t>
+      </w:r>
+      <w:r>
+        <w:t>-</w:t>
+      </w:r>
+      <w:r>
+        <w:rPr>
+          <w:lang w:val="en-US"/>
+        </w:rPr>
+        <w:t>cols</w:t>
+      </w:r>
+      <w:r>
+        <w:t xml:space="preserve">-2 </w:t>
       </w:r>
       <w:proofErr w:type="gramStart"/>
       <w:r>
         <w:rPr>
           <w:lang w:val="en-US"/>
         </w:rPr>
-        <w:t>md:grid</w:t>
+        <w:t>md</w:t>
       </w:r>
       <w:proofErr w:type="gramEnd"/>
       <w:r>
-        <w:rPr>
-          <w:lang w:val="en-US"/>
-        </w:rPr>
-        <w:t>-cols-3)</w:t>
-      </w:r>
-    </w:p>
-    <w:p>
-      <w:pPr>
-        <w:spacing w:after="0"/>
-        <w:ind w:firstLine="709"/>
-        <w:jc w:val="both"/>
-      </w:pPr>
-      <w:r>
-        <w:rPr>
-          <w:lang w:val="en-US"/>
-        </w:rPr>
+        <w:t>:</w:t>
+      </w:r>
+      <w:proofErr w:type="gramStart"/>
+      <w:r>
+        <w:rPr>
+          <w:lang w:val="en-US"/>
+        </w:rPr>
+        <w:t>grid</w:t>
+      </w:r>
+      <w:proofErr w:type="gramEnd"/>
+      <w:r>
+        <w:t>-</w:t>
+      </w:r>
+      <w:r>
+        <w:rPr>
+          <w:lang w:val="en-US"/>
+        </w:rPr>
+        <w:t>cols</w:t>
+      </w:r>
+      <w:r>
+        <w:t>-3)</w:t>
+      </w:r>
+    </w:p>
+    <w:p>
+      <w:pPr>
+        <w:spacing w:after="0"/>
+        <w:ind w:firstLine="709"/>
+        <w:jc w:val="both"/>
+      </w:pPr>
+      <w:r>
         <w:t xml:space="preserve">   </w:t>
       </w:r>
       <w:r>
@@ -6103,7 +6508,7 @@
       </w:pPr>
       <w:r>
         <w:pict w14:anchorId="5EAB715B">
-          <v:rect id="_x0000_i1090" style="width:0;height:1.5pt" o:hralign="center" o:hrstd="t" o:hr="t" fillcolor="#a0a0a0" stroked="f"/>
+          <v:rect id="_x0000_i1030" style="width:0;height:1.5pt" o:hralign="center" o:hrstd="t" o:hr="t" fillcolor="#a0a0a0" stroked="f"/>
         </w:pict>
       </w:r>
     </w:p>
@@ -6988,7 +7393,7 @@
       </w:pPr>
       <w:r>
         <w:pict w14:anchorId="72289908">
-          <v:rect id="_x0000_i1091" style="width:0;height:1.5pt" o:hralign="center" o:hrstd="t" o:hr="t" fillcolor="#a0a0a0" stroked="f"/>
+          <v:rect id="_x0000_i1031" style="width:0;height:1.5pt" o:hralign="center" o:hrstd="t" o:hr="t" fillcolor="#a0a0a0" stroked="f"/>
         </w:pict>
       </w:r>
     </w:p>
@@ -8088,7 +8493,7 @@
       </w:pPr>
       <w:r>
         <w:pict w14:anchorId="1A83B41B">
-          <v:rect id="_x0000_i1092" style="width:0;height:1.5pt" o:hralign="center" o:hrstd="t" o:hr="t" fillcolor="#a0a0a0" stroked="f"/>
+          <v:rect id="_x0000_i1032" style="width:0;height:1.5pt" o:hralign="center" o:hrstd="t" o:hr="t" fillcolor="#a0a0a0" stroked="f"/>
         </w:pict>
       </w:r>
     </w:p>
@@ -9137,7 +9542,7 @@
       </w:pPr>
       <w:r>
         <w:pict w14:anchorId="49A12E60">
-          <v:rect id="_x0000_i1093" style="width:0;height:1.5pt" o:hralign="center" o:hrstd="t" o:hr="t" fillcolor="#a0a0a0" stroked="f"/>
+          <v:rect id="_x0000_i1033" style="width:0;height:1.5pt" o:hralign="center" o:hrstd="t" o:hr="t" fillcolor="#a0a0a0" stroked="f"/>
         </w:pict>
       </w:r>
     </w:p>
@@ -9489,7 +9894,21 @@
         <w:rPr>
           <w:lang w:val="en-US"/>
         </w:rPr>
-        <w:t xml:space="preserve"> yookassa_payment_id </w:t>
+        <w:t xml:space="preserve"> </w:t>
+      </w:r>
+      <w:proofErr w:type="spellStart"/>
+      <w:r>
+        <w:rPr>
+          <w:lang w:val="en-US"/>
+        </w:rPr>
+        <w:t>yookassa_payment_id</w:t>
+      </w:r>
+      <w:proofErr w:type="spellEnd"/>
+      <w:r>
+        <w:rPr>
+          <w:lang w:val="en-US"/>
+        </w:rPr>
+        <w:t xml:space="preserve"> </w:t>
       </w:r>
       <w:r>
         <w:t>в</w:t>
@@ -10047,7 +10466,7 @@
       </w:pPr>
       <w:r>
         <w:pict w14:anchorId="477CE60D">
-          <v:rect id="_x0000_i1094" style="width:0;height:1.5pt" o:hralign="center" o:hrstd="t" o:hr="t" fillcolor="#a0a0a0" stroked="f"/>
+          <v:rect id="_x0000_i1034" style="width:0;height:1.5pt" o:hralign="center" o:hrstd="t" o:hr="t" fillcolor="#a0a0a0" stroked="f"/>
         </w:pict>
       </w:r>
     </w:p>
@@ -11155,6 +11574,7 @@
   <w:style w:type="character" w:default="1" w:styleId="a0">
     <w:name w:val="Default Paragraph Font"/>
     <w:uiPriority w:val="1"/>
+    <w:semiHidden/>
     <w:unhideWhenUsed/>
   </w:style>
   <w:style w:type="table" w:default="1" w:styleId="a1">

--- a/ЭТАП 0.docx
+++ b/ЭТАП 0.docx
@@ -2837,14 +2837,16 @@
         <w:rPr>
           <w:b/>
           <w:bCs/>
-          <w:lang w:val="en-US"/>
-        </w:rPr>
-      </w:pPr>
-      <w:proofErr w:type="spellStart"/>
-      <w:r>
-        <w:rPr>
-          <w:b/>
-          <w:bCs/>
+          <w:highlight w:val="yellow"/>
+          <w:lang w:val="en-US"/>
+        </w:rPr>
+      </w:pPr>
+      <w:proofErr w:type="spellStart"/>
+      <w:r>
+        <w:rPr>
+          <w:b/>
+          <w:bCs/>
+          <w:highlight w:val="yellow"/>
         </w:rPr>
         <w:t>Промт</w:t>
       </w:r>
@@ -2853,6 +2855,7 @@
         <w:rPr>
           <w:b/>
           <w:bCs/>
+          <w:highlight w:val="yellow"/>
           <w:lang w:val="en-US"/>
         </w:rPr>
         <w:t xml:space="preserve"> 2.2: Offline Fallback UI</w:t>
@@ -2864,13 +2867,15 @@
         <w:ind w:firstLine="709"/>
         <w:jc w:val="both"/>
         <w:rPr>
-          <w:lang w:val="en-US"/>
-        </w:rPr>
-      </w:pPr>
-      <w:r>
-        <w:rPr>
-          <w:b/>
-          <w:bCs/>
+          <w:highlight w:val="yellow"/>
+          <w:lang w:val="en-US"/>
+        </w:rPr>
+      </w:pPr>
+      <w:r>
+        <w:rPr>
+          <w:b/>
+          <w:bCs/>
+          <w:highlight w:val="yellow"/>
           <w:lang w:val="en-US"/>
         </w:rPr>
         <w:t>plain</w:t>
@@ -2882,11 +2887,13 @@
         <w:ind w:firstLine="709"/>
         <w:jc w:val="both"/>
         <w:rPr>
-          <w:lang w:val="en-US"/>
-        </w:rPr>
-      </w:pPr>
-      <w:r>
-        <w:rPr>
+          <w:highlight w:val="yellow"/>
+          <w:lang w:val="en-US"/>
+        </w:rPr>
+      </w:pPr>
+      <w:r>
+        <w:rPr>
+          <w:highlight w:val="yellow"/>
           <w:lang w:val="en-US"/>
         </w:rPr>
         <w:t>Copy</w:t>
@@ -2898,23 +2905,32 @@
         <w:ind w:firstLine="709"/>
         <w:jc w:val="both"/>
         <w:rPr>
-          <w:lang w:val="en-US"/>
-        </w:rPr>
-      </w:pPr>
-      <w:r>
+          <w:highlight w:val="yellow"/>
+          <w:lang w:val="en-US"/>
+        </w:rPr>
+      </w:pPr>
+      <w:r>
+        <w:rPr>
+          <w:highlight w:val="yellow"/>
+        </w:rPr>
         <w:t>Создай</w:t>
       </w:r>
       <w:r>
         <w:rPr>
+          <w:highlight w:val="yellow"/>
           <w:lang w:val="en-US"/>
         </w:rPr>
         <w:t xml:space="preserve"> offline-first UI </w:t>
       </w:r>
       <w:r>
+        <w:rPr>
+          <w:highlight w:val="yellow"/>
+        </w:rPr>
         <w:t>компоненты</w:t>
       </w:r>
       <w:r>
         <w:rPr>
+          <w:highlight w:val="yellow"/>
           <w:lang w:val="en-US"/>
         </w:rPr>
         <w:t xml:space="preserve"> Livewire:</w:t>
@@ -2926,65 +2942,91 @@
         <w:ind w:firstLine="709"/>
         <w:jc w:val="both"/>
         <w:rPr>
-          <w:lang w:val="en-US"/>
-        </w:rPr>
-      </w:pPr>
-      <w:r>
-        <w:rPr>
+          <w:highlight w:val="yellow"/>
+          <w:lang w:val="en-US"/>
+        </w:rPr>
+      </w:pPr>
+      <w:r>
+        <w:rPr>
+          <w:highlight w:val="yellow"/>
           <w:lang w:val="en-US"/>
         </w:rPr>
         <w:t xml:space="preserve">1. </w:t>
       </w:r>
       <w:r>
+        <w:rPr>
+          <w:highlight w:val="yellow"/>
+        </w:rPr>
         <w:t>Компонент</w:t>
       </w:r>
       <w:r>
         <w:rPr>
+          <w:highlight w:val="yellow"/>
           <w:lang w:val="en-US"/>
         </w:rPr>
         <w:t xml:space="preserve"> resources/views/components/offline-indicator.blade.php: </w:t>
       </w:r>
       <w:r>
+        <w:rPr>
+          <w:highlight w:val="yellow"/>
+        </w:rPr>
         <w:t>показывает</w:t>
       </w:r>
       <w:r>
         <w:rPr>
-          <w:lang w:val="en-US"/>
-        </w:rPr>
-        <w:t xml:space="preserve"> </w:t>
-      </w:r>
-      <w:r>
+          <w:highlight w:val="yellow"/>
+          <w:lang w:val="en-US"/>
+        </w:rPr>
+        <w:t xml:space="preserve"> </w:t>
+      </w:r>
+      <w:r>
+        <w:rPr>
+          <w:highlight w:val="yellow"/>
+        </w:rPr>
         <w:t>баннер</w:t>
       </w:r>
       <w:r>
         <w:rPr>
+          <w:highlight w:val="yellow"/>
           <w:lang w:val="en-US"/>
         </w:rPr>
         <w:t xml:space="preserve"> "</w:t>
       </w:r>
       <w:r>
+        <w:rPr>
+          <w:highlight w:val="yellow"/>
+        </w:rPr>
         <w:t>Офлайн</w:t>
       </w:r>
       <w:r>
         <w:rPr>
-          <w:lang w:val="en-US"/>
-        </w:rPr>
-        <w:t xml:space="preserve"> </w:t>
-      </w:r>
-      <w:r>
+          <w:highlight w:val="yellow"/>
+          <w:lang w:val="en-US"/>
+        </w:rPr>
+        <w:t xml:space="preserve"> </w:t>
+      </w:r>
+      <w:r>
+        <w:rPr>
+          <w:highlight w:val="yellow"/>
+        </w:rPr>
         <w:t>режим</w:t>
       </w:r>
       <w:r>
         <w:rPr>
+          <w:highlight w:val="yellow"/>
           <w:lang w:val="en-US"/>
         </w:rPr>
         <w:t xml:space="preserve">" </w:t>
       </w:r>
       <w:r>
+        <w:rPr>
+          <w:highlight w:val="yellow"/>
+        </w:rPr>
         <w:t>когда</w:t>
       </w:r>
       <w:r>
         <w:rPr>
+          <w:highlight w:val="yellow"/>
           <w:lang w:val="en-US"/>
         </w:rPr>
         <w:t xml:space="preserve"> </w:t>
@@ -2992,6 +3034,7 @@
       <w:proofErr w:type="gramStart"/>
       <w:r>
         <w:rPr>
+          <w:highlight w:val="yellow"/>
           <w:lang w:val="en-US"/>
         </w:rPr>
         <w:t>navigator.onLine</w:t>
@@ -2999,24 +3042,33 @@
       <w:proofErr w:type="gramEnd"/>
       <w:r>
         <w:rPr>
+          <w:highlight w:val="yellow"/>
           <w:lang w:val="en-US"/>
         </w:rPr>
         <w:t xml:space="preserve"> === false, </w:t>
       </w:r>
       <w:r>
+        <w:rPr>
+          <w:highlight w:val="yellow"/>
+        </w:rPr>
         <w:t>скрывает</w:t>
       </w:r>
       <w:r>
         <w:rPr>
-          <w:lang w:val="en-US"/>
-        </w:rPr>
-        <w:t xml:space="preserve"> </w:t>
-      </w:r>
-      <w:r>
+          <w:highlight w:val="yellow"/>
+          <w:lang w:val="en-US"/>
+        </w:rPr>
+        <w:t xml:space="preserve"> </w:t>
+      </w:r>
+      <w:r>
+        <w:rPr>
+          <w:highlight w:val="yellow"/>
+        </w:rPr>
         <w:t>при</w:t>
       </w:r>
       <w:r>
         <w:rPr>
+          <w:highlight w:val="yellow"/>
           <w:lang w:val="en-US"/>
         </w:rPr>
         <w:t xml:space="preserve"> online</w:t>
@@ -3028,106 +3080,151 @@
         <w:ind w:firstLine="709"/>
         <w:jc w:val="both"/>
         <w:rPr>
-          <w:lang w:val="en-US"/>
-        </w:rPr>
-      </w:pPr>
-      <w:r>
-        <w:rPr>
+          <w:highlight w:val="yellow"/>
+          <w:lang w:val="en-US"/>
+        </w:rPr>
+      </w:pPr>
+      <w:r>
+        <w:rPr>
+          <w:highlight w:val="yellow"/>
           <w:lang w:val="en-US"/>
         </w:rPr>
         <w:t xml:space="preserve">2. </w:t>
       </w:r>
       <w:r>
+        <w:rPr>
+          <w:highlight w:val="yellow"/>
+        </w:rPr>
         <w:t>Компонент</w:t>
       </w:r>
       <w:r>
         <w:rPr>
+          <w:highlight w:val="yellow"/>
           <w:lang w:val="en-US"/>
         </w:rPr>
         <w:t xml:space="preserve"> resources/views/components/offline-fallback.blade.php: </w:t>
       </w:r>
       <w:r>
+        <w:rPr>
+          <w:highlight w:val="yellow"/>
+        </w:rPr>
         <w:t>обертка</w:t>
       </w:r>
       <w:r>
         <w:rPr>
-          <w:lang w:val="en-US"/>
-        </w:rPr>
-        <w:t xml:space="preserve"> </w:t>
-      </w:r>
-      <w:r>
+          <w:highlight w:val="yellow"/>
+          <w:lang w:val="en-US"/>
+        </w:rPr>
+        <w:t xml:space="preserve"> </w:t>
+      </w:r>
+      <w:r>
+        <w:rPr>
+          <w:highlight w:val="yellow"/>
+        </w:rPr>
         <w:t>которая</w:t>
       </w:r>
       <w:r>
         <w:rPr>
-          <w:lang w:val="en-US"/>
-        </w:rPr>
-        <w:t xml:space="preserve"> </w:t>
-      </w:r>
-      <w:r>
+          <w:highlight w:val="yellow"/>
+          <w:lang w:val="en-US"/>
+        </w:rPr>
+        <w:t xml:space="preserve"> </w:t>
+      </w:r>
+      <w:r>
+        <w:rPr>
+          <w:highlight w:val="yellow"/>
+        </w:rPr>
         <w:t>показывает</w:t>
       </w:r>
       <w:r>
         <w:rPr>
-          <w:lang w:val="en-US"/>
-        </w:rPr>
-        <w:t xml:space="preserve"> </w:t>
-      </w:r>
-      <w:r>
+          <w:highlight w:val="yellow"/>
+          <w:lang w:val="en-US"/>
+        </w:rPr>
+        <w:t xml:space="preserve"> </w:t>
+      </w:r>
+      <w:r>
+        <w:rPr>
+          <w:highlight w:val="yellow"/>
+        </w:rPr>
         <w:t>слот</w:t>
       </w:r>
       <w:r>
         <w:rPr>
+          <w:highlight w:val="yellow"/>
           <w:lang w:val="en-US"/>
         </w:rPr>
         <w:t xml:space="preserve"> "</w:t>
       </w:r>
       <w:r>
+        <w:rPr>
+          <w:highlight w:val="yellow"/>
+        </w:rPr>
         <w:t>Контент</w:t>
       </w:r>
       <w:r>
         <w:rPr>
-          <w:lang w:val="en-US"/>
-        </w:rPr>
-        <w:t xml:space="preserve"> </w:t>
-      </w:r>
-      <w:r>
+          <w:highlight w:val="yellow"/>
+          <w:lang w:val="en-US"/>
+        </w:rPr>
+        <w:t xml:space="preserve"> </w:t>
+      </w:r>
+      <w:r>
+        <w:rPr>
+          <w:highlight w:val="yellow"/>
+        </w:rPr>
         <w:t>недоступен</w:t>
       </w:r>
       <w:r>
         <w:rPr>
-          <w:lang w:val="en-US"/>
-        </w:rPr>
-        <w:t xml:space="preserve"> </w:t>
-      </w:r>
-      <w:r>
+          <w:highlight w:val="yellow"/>
+          <w:lang w:val="en-US"/>
+        </w:rPr>
+        <w:t xml:space="preserve"> </w:t>
+      </w:r>
+      <w:r>
+        <w:rPr>
+          <w:highlight w:val="yellow"/>
+        </w:rPr>
         <w:t>офлайн</w:t>
       </w:r>
       <w:r>
         <w:rPr>
+          <w:highlight w:val="yellow"/>
           <w:lang w:val="en-US"/>
         </w:rPr>
         <w:t xml:space="preserve">" </w:t>
       </w:r>
       <w:r>
+        <w:rPr>
+          <w:highlight w:val="yellow"/>
+        </w:rPr>
         <w:t>если</w:t>
       </w:r>
       <w:r>
         <w:rPr>
-          <w:lang w:val="en-US"/>
-        </w:rPr>
-        <w:t xml:space="preserve"> </w:t>
-      </w:r>
-      <w:r>
+          <w:highlight w:val="yellow"/>
+          <w:lang w:val="en-US"/>
+        </w:rPr>
+        <w:t xml:space="preserve"> </w:t>
+      </w:r>
+      <w:r>
+        <w:rPr>
+          <w:highlight w:val="yellow"/>
+        </w:rPr>
         <w:t>нет</w:t>
       </w:r>
       <w:r>
         <w:rPr>
-          <w:lang w:val="en-US"/>
-        </w:rPr>
-        <w:t xml:space="preserve"> </w:t>
-      </w:r>
-      <w:r>
+          <w:highlight w:val="yellow"/>
+          <w:lang w:val="en-US"/>
+        </w:rPr>
+        <w:t xml:space="preserve"> </w:t>
+      </w:r>
+      <w:r>
+        <w:rPr>
+          <w:highlight w:val="yellow"/>
+        </w:rPr>
         <w:t>кэша</w:t>
       </w:r>
     </w:p>
@@ -3136,56 +3233,98 @@
         <w:spacing w:after="0"/>
         <w:ind w:firstLine="709"/>
         <w:jc w:val="both"/>
-      </w:pPr>
-      <w:r>
+        <w:rPr>
+          <w:highlight w:val="yellow"/>
+        </w:rPr>
+      </w:pPr>
+      <w:r>
+        <w:rPr>
+          <w:highlight w:val="yellow"/>
+        </w:rPr>
         <w:t xml:space="preserve">3. Создай страницу </w:t>
       </w:r>
       <w:proofErr w:type="spellStart"/>
       <w:r>
+        <w:rPr>
+          <w:highlight w:val="yellow"/>
+        </w:rPr>
         <w:t>resources</w:t>
       </w:r>
       <w:proofErr w:type="spellEnd"/>
       <w:r>
+        <w:rPr>
+          <w:highlight w:val="yellow"/>
+        </w:rPr>
         <w:t>/</w:t>
       </w:r>
       <w:proofErr w:type="spellStart"/>
       <w:r>
+        <w:rPr>
+          <w:highlight w:val="yellow"/>
+        </w:rPr>
         <w:t>views</w:t>
       </w:r>
       <w:proofErr w:type="spellEnd"/>
       <w:r>
+        <w:rPr>
+          <w:highlight w:val="yellow"/>
+        </w:rPr>
         <w:t>/</w:t>
       </w:r>
       <w:proofErr w:type="spellStart"/>
       <w:r>
+        <w:rPr>
+          <w:highlight w:val="yellow"/>
+        </w:rPr>
         <w:t>offline.blade.php</w:t>
       </w:r>
       <w:proofErr w:type="spellEnd"/>
       <w:r>
+        <w:rPr>
+          <w:highlight w:val="yellow"/>
+        </w:rPr>
         <w:t xml:space="preserve"> с базовым HTML которая </w:t>
       </w:r>
       <w:proofErr w:type="gramStart"/>
       <w:r>
+        <w:rPr>
+          <w:highlight w:val="yellow"/>
+        </w:rPr>
         <w:t>показывается</w:t>
       </w:r>
       <w:proofErr w:type="gramEnd"/>
       <w:r>
+        <w:rPr>
+          <w:highlight w:val="yellow"/>
+        </w:rPr>
         <w:t xml:space="preserve"> когда SW не может достучаться до сети (</w:t>
       </w:r>
       <w:proofErr w:type="spellStart"/>
       <w:r>
+        <w:rPr>
+          <w:highlight w:val="yellow"/>
+        </w:rPr>
         <w:t>fallback</w:t>
       </w:r>
       <w:proofErr w:type="spellEnd"/>
       <w:r>
-        <w:t xml:space="preserve"> </w:t>
-      </w:r>
-      <w:proofErr w:type="spellStart"/>
-      <w:r>
+        <w:rPr>
+          <w:highlight w:val="yellow"/>
+        </w:rPr>
+        <w:t xml:space="preserve"> </w:t>
+      </w:r>
+      <w:proofErr w:type="spellStart"/>
+      <w:r>
+        <w:rPr>
+          <w:highlight w:val="yellow"/>
+        </w:rPr>
         <w:t>page</w:t>
       </w:r>
       <w:proofErr w:type="spellEnd"/>
       <w:r>
+        <w:rPr>
+          <w:highlight w:val="yellow"/>
+        </w:rPr>
         <w:t xml:space="preserve"> в манифесте)</w:t>
       </w:r>
     </w:p>
@@ -3196,54 +3335,93 @@
         <w:jc w:val="both"/>
       </w:pPr>
       <w:r>
+        <w:rPr>
+          <w:highlight w:val="yellow"/>
+        </w:rPr>
         <w:t xml:space="preserve">4. Добавь в app.js слушатели событий </w:t>
       </w:r>
       <w:proofErr w:type="spellStart"/>
       <w:r>
+        <w:rPr>
+          <w:highlight w:val="yellow"/>
+        </w:rPr>
         <w:t>online</w:t>
       </w:r>
       <w:proofErr w:type="spellEnd"/>
       <w:r>
+        <w:rPr>
+          <w:highlight w:val="yellow"/>
+        </w:rPr>
         <w:t>/</w:t>
       </w:r>
       <w:proofErr w:type="spellStart"/>
       <w:r>
+        <w:rPr>
+          <w:highlight w:val="yellow"/>
+        </w:rPr>
         <w:t>offline</w:t>
       </w:r>
       <w:proofErr w:type="spellEnd"/>
       <w:r>
+        <w:rPr>
+          <w:highlight w:val="yellow"/>
+        </w:rPr>
         <w:t xml:space="preserve"> которые </w:t>
       </w:r>
       <w:proofErr w:type="spellStart"/>
       <w:r>
+        <w:rPr>
+          <w:highlight w:val="yellow"/>
+        </w:rPr>
         <w:t>dispatch</w:t>
       </w:r>
       <w:proofErr w:type="spellEnd"/>
       <w:r>
-        <w:t xml:space="preserve"> </w:t>
-      </w:r>
-      <w:proofErr w:type="spellStart"/>
-      <w:r>
+        <w:rPr>
+          <w:highlight w:val="yellow"/>
+        </w:rPr>
+        <w:t xml:space="preserve"> </w:t>
+      </w:r>
+      <w:proofErr w:type="spellStart"/>
+      <w:r>
+        <w:rPr>
+          <w:highlight w:val="yellow"/>
+        </w:rPr>
         <w:t>Livewire</w:t>
       </w:r>
       <w:proofErr w:type="spellEnd"/>
       <w:r>
+        <w:rPr>
+          <w:highlight w:val="yellow"/>
+        </w:rPr>
         <w:t xml:space="preserve"> события '</w:t>
       </w:r>
       <w:proofErr w:type="spellStart"/>
       <w:r>
+        <w:rPr>
+          <w:highlight w:val="yellow"/>
+        </w:rPr>
         <w:t>browser-online</w:t>
       </w:r>
       <w:proofErr w:type="spellEnd"/>
       <w:r>
+        <w:rPr>
+          <w:highlight w:val="yellow"/>
+        </w:rPr>
         <w:t>' / '</w:t>
       </w:r>
       <w:proofErr w:type="spellStart"/>
       <w:r>
+        <w:rPr>
+          <w:highlight w:val="yellow"/>
+        </w:rPr>
         <w:t>browser-offline</w:t>
       </w:r>
       <w:proofErr w:type="spellEnd"/>
       <w:r>
+        <w:rPr>
+          <w:highlight w:val="yellow"/>
+        </w:rPr>
         <w:t>'</w:t>
       </w:r>
     </w:p>
@@ -3267,12 +3445,14 @@
         <w:rPr>
           <w:b/>
           <w:bCs/>
-        </w:rPr>
-      </w:pPr>
-      <w:r>
-        <w:rPr>
-          <w:b/>
-          <w:bCs/>
+          <w:highlight w:val="yellow"/>
+        </w:rPr>
+      </w:pPr>
+      <w:r>
+        <w:rPr>
+          <w:b/>
+          <w:bCs/>
+          <w:highlight w:val="yellow"/>
         </w:rPr>
         <w:t xml:space="preserve">ЭТАП 3: </w:t>
       </w:r>
@@ -3281,6 +3461,7 @@
         <w:rPr>
           <w:b/>
           <w:bCs/>
+          <w:highlight w:val="yellow"/>
         </w:rPr>
         <w:t>Offline-first</w:t>
       </w:r>
@@ -3289,6 +3470,7 @@
         <w:rPr>
           <w:b/>
           <w:bCs/>
+          <w:highlight w:val="yellow"/>
         </w:rPr>
         <w:t xml:space="preserve"> Корзина (Dexie.js + </w:t>
       </w:r>
@@ -3297,6 +3479,7 @@
         <w:rPr>
           <w:b/>
           <w:bCs/>
+          <w:highlight w:val="yellow"/>
         </w:rPr>
         <w:t>Livewire</w:t>
       </w:r>
@@ -3305,6 +3488,7 @@
         <w:rPr>
           <w:b/>
           <w:bCs/>
+          <w:highlight w:val="yellow"/>
         </w:rPr>
         <w:t>)</w:t>
       </w:r>
@@ -3317,14 +3501,16 @@
         <w:rPr>
           <w:b/>
           <w:bCs/>
-          <w:lang w:val="en-US"/>
-        </w:rPr>
-      </w:pPr>
-      <w:proofErr w:type="spellStart"/>
-      <w:r>
-        <w:rPr>
-          <w:b/>
-          <w:bCs/>
+          <w:highlight w:val="yellow"/>
+          <w:lang w:val="en-US"/>
+        </w:rPr>
+      </w:pPr>
+      <w:proofErr w:type="spellStart"/>
+      <w:r>
+        <w:rPr>
+          <w:b/>
+          <w:bCs/>
+          <w:highlight w:val="yellow"/>
         </w:rPr>
         <w:t>Промт</w:t>
       </w:r>
@@ -3333,6 +3519,7 @@
         <w:rPr>
           <w:b/>
           <w:bCs/>
+          <w:highlight w:val="yellow"/>
           <w:lang w:val="en-US"/>
         </w:rPr>
         <w:t xml:space="preserve"> 3.1: </w:t>
@@ -3342,6 +3529,7 @@
         <w:rPr>
           <w:b/>
           <w:bCs/>
+          <w:highlight w:val="yellow"/>
           <w:lang w:val="en-US"/>
         </w:rPr>
         <w:t>IndexedDB</w:t>
@@ -3351,14 +3539,16 @@
         <w:rPr>
           <w:b/>
           <w:bCs/>
-          <w:lang w:val="en-US"/>
-        </w:rPr>
-        <w:t xml:space="preserve"> </w:t>
-      </w:r>
-      <w:r>
-        <w:rPr>
-          <w:b/>
-          <w:bCs/>
+          <w:highlight w:val="yellow"/>
+          <w:lang w:val="en-US"/>
+        </w:rPr>
+        <w:t xml:space="preserve"> </w:t>
+      </w:r>
+      <w:r>
+        <w:rPr>
+          <w:b/>
+          <w:bCs/>
+          <w:highlight w:val="yellow"/>
         </w:rPr>
         <w:t>Сервис</w:t>
       </w:r>
@@ -3366,6 +3556,7 @@
         <w:rPr>
           <w:b/>
           <w:bCs/>
+          <w:highlight w:val="yellow"/>
           <w:lang w:val="en-US"/>
         </w:rPr>
         <w:t xml:space="preserve"> (JavaScript)</w:t>
@@ -3377,13 +3568,15 @@
         <w:ind w:firstLine="709"/>
         <w:jc w:val="both"/>
         <w:rPr>
-          <w:lang w:val="en-US"/>
-        </w:rPr>
-      </w:pPr>
-      <w:r>
-        <w:rPr>
-          <w:b/>
-          <w:bCs/>
+          <w:highlight w:val="yellow"/>
+          <w:lang w:val="en-US"/>
+        </w:rPr>
+      </w:pPr>
+      <w:r>
+        <w:rPr>
+          <w:b/>
+          <w:bCs/>
+          <w:highlight w:val="yellow"/>
           <w:lang w:val="en-US"/>
         </w:rPr>
         <w:t>plain</w:t>
@@ -3395,11 +3588,13 @@
         <w:ind w:firstLine="709"/>
         <w:jc w:val="both"/>
         <w:rPr>
-          <w:lang w:val="en-US"/>
-        </w:rPr>
-      </w:pPr>
-      <w:r>
-        <w:rPr>
+          <w:highlight w:val="yellow"/>
+          <w:lang w:val="en-US"/>
+        </w:rPr>
+      </w:pPr>
+      <w:r>
+        <w:rPr>
+          <w:highlight w:val="yellow"/>
           <w:lang w:val="en-US"/>
         </w:rPr>
         <w:t>Copy</w:t>
@@ -3411,32 +3606,45 @@
         <w:ind w:firstLine="709"/>
         <w:jc w:val="both"/>
         <w:rPr>
-          <w:lang w:val="en-US"/>
-        </w:rPr>
-      </w:pPr>
-      <w:r>
+          <w:highlight w:val="yellow"/>
+          <w:lang w:val="en-US"/>
+        </w:rPr>
+      </w:pPr>
+      <w:r>
+        <w:rPr>
+          <w:highlight w:val="yellow"/>
+        </w:rPr>
         <w:t>Создай</w:t>
       </w:r>
       <w:r>
         <w:rPr>
+          <w:highlight w:val="yellow"/>
           <w:lang w:val="en-US"/>
         </w:rPr>
         <w:t xml:space="preserve"> JavaScript </w:t>
       </w:r>
       <w:r>
+        <w:rPr>
+          <w:highlight w:val="yellow"/>
+        </w:rPr>
         <w:t>сервис</w:t>
       </w:r>
       <w:r>
         <w:rPr>
+          <w:highlight w:val="yellow"/>
           <w:lang w:val="en-US"/>
         </w:rPr>
         <w:t xml:space="preserve"> resources/js/services/CartService.js </w:t>
       </w:r>
       <w:r>
+        <w:rPr>
+          <w:highlight w:val="yellow"/>
+        </w:rPr>
         <w:t>использующий</w:t>
       </w:r>
       <w:r>
         <w:rPr>
+          <w:highlight w:val="yellow"/>
           <w:lang w:val="en-US"/>
         </w:rPr>
         <w:t xml:space="preserve"> Dexie.js:</w:t>
@@ -3447,16 +3655,28 @@
         <w:spacing w:after="0"/>
         <w:ind w:firstLine="709"/>
         <w:jc w:val="both"/>
-      </w:pPr>
-      <w:r>
+        <w:rPr>
+          <w:highlight w:val="yellow"/>
+        </w:rPr>
+      </w:pPr>
+      <w:r>
+        <w:rPr>
+          <w:highlight w:val="yellow"/>
+        </w:rPr>
         <w:t>1. Инициализация БД '</w:t>
       </w:r>
       <w:proofErr w:type="spellStart"/>
       <w:r>
+        <w:rPr>
+          <w:highlight w:val="yellow"/>
+        </w:rPr>
         <w:t>RestoCart</w:t>
       </w:r>
       <w:proofErr w:type="spellEnd"/>
       <w:r>
+        <w:rPr>
+          <w:highlight w:val="yellow"/>
+        </w:rPr>
         <w:t>' версии 1 со схемами:</w:t>
       </w:r>
     </w:p>
@@ -3466,14 +3686,19 @@
         <w:ind w:firstLine="709"/>
         <w:jc w:val="both"/>
         <w:rPr>
-          <w:lang w:val="en-US"/>
-        </w:rPr>
-      </w:pPr>
-      <w:r>
+          <w:highlight w:val="yellow"/>
+          <w:lang w:val="en-US"/>
+        </w:rPr>
+      </w:pPr>
+      <w:r>
+        <w:rPr>
+          <w:highlight w:val="yellow"/>
+        </w:rPr>
         <w:t xml:space="preserve">   </w:t>
       </w:r>
       <w:r>
         <w:rPr>
+          <w:highlight w:val="yellow"/>
           <w:lang w:val="en-US"/>
         </w:rPr>
         <w:t>- cart: ++id, vendorId, productId, modifiersHash, quantity, price, addedAt</w:t>
@@ -3485,11 +3710,13 @@
         <w:ind w:firstLine="709"/>
         <w:jc w:val="both"/>
         <w:rPr>
-          <w:lang w:val="en-US"/>
-        </w:rPr>
-      </w:pPr>
-      <w:r>
-        <w:rPr>
+          <w:highlight w:val="yellow"/>
+          <w:lang w:val="en-US"/>
+        </w:rPr>
+      </w:pPr>
+      <w:r>
+        <w:rPr>
+          <w:highlight w:val="yellow"/>
           <w:lang w:val="en-US"/>
         </w:rPr>
         <w:t xml:space="preserve">   - pendingOrders: ++id, payload, retries, createdAt</w:t>
@@ -3501,20 +3728,26 @@
         <w:ind w:firstLine="709"/>
         <w:jc w:val="both"/>
         <w:rPr>
-          <w:lang w:val="en-US"/>
-        </w:rPr>
-      </w:pPr>
-      <w:r>
-        <w:rPr>
+          <w:highlight w:val="yellow"/>
+          <w:lang w:val="en-US"/>
+        </w:rPr>
+      </w:pPr>
+      <w:r>
+        <w:rPr>
+          <w:highlight w:val="yellow"/>
           <w:lang w:val="en-US"/>
         </w:rPr>
         <w:t xml:space="preserve">2. </w:t>
       </w:r>
       <w:r>
+        <w:rPr>
+          <w:highlight w:val="yellow"/>
+        </w:rPr>
         <w:t>Методы</w:t>
       </w:r>
       <w:r>
         <w:rPr>
+          <w:highlight w:val="yellow"/>
           <w:lang w:val="en-US"/>
         </w:rPr>
         <w:t>:</w:t>
@@ -3526,11 +3759,13 @@
         <w:ind w:firstLine="709"/>
         <w:jc w:val="both"/>
         <w:rPr>
-          <w:lang w:val="en-US"/>
-        </w:rPr>
-      </w:pPr>
-      <w:r>
-        <w:rPr>
+          <w:highlight w:val="yellow"/>
+          <w:lang w:val="en-US"/>
+        </w:rPr>
+      </w:pPr>
+      <w:r>
+        <w:rPr>
+          <w:highlight w:val="yellow"/>
           <w:lang w:val="en-US"/>
         </w:rPr>
         <w:t xml:space="preserve">   - </w:t>
@@ -3538,6 +3773,7 @@
       <w:proofErr w:type="gramStart"/>
       <w:r>
         <w:rPr>
+          <w:highlight w:val="yellow"/>
           <w:lang w:val="en-US"/>
         </w:rPr>
         <w:t>addItem(</w:t>
@@ -3545,47 +3781,67 @@
       <w:proofErr w:type="gramEnd"/>
       <w:r>
         <w:rPr>
+          <w:highlight w:val="yellow"/>
           <w:lang w:val="en-US"/>
         </w:rPr>
         <w:t xml:space="preserve">productId, vendorId, modifiers, price): </w:t>
       </w:r>
       <w:r>
+        <w:rPr>
+          <w:highlight w:val="yellow"/>
+        </w:rPr>
         <w:t>добавляет</w:t>
       </w:r>
       <w:r>
         <w:rPr>
-          <w:lang w:val="en-US"/>
-        </w:rPr>
-        <w:t xml:space="preserve"> </w:t>
-      </w:r>
-      <w:r>
+          <w:highlight w:val="yellow"/>
+          <w:lang w:val="en-US"/>
+        </w:rPr>
+        <w:t xml:space="preserve"> </w:t>
+      </w:r>
+      <w:r>
+        <w:rPr>
+          <w:highlight w:val="yellow"/>
+        </w:rPr>
         <w:t>или</w:t>
       </w:r>
       <w:r>
         <w:rPr>
-          <w:lang w:val="en-US"/>
-        </w:rPr>
-        <w:t xml:space="preserve"> </w:t>
-      </w:r>
-      <w:r>
+          <w:highlight w:val="yellow"/>
+          <w:lang w:val="en-US"/>
+        </w:rPr>
+        <w:t xml:space="preserve"> </w:t>
+      </w:r>
+      <w:r>
+        <w:rPr>
+          <w:highlight w:val="yellow"/>
+        </w:rPr>
         <w:t>обновляет</w:t>
       </w:r>
       <w:r>
         <w:rPr>
+          <w:highlight w:val="yellow"/>
           <w:lang w:val="en-US"/>
         </w:rPr>
         <w:t xml:space="preserve"> quantity </w:t>
       </w:r>
       <w:r>
+        <w:rPr>
+          <w:highlight w:val="yellow"/>
+        </w:rPr>
         <w:t>если</w:t>
       </w:r>
       <w:r>
         <w:rPr>
+          <w:highlight w:val="yellow"/>
           <w:lang w:val="en-US"/>
         </w:rPr>
         <w:t xml:space="preserve"> modifiersHash </w:t>
       </w:r>
       <w:r>
+        <w:rPr>
+          <w:highlight w:val="yellow"/>
+        </w:rPr>
         <w:t>совпадает</w:t>
       </w:r>
     </w:p>
@@ -3595,11 +3851,13 @@
         <w:ind w:firstLine="709"/>
         <w:jc w:val="both"/>
         <w:rPr>
-          <w:lang w:val="en-US"/>
-        </w:rPr>
-      </w:pPr>
-      <w:r>
-        <w:rPr>
+          <w:highlight w:val="yellow"/>
+          <w:lang w:val="en-US"/>
+        </w:rPr>
+      </w:pPr>
+      <w:r>
+        <w:rPr>
+          <w:highlight w:val="yellow"/>
           <w:lang w:val="en-US"/>
         </w:rPr>
         <w:t xml:space="preserve">   - removeItem(id)</w:t>
@@ -3611,11 +3869,13 @@
         <w:ind w:firstLine="709"/>
         <w:jc w:val="both"/>
         <w:rPr>
-          <w:lang w:val="en-US"/>
-        </w:rPr>
-      </w:pPr>
-      <w:r>
-        <w:rPr>
+          <w:highlight w:val="yellow"/>
+          <w:lang w:val="en-US"/>
+        </w:rPr>
+      </w:pPr>
+      <w:r>
+        <w:rPr>
+          <w:highlight w:val="yellow"/>
           <w:lang w:val="en-US"/>
         </w:rPr>
         <w:t xml:space="preserve">   - updateQuantity(id, quantity)</w:t>
@@ -3626,38 +3886,63 @@
         <w:spacing w:after="0"/>
         <w:ind w:firstLine="709"/>
         <w:jc w:val="both"/>
-      </w:pPr>
-      <w:r>
-        <w:rPr>
+        <w:rPr>
+          <w:highlight w:val="yellow"/>
+        </w:rPr>
+      </w:pPr>
+      <w:r>
+        <w:rPr>
+          <w:highlight w:val="yellow"/>
           <w:lang w:val="en-US"/>
         </w:rPr>
         <w:t xml:space="preserve">   </w:t>
       </w:r>
       <w:r>
+        <w:rPr>
+          <w:highlight w:val="yellow"/>
+        </w:rPr>
         <w:t xml:space="preserve">- </w:t>
       </w:r>
       <w:proofErr w:type="spellStart"/>
       <w:r>
+        <w:rPr>
+          <w:highlight w:val="yellow"/>
+        </w:rPr>
         <w:t>getCartByVendor</w:t>
       </w:r>
       <w:proofErr w:type="spellEnd"/>
       <w:r>
+        <w:rPr>
+          <w:highlight w:val="yellow"/>
+        </w:rPr>
         <w:t>(</w:t>
       </w:r>
       <w:proofErr w:type="spellStart"/>
       <w:r>
+        <w:rPr>
+          <w:highlight w:val="yellow"/>
+        </w:rPr>
         <w:t>vendorId</w:t>
       </w:r>
       <w:proofErr w:type="spellEnd"/>
       <w:r>
+        <w:rPr>
+          <w:highlight w:val="yellow"/>
+        </w:rPr>
         <w:t xml:space="preserve">): возвращает все </w:t>
       </w:r>
       <w:proofErr w:type="spellStart"/>
       <w:r>
+        <w:rPr>
+          <w:highlight w:val="yellow"/>
+        </w:rPr>
         <w:t>items</w:t>
       </w:r>
       <w:proofErr w:type="spellEnd"/>
       <w:r>
+        <w:rPr>
+          <w:highlight w:val="yellow"/>
+        </w:rPr>
         <w:t xml:space="preserve"> для конкретного ресторана</w:t>
       </w:r>
     </w:p>
@@ -3666,24 +3951,42 @@
         <w:spacing w:after="0"/>
         <w:ind w:firstLine="709"/>
         <w:jc w:val="both"/>
-      </w:pPr>
-      <w:r>
+        <w:rPr>
+          <w:highlight w:val="yellow"/>
+        </w:rPr>
+      </w:pPr>
+      <w:r>
+        <w:rPr>
+          <w:highlight w:val="yellow"/>
+        </w:rPr>
         <w:t xml:space="preserve">   - </w:t>
       </w:r>
       <w:proofErr w:type="spellStart"/>
       <w:r>
+        <w:rPr>
+          <w:highlight w:val="yellow"/>
+        </w:rPr>
         <w:t>clearVendorCart</w:t>
       </w:r>
       <w:proofErr w:type="spellEnd"/>
       <w:r>
+        <w:rPr>
+          <w:highlight w:val="yellow"/>
+        </w:rPr>
         <w:t>(</w:t>
       </w:r>
       <w:proofErr w:type="spellStart"/>
       <w:r>
+        <w:rPr>
+          <w:highlight w:val="yellow"/>
+        </w:rPr>
         <w:t>vendorId</w:t>
       </w:r>
       <w:proofErr w:type="spellEnd"/>
       <w:r>
+        <w:rPr>
+          <w:highlight w:val="yellow"/>
+        </w:rPr>
         <w:t>): удаляет всю корзину ресторана</w:t>
       </w:r>
     </w:p>
@@ -3692,21 +3995,36 @@
         <w:spacing w:after="0"/>
         <w:ind w:firstLine="709"/>
         <w:jc w:val="both"/>
-      </w:pPr>
-      <w:r>
+        <w:rPr>
+          <w:highlight w:val="yellow"/>
+        </w:rPr>
+      </w:pPr>
+      <w:r>
+        <w:rPr>
+          <w:highlight w:val="yellow"/>
+        </w:rPr>
         <w:t xml:space="preserve">   - </w:t>
       </w:r>
       <w:proofErr w:type="spellStart"/>
       <w:proofErr w:type="gramStart"/>
       <w:r>
+        <w:rPr>
+          <w:highlight w:val="yellow"/>
+        </w:rPr>
         <w:t>getTotals</w:t>
       </w:r>
       <w:proofErr w:type="spellEnd"/>
       <w:r>
+        <w:rPr>
+          <w:highlight w:val="yellow"/>
+        </w:rPr>
         <w:t>(</w:t>
       </w:r>
       <w:proofErr w:type="gramEnd"/>
       <w:r>
+        <w:rPr>
+          <w:highlight w:val="yellow"/>
+        </w:rPr>
         <w:t>): считает сумму и количество</w:t>
       </w:r>
     </w:p>
@@ -3715,44 +4033,77 @@
         <w:spacing w:after="0"/>
         <w:ind w:firstLine="709"/>
         <w:jc w:val="both"/>
-      </w:pPr>
-      <w:r>
+        <w:rPr>
+          <w:highlight w:val="yellow"/>
+        </w:rPr>
+      </w:pPr>
+      <w:r>
+        <w:rPr>
+          <w:highlight w:val="yellow"/>
+        </w:rPr>
         <w:t xml:space="preserve">   - </w:t>
       </w:r>
       <w:proofErr w:type="spellStart"/>
       <w:r>
+        <w:rPr>
+          <w:highlight w:val="yellow"/>
+        </w:rPr>
         <w:t>queueOrder</w:t>
       </w:r>
       <w:proofErr w:type="spellEnd"/>
       <w:r>
+        <w:rPr>
+          <w:highlight w:val="yellow"/>
+        </w:rPr>
         <w:t>(</w:t>
       </w:r>
       <w:proofErr w:type="spellStart"/>
       <w:r>
+        <w:rPr>
+          <w:highlight w:val="yellow"/>
+        </w:rPr>
         <w:t>orderPayload</w:t>
       </w:r>
       <w:proofErr w:type="spellEnd"/>
       <w:r>
+        <w:rPr>
+          <w:highlight w:val="yellow"/>
+        </w:rPr>
         <w:t xml:space="preserve">): сохраняет заказ в </w:t>
       </w:r>
       <w:proofErr w:type="spellStart"/>
       <w:r>
+        <w:rPr>
+          <w:highlight w:val="yellow"/>
+        </w:rPr>
         <w:t>pendingOrders</w:t>
       </w:r>
       <w:proofErr w:type="spellEnd"/>
       <w:r>
+        <w:rPr>
+          <w:highlight w:val="yellow"/>
+        </w:rPr>
         <w:t xml:space="preserve"> для </w:t>
       </w:r>
       <w:proofErr w:type="spellStart"/>
       <w:r>
+        <w:rPr>
+          <w:highlight w:val="yellow"/>
+        </w:rPr>
         <w:t>background</w:t>
       </w:r>
       <w:proofErr w:type="spellEnd"/>
       <w:r>
-        <w:t xml:space="preserve"> </w:t>
-      </w:r>
-      <w:proofErr w:type="spellStart"/>
-      <w:r>
+        <w:rPr>
+          <w:highlight w:val="yellow"/>
+        </w:rPr>
+        <w:t xml:space="preserve"> </w:t>
+      </w:r>
+      <w:proofErr w:type="spellStart"/>
+      <w:r>
+        <w:rPr>
+          <w:highlight w:val="yellow"/>
+        </w:rPr>
         <w:t>sync</w:t>
       </w:r>
       <w:proofErr w:type="spellEnd"/>
@@ -3762,18 +4113,30 @@
         <w:spacing w:after="0"/>
         <w:ind w:firstLine="709"/>
         <w:jc w:val="both"/>
-      </w:pPr>
-      <w:r>
+        <w:rPr>
+          <w:highlight w:val="yellow"/>
+        </w:rPr>
+      </w:pPr>
+      <w:r>
+        <w:rPr>
+          <w:highlight w:val="yellow"/>
+        </w:rPr>
         <w:t xml:space="preserve">3. Экспортируй </w:t>
       </w:r>
       <w:proofErr w:type="spellStart"/>
       <w:proofErr w:type="gramStart"/>
       <w:r>
+        <w:rPr>
+          <w:highlight w:val="yellow"/>
+        </w:rPr>
         <w:t>window.CartService</w:t>
       </w:r>
       <w:proofErr w:type="spellEnd"/>
       <w:proofErr w:type="gramEnd"/>
       <w:r>
+        <w:rPr>
+          <w:highlight w:val="yellow"/>
+        </w:rPr>
         <w:t xml:space="preserve"> для доступа из Alpine.js</w:t>
       </w:r>
     </w:p>
@@ -3784,14 +4147,23 @@
         <w:jc w:val="both"/>
       </w:pPr>
       <w:r>
+        <w:rPr>
+          <w:highlight w:val="yellow"/>
+        </w:rPr>
         <w:t xml:space="preserve">Добавь </w:t>
       </w:r>
       <w:proofErr w:type="spellStart"/>
       <w:r>
+        <w:rPr>
+          <w:highlight w:val="yellow"/>
+        </w:rPr>
         <w:t>JSDoc</w:t>
       </w:r>
       <w:proofErr w:type="spellEnd"/>
       <w:r>
+        <w:rPr>
+          <w:highlight w:val="yellow"/>
+        </w:rPr>
         <w:t xml:space="preserve"> типы.</w:t>
       </w:r>
     </w:p>
@@ -3803,13 +4175,15 @@
         <w:rPr>
           <w:b/>
           <w:bCs/>
-        </w:rPr>
-      </w:pPr>
-      <w:proofErr w:type="spellStart"/>
-      <w:r>
-        <w:rPr>
-          <w:b/>
-          <w:bCs/>
+          <w:highlight w:val="yellow"/>
+        </w:rPr>
+      </w:pPr>
+      <w:proofErr w:type="spellStart"/>
+      <w:r>
+        <w:rPr>
+          <w:b/>
+          <w:bCs/>
+          <w:highlight w:val="yellow"/>
         </w:rPr>
         <w:lastRenderedPageBreak/>
         <w:t>Промт</w:t>
@@ -3819,6 +4193,7 @@
         <w:rPr>
           <w:b/>
           <w:bCs/>
+          <w:highlight w:val="yellow"/>
         </w:rPr>
         <w:t xml:space="preserve"> 3.2: </w:t>
       </w:r>
@@ -3827,6 +4202,7 @@
         <w:rPr>
           <w:b/>
           <w:bCs/>
+          <w:highlight w:val="yellow"/>
         </w:rPr>
         <w:t>Livewire</w:t>
       </w:r>
@@ -3835,6 +4211,7 @@
         <w:rPr>
           <w:b/>
           <w:bCs/>
+          <w:highlight w:val="yellow"/>
         </w:rPr>
         <w:t xml:space="preserve"> Компонент Корзины с двусторонней синхронизацией</w:t>
       </w:r>
@@ -3844,12 +4221,16 @@
         <w:spacing w:after="0"/>
         <w:ind w:firstLine="709"/>
         <w:jc w:val="both"/>
-      </w:pPr>
-      <w:proofErr w:type="spellStart"/>
-      <w:r>
-        <w:rPr>
-          <w:b/>
-          <w:bCs/>
+        <w:rPr>
+          <w:highlight w:val="yellow"/>
+        </w:rPr>
+      </w:pPr>
+      <w:proofErr w:type="spellStart"/>
+      <w:r>
+        <w:rPr>
+          <w:b/>
+          <w:bCs/>
+          <w:highlight w:val="yellow"/>
         </w:rPr>
         <w:t>plain</w:t>
       </w:r>
@@ -3860,9 +4241,15 @@
         <w:spacing w:after="0"/>
         <w:ind w:firstLine="709"/>
         <w:jc w:val="both"/>
-      </w:pPr>
-      <w:proofErr w:type="spellStart"/>
-      <w:r>
+        <w:rPr>
+          <w:highlight w:val="yellow"/>
+        </w:rPr>
+      </w:pPr>
+      <w:proofErr w:type="spellStart"/>
+      <w:r>
+        <w:rPr>
+          <w:highlight w:val="yellow"/>
+        </w:rPr>
         <w:t>Copy</w:t>
       </w:r>
       <w:proofErr w:type="spellEnd"/>
@@ -3872,48 +4259,84 @@
         <w:spacing w:after="0"/>
         <w:ind w:firstLine="709"/>
         <w:jc w:val="both"/>
-      </w:pPr>
-      <w:r>
+        <w:rPr>
+          <w:highlight w:val="yellow"/>
+        </w:rPr>
+      </w:pPr>
+      <w:r>
+        <w:rPr>
+          <w:highlight w:val="yellow"/>
+        </w:rPr>
         <w:t xml:space="preserve">Создай </w:t>
       </w:r>
       <w:proofErr w:type="spellStart"/>
       <w:r>
+        <w:rPr>
+          <w:highlight w:val="yellow"/>
+        </w:rPr>
         <w:t>Livewire</w:t>
       </w:r>
       <w:proofErr w:type="spellEnd"/>
       <w:r>
+        <w:rPr>
+          <w:highlight w:val="yellow"/>
+        </w:rPr>
         <w:t xml:space="preserve"> 4 компонент </w:t>
       </w:r>
       <w:proofErr w:type="spellStart"/>
       <w:r>
+        <w:rPr>
+          <w:highlight w:val="yellow"/>
+        </w:rPr>
         <w:t>app</w:t>
       </w:r>
       <w:proofErr w:type="spellEnd"/>
       <w:r>
+        <w:rPr>
+          <w:highlight w:val="yellow"/>
+        </w:rPr>
         <w:t>/</w:t>
       </w:r>
       <w:proofErr w:type="spellStart"/>
       <w:r>
+        <w:rPr>
+          <w:highlight w:val="yellow"/>
+        </w:rPr>
         <w:t>Livewire</w:t>
       </w:r>
       <w:proofErr w:type="spellEnd"/>
       <w:r>
+        <w:rPr>
+          <w:highlight w:val="yellow"/>
+        </w:rPr>
         <w:t>/</w:t>
       </w:r>
       <w:proofErr w:type="spellStart"/>
       <w:r>
+        <w:rPr>
+          <w:highlight w:val="yellow"/>
+        </w:rPr>
         <w:t>Cart</w:t>
       </w:r>
       <w:proofErr w:type="spellEnd"/>
       <w:r>
+        <w:rPr>
+          <w:highlight w:val="yellow"/>
+        </w:rPr>
         <w:t>/</w:t>
       </w:r>
       <w:proofErr w:type="spellStart"/>
       <w:r>
+        <w:rPr>
+          <w:highlight w:val="yellow"/>
+        </w:rPr>
         <w:t>CartDrawer.php</w:t>
       </w:r>
       <w:proofErr w:type="spellEnd"/>
       <w:r>
+        <w:rPr>
+          <w:highlight w:val="yellow"/>
+        </w:rPr>
         <w:t>:</w:t>
       </w:r>
     </w:p>
@@ -3923,20 +4346,26 @@
         <w:ind w:firstLine="709"/>
         <w:jc w:val="both"/>
         <w:rPr>
-          <w:lang w:val="en-US"/>
-        </w:rPr>
-      </w:pPr>
-      <w:r>
-        <w:rPr>
+          <w:highlight w:val="yellow"/>
+          <w:lang w:val="en-US"/>
+        </w:rPr>
+      </w:pPr>
+      <w:r>
+        <w:rPr>
+          <w:highlight w:val="yellow"/>
           <w:lang w:val="en-US"/>
         </w:rPr>
         <w:t xml:space="preserve">1. </w:t>
       </w:r>
       <w:r>
+        <w:rPr>
+          <w:highlight w:val="yellow"/>
+        </w:rPr>
         <w:t>Свойства</w:t>
       </w:r>
       <w:r>
         <w:rPr>
+          <w:highlight w:val="yellow"/>
           <w:lang w:val="en-US"/>
         </w:rPr>
         <w:t>: $items (array), $vendorId (string), $isOffline (bool), $total</w:t>
@@ -3948,20 +4377,26 @@
         <w:ind w:firstLine="709"/>
         <w:jc w:val="both"/>
         <w:rPr>
-          <w:lang w:val="en-US"/>
-        </w:rPr>
-      </w:pPr>
-      <w:r>
-        <w:rPr>
+          <w:highlight w:val="yellow"/>
+          <w:lang w:val="en-US"/>
+        </w:rPr>
+      </w:pPr>
+      <w:r>
+        <w:rPr>
+          <w:highlight w:val="yellow"/>
           <w:lang w:val="en-US"/>
         </w:rPr>
         <w:t xml:space="preserve">2. </w:t>
       </w:r>
       <w:r>
+        <w:rPr>
+          <w:highlight w:val="yellow"/>
+        </w:rPr>
         <w:t>Метод</w:t>
       </w:r>
       <w:r>
         <w:rPr>
+          <w:highlight w:val="yellow"/>
           <w:lang w:val="en-US"/>
         </w:rPr>
         <w:t xml:space="preserve"> </w:t>
@@ -3969,6 +4404,7 @@
       <w:proofErr w:type="gramStart"/>
       <w:r>
         <w:rPr>
+          <w:highlight w:val="yellow"/>
           <w:lang w:val="en-US"/>
         </w:rPr>
         <w:t>mount(</w:t>
@@ -3976,33 +4412,46 @@
       <w:proofErr w:type="gramEnd"/>
       <w:r>
         <w:rPr>
+          <w:highlight w:val="yellow"/>
           <w:lang w:val="en-US"/>
         </w:rPr>
         <w:t xml:space="preserve">): </w:t>
       </w:r>
       <w:r>
+        <w:rPr>
+          <w:highlight w:val="yellow"/>
+        </w:rPr>
         <w:t>вызывает</w:t>
       </w:r>
       <w:r>
         <w:rPr>
+          <w:highlight w:val="yellow"/>
           <w:lang w:val="en-US"/>
         </w:rPr>
         <w:t xml:space="preserve"> CartService.getCartByVendor </w:t>
       </w:r>
       <w:r>
+        <w:rPr>
+          <w:highlight w:val="yellow"/>
+        </w:rPr>
         <w:t>и</w:t>
       </w:r>
       <w:r>
         <w:rPr>
-          <w:lang w:val="en-US"/>
-        </w:rPr>
-        <w:t xml:space="preserve"> </w:t>
-      </w:r>
-      <w:r>
+          <w:highlight w:val="yellow"/>
+          <w:lang w:val="en-US"/>
+        </w:rPr>
+        <w:t xml:space="preserve"> </w:t>
+      </w:r>
+      <w:r>
+        <w:rPr>
+          <w:highlight w:val="yellow"/>
+        </w:rPr>
         <w:t>заполняет</w:t>
       </w:r>
       <w:r>
         <w:rPr>
+          <w:highlight w:val="yellow"/>
           <w:lang w:val="en-US"/>
         </w:rPr>
         <w:t xml:space="preserve"> $items</w:t>
@@ -4014,20 +4463,26 @@
         <w:ind w:firstLine="709"/>
         <w:jc w:val="both"/>
         <w:rPr>
-          <w:lang w:val="en-US"/>
-        </w:rPr>
-      </w:pPr>
-      <w:r>
-        <w:rPr>
+          <w:highlight w:val="yellow"/>
+          <w:lang w:val="en-US"/>
+        </w:rPr>
+      </w:pPr>
+      <w:r>
+        <w:rPr>
+          <w:highlight w:val="yellow"/>
           <w:lang w:val="en-US"/>
         </w:rPr>
         <w:t xml:space="preserve">3. </w:t>
       </w:r>
       <w:r>
+        <w:rPr>
+          <w:highlight w:val="yellow"/>
+        </w:rPr>
         <w:t>Метод</w:t>
       </w:r>
       <w:r>
         <w:rPr>
+          <w:highlight w:val="yellow"/>
           <w:lang w:val="en-US"/>
         </w:rPr>
         <w:t xml:space="preserve"> </w:t>
@@ -4035,6 +4490,7 @@
       <w:proofErr w:type="gramStart"/>
       <w:r>
         <w:rPr>
+          <w:highlight w:val="yellow"/>
           <w:lang w:val="en-US"/>
         </w:rPr>
         <w:t>addItem(</w:t>
@@ -4042,33 +4498,46 @@
       <w:proofErr w:type="gramEnd"/>
       <w:r>
         <w:rPr>
+          <w:highlight w:val="yellow"/>
           <w:lang w:val="en-US"/>
         </w:rPr>
         <w:t xml:space="preserve">productId, modifiers, price): </w:t>
       </w:r>
       <w:r>
+        <w:rPr>
+          <w:highlight w:val="yellow"/>
+        </w:rPr>
         <w:t>добавляет</w:t>
       </w:r>
       <w:r>
         <w:rPr>
-          <w:lang w:val="en-US"/>
-        </w:rPr>
-        <w:t xml:space="preserve"> </w:t>
-      </w:r>
-      <w:r>
+          <w:highlight w:val="yellow"/>
+          <w:lang w:val="en-US"/>
+        </w:rPr>
+        <w:t xml:space="preserve"> </w:t>
+      </w:r>
+      <w:r>
+        <w:rPr>
+          <w:highlight w:val="yellow"/>
+        </w:rPr>
         <w:t>в</w:t>
       </w:r>
       <w:r>
         <w:rPr>
+          <w:highlight w:val="yellow"/>
           <w:lang w:val="en-US"/>
         </w:rPr>
         <w:t xml:space="preserve"> Dexie, </w:t>
       </w:r>
       <w:r>
+        <w:rPr>
+          <w:highlight w:val="yellow"/>
+        </w:rPr>
         <w:t>затем</w:t>
       </w:r>
       <w:r>
         <w:rPr>
+          <w:highlight w:val="yellow"/>
           <w:lang w:val="en-US"/>
         </w:rPr>
         <w:t xml:space="preserve"> dispatch 'cart-updated' to self</w:t>
@@ -4079,32 +4548,56 @@
         <w:spacing w:after="0"/>
         <w:ind w:firstLine="709"/>
         <w:jc w:val="both"/>
-      </w:pPr>
-      <w:r>
+        <w:rPr>
+          <w:highlight w:val="yellow"/>
+        </w:rPr>
+      </w:pPr>
+      <w:r>
+        <w:rPr>
+          <w:highlight w:val="yellow"/>
+        </w:rPr>
         <w:t xml:space="preserve">4. Метод </w:t>
       </w:r>
       <w:proofErr w:type="spellStart"/>
       <w:r>
+        <w:rPr>
+          <w:highlight w:val="yellow"/>
+        </w:rPr>
         <w:t>removeItem</w:t>
       </w:r>
       <w:proofErr w:type="spellEnd"/>
       <w:r>
+        <w:rPr>
+          <w:highlight w:val="yellow"/>
+        </w:rPr>
         <w:t>(</w:t>
       </w:r>
       <w:proofErr w:type="spellStart"/>
       <w:r>
+        <w:rPr>
+          <w:highlight w:val="yellow"/>
+        </w:rPr>
         <w:t>id</w:t>
       </w:r>
       <w:proofErr w:type="spellEnd"/>
       <w:r>
+        <w:rPr>
+          <w:highlight w:val="yellow"/>
+        </w:rPr>
         <w:t xml:space="preserve">): удаляет из </w:t>
       </w:r>
       <w:proofErr w:type="spellStart"/>
       <w:r>
+        <w:rPr>
+          <w:highlight w:val="yellow"/>
+        </w:rPr>
         <w:t>Dexie</w:t>
       </w:r>
       <w:proofErr w:type="spellEnd"/>
       <w:r>
+        <w:rPr>
+          <w:highlight w:val="yellow"/>
+        </w:rPr>
         <w:t xml:space="preserve"> и массива</w:t>
       </w:r>
     </w:p>
@@ -4113,77 +4606,134 @@
         <w:spacing w:after="0"/>
         <w:ind w:firstLine="709"/>
         <w:jc w:val="both"/>
-      </w:pPr>
-      <w:r>
+        <w:rPr>
+          <w:highlight w:val="yellow"/>
+        </w:rPr>
+      </w:pPr>
+      <w:r>
+        <w:rPr>
+          <w:highlight w:val="yellow"/>
+        </w:rPr>
         <w:t xml:space="preserve">5. Метод </w:t>
       </w:r>
       <w:proofErr w:type="spellStart"/>
       <w:proofErr w:type="gramStart"/>
       <w:r>
+        <w:rPr>
+          <w:highlight w:val="yellow"/>
+        </w:rPr>
         <w:t>syncWithServer</w:t>
       </w:r>
       <w:proofErr w:type="spellEnd"/>
       <w:r>
+        <w:rPr>
+          <w:highlight w:val="yellow"/>
+        </w:rPr>
         <w:t>(</w:t>
       </w:r>
       <w:proofErr w:type="gramEnd"/>
       <w:r>
+        <w:rPr>
+          <w:highlight w:val="yellow"/>
+        </w:rPr>
         <w:t xml:space="preserve">): если </w:t>
       </w:r>
       <w:proofErr w:type="spellStart"/>
       <w:r>
+        <w:rPr>
+          <w:highlight w:val="yellow"/>
+        </w:rPr>
         <w:t>online</w:t>
       </w:r>
       <w:proofErr w:type="spellEnd"/>
       <w:r>
+        <w:rPr>
+          <w:highlight w:val="yellow"/>
+        </w:rPr>
         <w:t>, отправляет AJAX запрос к /</w:t>
       </w:r>
       <w:proofErr w:type="spellStart"/>
       <w:r>
+        <w:rPr>
+          <w:highlight w:val="yellow"/>
+        </w:rPr>
         <w:t>api</w:t>
       </w:r>
       <w:proofErr w:type="spellEnd"/>
       <w:r>
+        <w:rPr>
+          <w:highlight w:val="yellow"/>
+        </w:rPr>
         <w:t>/</w:t>
       </w:r>
       <w:proofErr w:type="spellStart"/>
       <w:r>
+        <w:rPr>
+          <w:highlight w:val="yellow"/>
+        </w:rPr>
         <w:t>cart</w:t>
       </w:r>
       <w:proofErr w:type="spellEnd"/>
       <w:r>
+        <w:rPr>
+          <w:highlight w:val="yellow"/>
+        </w:rPr>
         <w:t>/</w:t>
       </w:r>
       <w:proofErr w:type="spellStart"/>
       <w:r>
+        <w:rPr>
+          <w:highlight w:val="yellow"/>
+        </w:rPr>
         <w:t>sync</w:t>
       </w:r>
       <w:proofErr w:type="spellEnd"/>
       <w:r>
+        <w:rPr>
+          <w:highlight w:val="yellow"/>
+        </w:rPr>
         <w:t xml:space="preserve"> с текущими </w:t>
       </w:r>
       <w:proofErr w:type="spellStart"/>
       <w:r>
+        <w:rPr>
+          <w:highlight w:val="yellow"/>
+        </w:rPr>
         <w:t>items</w:t>
       </w:r>
       <w:proofErr w:type="spellEnd"/>
       <w:r>
+        <w:rPr>
+          <w:highlight w:val="yellow"/>
+        </w:rPr>
         <w:t xml:space="preserve">, получает актуальные цены и обновляет локальные (обработка </w:t>
       </w:r>
       <w:proofErr w:type="spellStart"/>
       <w:r>
+        <w:rPr>
+          <w:highlight w:val="yellow"/>
+        </w:rPr>
         <w:t>price</w:t>
       </w:r>
       <w:proofErr w:type="spellEnd"/>
       <w:r>
-        <w:t xml:space="preserve"> </w:t>
-      </w:r>
-      <w:proofErr w:type="spellStart"/>
-      <w:r>
+        <w:rPr>
+          <w:highlight w:val="yellow"/>
+        </w:rPr>
+        <w:t xml:space="preserve"> </w:t>
+      </w:r>
+      <w:proofErr w:type="spellStart"/>
+      <w:r>
+        <w:rPr>
+          <w:highlight w:val="yellow"/>
+        </w:rPr>
         <w:t>change</w:t>
       </w:r>
       <w:proofErr w:type="spellEnd"/>
       <w:r>
+        <w:rPr>
+          <w:highlight w:val="yellow"/>
+        </w:rPr>
         <w:t>)</w:t>
       </w:r>
     </w:p>
@@ -4192,28 +4742,49 @@
         <w:spacing w:after="0"/>
         <w:ind w:firstLine="709"/>
         <w:jc w:val="both"/>
-      </w:pPr>
-      <w:r>
+        <w:rPr>
+          <w:highlight w:val="yellow"/>
+        </w:rPr>
+      </w:pPr>
+      <w:r>
+        <w:rPr>
+          <w:highlight w:val="yellow"/>
+        </w:rPr>
         <w:t>6. Слушатель событий: на '</w:t>
       </w:r>
       <w:proofErr w:type="spellStart"/>
       <w:r>
+        <w:rPr>
+          <w:highlight w:val="yellow"/>
+        </w:rPr>
         <w:t>browser-offline</w:t>
       </w:r>
       <w:proofErr w:type="spellEnd"/>
       <w:r>
+        <w:rPr>
+          <w:highlight w:val="yellow"/>
+        </w:rPr>
         <w:t>' устанавливает $</w:t>
       </w:r>
       <w:proofErr w:type="spellStart"/>
       <w:r>
+        <w:rPr>
+          <w:highlight w:val="yellow"/>
+        </w:rPr>
         <w:t>isOffline</w:t>
       </w:r>
       <w:proofErr w:type="spellEnd"/>
       <w:r>
+        <w:rPr>
+          <w:highlight w:val="yellow"/>
+        </w:rPr>
         <w:t xml:space="preserve"> = </w:t>
       </w:r>
       <w:proofErr w:type="spellStart"/>
       <w:r>
+        <w:rPr>
+          <w:highlight w:val="yellow"/>
+        </w:rPr>
         <w:t>true</w:t>
       </w:r>
       <w:proofErr w:type="spellEnd"/>
@@ -4223,56 +4794,98 @@
         <w:spacing w:after="0"/>
         <w:ind w:firstLine="709"/>
         <w:jc w:val="both"/>
-      </w:pPr>
-      <w:r>
+        <w:rPr>
+          <w:highlight w:val="yellow"/>
+        </w:rPr>
+      </w:pPr>
+      <w:r>
+        <w:rPr>
+          <w:highlight w:val="yellow"/>
+        </w:rPr>
         <w:t xml:space="preserve">7. Blade </w:t>
       </w:r>
       <w:proofErr w:type="spellStart"/>
       <w:r>
+        <w:rPr>
+          <w:highlight w:val="yellow"/>
+        </w:rPr>
         <w:t>view</w:t>
       </w:r>
       <w:proofErr w:type="spellEnd"/>
       <w:r>
+        <w:rPr>
+          <w:highlight w:val="yellow"/>
+        </w:rPr>
         <w:t xml:space="preserve">: </w:t>
       </w:r>
       <w:proofErr w:type="spellStart"/>
       <w:r>
+        <w:rPr>
+          <w:highlight w:val="yellow"/>
+        </w:rPr>
         <w:t>side-drawer</w:t>
       </w:r>
       <w:proofErr w:type="spellEnd"/>
       <w:r>
+        <w:rPr>
+          <w:highlight w:val="yellow"/>
+        </w:rPr>
         <w:t xml:space="preserve"> (</w:t>
       </w:r>
       <w:proofErr w:type="spellStart"/>
       <w:r>
+        <w:rPr>
+          <w:highlight w:val="yellow"/>
+        </w:rPr>
         <w:t>slide-over</w:t>
       </w:r>
       <w:proofErr w:type="spellEnd"/>
       <w:r>
+        <w:rPr>
+          <w:highlight w:val="yellow"/>
+        </w:rPr>
         <w:t xml:space="preserve">) с Alpine.js для анимации, список </w:t>
       </w:r>
       <w:proofErr w:type="spellStart"/>
       <w:r>
+        <w:rPr>
+          <w:highlight w:val="yellow"/>
+        </w:rPr>
         <w:t>items</w:t>
       </w:r>
       <w:proofErr w:type="spellEnd"/>
       <w:r>
+        <w:rPr>
+          <w:highlight w:val="yellow"/>
+        </w:rPr>
         <w:t xml:space="preserve"> с кнопками +/-, кнопка "Оформить" (</w:t>
       </w:r>
       <w:proofErr w:type="spellStart"/>
       <w:r>
+        <w:rPr>
+          <w:highlight w:val="yellow"/>
+        </w:rPr>
         <w:t>disabled</w:t>
       </w:r>
       <w:proofErr w:type="spellEnd"/>
       <w:r>
+        <w:rPr>
+          <w:highlight w:val="yellow"/>
+        </w:rPr>
         <w:t xml:space="preserve"> если </w:t>
       </w:r>
       <w:proofErr w:type="spellStart"/>
       <w:r>
+        <w:rPr>
+          <w:highlight w:val="yellow"/>
+        </w:rPr>
         <w:t>vendor</w:t>
       </w:r>
       <w:proofErr w:type="spellEnd"/>
       <w:r>
+        <w:rPr>
+          <w:highlight w:val="yellow"/>
+        </w:rPr>
         <w:t xml:space="preserve"> не доставляет по адресу)</w:t>
       </w:r>
     </w:p>
@@ -4283,38 +4896,65 @@
         <w:jc w:val="both"/>
       </w:pPr>
       <w:r>
+        <w:rPr>
+          <w:highlight w:val="yellow"/>
+        </w:rPr>
         <w:t xml:space="preserve">Важно: компонент должен работать без серверного </w:t>
       </w:r>
       <w:proofErr w:type="spellStart"/>
       <w:r>
+        <w:rPr>
+          <w:highlight w:val="yellow"/>
+        </w:rPr>
         <w:t>state</w:t>
       </w:r>
       <w:proofErr w:type="spellEnd"/>
       <w:r>
+        <w:rPr>
+          <w:highlight w:val="yellow"/>
+        </w:rPr>
         <w:t xml:space="preserve"> (</w:t>
       </w:r>
       <w:proofErr w:type="spellStart"/>
       <w:r>
+        <w:rPr>
+          <w:highlight w:val="yellow"/>
+        </w:rPr>
         <w:t>stateless</w:t>
       </w:r>
       <w:proofErr w:type="spellEnd"/>
       <w:r>
+        <w:rPr>
+          <w:highlight w:val="yellow"/>
+        </w:rPr>
         <w:t xml:space="preserve">), весь </w:t>
       </w:r>
       <w:proofErr w:type="spellStart"/>
       <w:r>
+        <w:rPr>
+          <w:highlight w:val="yellow"/>
+        </w:rPr>
         <w:t>state</w:t>
       </w:r>
       <w:proofErr w:type="spellEnd"/>
       <w:r>
+        <w:rPr>
+          <w:highlight w:val="yellow"/>
+        </w:rPr>
         <w:t xml:space="preserve"> в </w:t>
       </w:r>
       <w:proofErr w:type="spellStart"/>
       <w:r>
+        <w:rPr>
+          <w:highlight w:val="yellow"/>
+        </w:rPr>
         <w:t>Dexie</w:t>
       </w:r>
       <w:proofErr w:type="spellEnd"/>
       <w:r>
+        <w:rPr>
+          <w:highlight w:val="yellow"/>
+        </w:rPr>
         <w:t>.</w:t>
       </w:r>
     </w:p>
@@ -4338,12 +4978,14 @@
         <w:rPr>
           <w:b/>
           <w:bCs/>
-        </w:rPr>
-      </w:pPr>
-      <w:r>
-        <w:rPr>
-          <w:b/>
-          <w:bCs/>
+          <w:highlight w:val="yellow"/>
+        </w:rPr>
+      </w:pPr>
+      <w:r>
+        <w:rPr>
+          <w:b/>
+          <w:bCs/>
+          <w:highlight w:val="yellow"/>
         </w:rPr>
         <w:t>ЭТАП 4: Геолокация и Зоны доставки</w:t>
       </w:r>
@@ -4356,13 +4998,15 @@
         <w:rPr>
           <w:b/>
           <w:bCs/>
-        </w:rPr>
-      </w:pPr>
-      <w:proofErr w:type="spellStart"/>
-      <w:r>
-        <w:rPr>
-          <w:b/>
-          <w:bCs/>
+          <w:highlight w:val="yellow"/>
+        </w:rPr>
+      </w:pPr>
+      <w:proofErr w:type="spellStart"/>
+      <w:r>
+        <w:rPr>
+          <w:b/>
+          <w:bCs/>
+          <w:highlight w:val="yellow"/>
         </w:rPr>
         <w:t>Промт</w:t>
       </w:r>
@@ -4371,6 +5015,7 @@
         <w:rPr>
           <w:b/>
           <w:bCs/>
+          <w:highlight w:val="yellow"/>
         </w:rPr>
         <w:t xml:space="preserve"> 4.1: </w:t>
       </w:r>
@@ -4379,6 +5024,7 @@
         <w:rPr>
           <w:b/>
           <w:bCs/>
+          <w:highlight w:val="yellow"/>
         </w:rPr>
         <w:t>PostGIS</w:t>
       </w:r>
@@ -4387,14 +5033,16 @@
         <w:rPr>
           <w:b/>
           <w:bCs/>
-        </w:rPr>
-        <w:t xml:space="preserve"> </w:t>
-      </w:r>
-      <w:proofErr w:type="spellStart"/>
-      <w:r>
-        <w:rPr>
-          <w:b/>
-          <w:bCs/>
+          <w:highlight w:val="yellow"/>
+        </w:rPr>
+        <w:t xml:space="preserve"> </w:t>
+      </w:r>
+      <w:proofErr w:type="spellStart"/>
+      <w:r>
+        <w:rPr>
+          <w:b/>
+          <w:bCs/>
+          <w:highlight w:val="yellow"/>
         </w:rPr>
         <w:t>GeoService</w:t>
       </w:r>
@@ -4406,13 +5054,14 @@
         <w:ind w:firstLine="709"/>
         <w:jc w:val="both"/>
         <w:rPr>
-          <w:lang w:val="en-US"/>
-        </w:rPr>
-      </w:pPr>
-      <w:r>
-        <w:rPr>
-          <w:b/>
-          <w:bCs/>
+          <w:highlight w:val="yellow"/>
+        </w:rPr>
+      </w:pPr>
+      <w:r>
+        <w:rPr>
+          <w:b/>
+          <w:bCs/>
+          <w:highlight w:val="yellow"/>
           <w:lang w:val="en-US"/>
         </w:rPr>
         <w:t>plain</w:t>
@@ -4424,11 +5073,13 @@
         <w:ind w:firstLine="709"/>
         <w:jc w:val="both"/>
         <w:rPr>
-          <w:lang w:val="en-US"/>
-        </w:rPr>
-      </w:pPr>
-      <w:r>
-        <w:rPr>
+          <w:highlight w:val="yellow"/>
+          <w:lang w:val="en-US"/>
+        </w:rPr>
+      </w:pPr>
+      <w:r>
+        <w:rPr>
+          <w:highlight w:val="yellow"/>
           <w:lang w:val="en-US"/>
         </w:rPr>
         <w:t>Copy</w:t>
@@ -4440,23 +5091,32 @@
         <w:ind w:firstLine="709"/>
         <w:jc w:val="both"/>
         <w:rPr>
-          <w:lang w:val="en-US"/>
-        </w:rPr>
-      </w:pPr>
-      <w:r>
+          <w:highlight w:val="yellow"/>
+          <w:lang w:val="en-US"/>
+        </w:rPr>
+      </w:pPr>
+      <w:r>
+        <w:rPr>
+          <w:highlight w:val="yellow"/>
+        </w:rPr>
         <w:t>Создай</w:t>
       </w:r>
       <w:r>
         <w:rPr>
-          <w:lang w:val="en-US"/>
-        </w:rPr>
-        <w:t xml:space="preserve"> </w:t>
-      </w:r>
-      <w:r>
+          <w:highlight w:val="yellow"/>
+          <w:lang w:val="en-US"/>
+        </w:rPr>
+        <w:t xml:space="preserve"> </w:t>
+      </w:r>
+      <w:r>
+        <w:rPr>
+          <w:highlight w:val="yellow"/>
+        </w:rPr>
         <w:t>сервис</w:t>
       </w:r>
       <w:r>
         <w:rPr>
+          <w:highlight w:val="yellow"/>
           <w:lang w:val="en-US"/>
         </w:rPr>
         <w:t xml:space="preserve"> App\Domains\Geo\Services\GeoService:</w:t>
@@ -4468,20 +5128,26 @@
         <w:ind w:firstLine="709"/>
         <w:jc w:val="both"/>
         <w:rPr>
-          <w:lang w:val="en-US"/>
-        </w:rPr>
-      </w:pPr>
-      <w:r>
-        <w:rPr>
+          <w:highlight w:val="yellow"/>
+          <w:lang w:val="en-US"/>
+        </w:rPr>
+      </w:pPr>
+      <w:r>
+        <w:rPr>
+          <w:highlight w:val="yellow"/>
           <w:lang w:val="en-US"/>
         </w:rPr>
         <w:t xml:space="preserve">1. </w:t>
       </w:r>
       <w:r>
+        <w:rPr>
+          <w:highlight w:val="yellow"/>
+        </w:rPr>
         <w:t>Метод</w:t>
       </w:r>
       <w:r>
         <w:rPr>
+          <w:highlight w:val="yellow"/>
           <w:lang w:val="en-US"/>
         </w:rPr>
         <w:t xml:space="preserve"> </w:t>
@@ -4489,6 +5155,7 @@
       <w:proofErr w:type="gramStart"/>
       <w:r>
         <w:rPr>
+          <w:highlight w:val="yellow"/>
           <w:lang w:val="en-US"/>
         </w:rPr>
         <w:t>geocodeAddress(</w:t>
@@ -4496,33 +5163,46 @@
       <w:proofErr w:type="gramEnd"/>
       <w:r>
         <w:rPr>
+          <w:highlight w:val="yellow"/>
           <w:lang w:val="en-US"/>
         </w:rPr>
         <w:t xml:space="preserve">string $address): </w:t>
       </w:r>
       <w:r>
+        <w:rPr>
+          <w:highlight w:val="yellow"/>
+        </w:rPr>
         <w:t>использует</w:t>
       </w:r>
       <w:r>
         <w:rPr>
+          <w:highlight w:val="yellow"/>
           <w:lang w:val="en-US"/>
         </w:rPr>
         <w:t xml:space="preserve"> Http client </w:t>
       </w:r>
       <w:r>
+        <w:rPr>
+          <w:highlight w:val="yellow"/>
+        </w:rPr>
         <w:t>для</w:t>
       </w:r>
       <w:r>
         <w:rPr>
+          <w:highlight w:val="yellow"/>
           <w:lang w:val="en-US"/>
         </w:rPr>
         <w:t xml:space="preserve"> Yandex Geocoder API, </w:t>
       </w:r>
       <w:r>
+        <w:rPr>
+          <w:highlight w:val="yellow"/>
+        </w:rPr>
         <w:t>возвращает</w:t>
       </w:r>
       <w:r>
         <w:rPr>
+          <w:highlight w:val="yellow"/>
           <w:lang w:val="en-US"/>
         </w:rPr>
         <w:t xml:space="preserve"> ['lat' =&gt; float, 'lon' =&gt; float, 'address' =&gt; string]</w:t>
@@ -4534,20 +5214,26 @@
         <w:ind w:firstLine="709"/>
         <w:jc w:val="both"/>
         <w:rPr>
-          <w:lang w:val="en-US"/>
-        </w:rPr>
-      </w:pPr>
-      <w:r>
-        <w:rPr>
+          <w:highlight w:val="yellow"/>
+          <w:lang w:val="en-US"/>
+        </w:rPr>
+      </w:pPr>
+      <w:r>
+        <w:rPr>
+          <w:highlight w:val="yellow"/>
           <w:lang w:val="en-US"/>
         </w:rPr>
         <w:t xml:space="preserve">2. </w:t>
       </w:r>
       <w:r>
+        <w:rPr>
+          <w:highlight w:val="yellow"/>
+        </w:rPr>
         <w:t>Метод</w:t>
       </w:r>
       <w:r>
         <w:rPr>
+          <w:highlight w:val="yellow"/>
           <w:lang w:val="en-US"/>
         </w:rPr>
         <w:t xml:space="preserve"> </w:t>
@@ -4555,6 +5241,7 @@
       <w:proofErr w:type="gramStart"/>
       <w:r>
         <w:rPr>
+          <w:highlight w:val="yellow"/>
           <w:lang w:val="en-US"/>
         </w:rPr>
         <w:t>isPointInDeliveryZone(</w:t>
@@ -4562,24 +5249,33 @@
       <w:proofErr w:type="gramEnd"/>
       <w:r>
         <w:rPr>
+          <w:highlight w:val="yellow"/>
           <w:lang w:val="en-US"/>
         </w:rPr>
         <w:t xml:space="preserve">float $lat, float $lon, string $vendorId): </w:t>
       </w:r>
       <w:r>
+        <w:rPr>
+          <w:highlight w:val="yellow"/>
+        </w:rPr>
         <w:t>использует</w:t>
       </w:r>
       <w:r>
         <w:rPr>
+          <w:highlight w:val="yellow"/>
           <w:lang w:val="en-US"/>
         </w:rPr>
         <w:t xml:space="preserve"> PostGIS </w:t>
       </w:r>
       <w:r>
+        <w:rPr>
+          <w:highlight w:val="yellow"/>
+        </w:rPr>
         <w:t>запрос</w:t>
       </w:r>
       <w:r>
         <w:rPr>
+          <w:highlight w:val="yellow"/>
           <w:lang w:val="en-US"/>
         </w:rPr>
         <w:t xml:space="preserve"> "SELECT ST_</w:t>
@@ -4587,6 +5283,7 @@
       <w:proofErr w:type="gramStart"/>
       <w:r>
         <w:rPr>
+          <w:highlight w:val="yellow"/>
           <w:lang w:val="en-US"/>
         </w:rPr>
         <w:t>Contains(</w:t>
@@ -4594,6 +5291,7 @@
       <w:proofErr w:type="gramEnd"/>
       <w:r>
         <w:rPr>
+          <w:highlight w:val="yellow"/>
           <w:lang w:val="en-US"/>
         </w:rPr>
         <w:t>delivery_zones, ST_</w:t>
@@ -4601,6 +5299,7 @@
       <w:proofErr w:type="gramStart"/>
       <w:r>
         <w:rPr>
+          <w:highlight w:val="yellow"/>
           <w:lang w:val="en-US"/>
         </w:rPr>
         <w:t>SetSRID(</w:t>
@@ -4608,6 +5307,7 @@
       <w:proofErr w:type="gramEnd"/>
       <w:r>
         <w:rPr>
+          <w:highlight w:val="yellow"/>
           <w:lang w:val="en-US"/>
         </w:rPr>
         <w:t>ST_MakePoint</w:t>
@@ -4615,6 +5315,7 @@
       <w:proofErr w:type="gramStart"/>
       <w:r>
         <w:rPr>
+          <w:highlight w:val="yellow"/>
           <w:lang w:val="en-US"/>
         </w:rPr>
         <w:t>(?,</w:t>
@@ -4622,6 +5323,7 @@
       <w:proofErr w:type="gramEnd"/>
       <w:r>
         <w:rPr>
+          <w:highlight w:val="yellow"/>
           <w:lang w:val="en-US"/>
         </w:rPr>
         <w:t xml:space="preserve"> ?), 4326)) FROM restaurants WHERE id </w:t>
@@ -4629,6 +5331,7 @@
       <w:proofErr w:type="gramStart"/>
       <w:r>
         <w:rPr>
+          <w:highlight w:val="yellow"/>
           <w:lang w:val="en-US"/>
         </w:rPr>
         <w:t>= ?</w:t>
@@ -4636,15 +5339,20 @@
       <w:proofErr w:type="gramEnd"/>
       <w:r>
         <w:rPr>
+          <w:highlight w:val="yellow"/>
           <w:lang w:val="en-US"/>
         </w:rPr>
         <w:t xml:space="preserve">", </w:t>
       </w:r>
       <w:r>
+        <w:rPr>
+          <w:highlight w:val="yellow"/>
+        </w:rPr>
         <w:t>возвращает</w:t>
       </w:r>
       <w:r>
         <w:rPr>
+          <w:highlight w:val="yellow"/>
           <w:lang w:val="en-US"/>
         </w:rPr>
         <w:t xml:space="preserve"> bool</w:t>
@@ -4656,20 +5364,26 @@
         <w:ind w:firstLine="709"/>
         <w:jc w:val="both"/>
         <w:rPr>
-          <w:lang w:val="en-US"/>
-        </w:rPr>
-      </w:pPr>
-      <w:r>
-        <w:rPr>
+          <w:highlight w:val="yellow"/>
+          <w:lang w:val="en-US"/>
+        </w:rPr>
+      </w:pPr>
+      <w:r>
+        <w:rPr>
+          <w:highlight w:val="yellow"/>
           <w:lang w:val="en-US"/>
         </w:rPr>
         <w:t xml:space="preserve">3. </w:t>
       </w:r>
       <w:r>
+        <w:rPr>
+          <w:highlight w:val="yellow"/>
+        </w:rPr>
         <w:t>Метод</w:t>
       </w:r>
       <w:r>
         <w:rPr>
+          <w:highlight w:val="yellow"/>
           <w:lang w:val="en-US"/>
         </w:rPr>
         <w:t xml:space="preserve"> </w:t>
@@ -4677,6 +5391,7 @@
       <w:proofErr w:type="gramStart"/>
       <w:r>
         <w:rPr>
+          <w:highlight w:val="yellow"/>
           <w:lang w:val="en-US"/>
         </w:rPr>
         <w:t>getRestaurantsByPoint(</w:t>
@@ -4684,105 +5399,150 @@
       <w:proofErr w:type="gramEnd"/>
       <w:r>
         <w:rPr>
+          <w:highlight w:val="yellow"/>
           <w:lang w:val="en-US"/>
         </w:rPr>
         <w:t xml:space="preserve">float $lat, float $lon): </w:t>
       </w:r>
       <w:r>
+        <w:rPr>
+          <w:highlight w:val="yellow"/>
+        </w:rPr>
         <w:t>возвращает</w:t>
       </w:r>
       <w:r>
         <w:rPr>
-          <w:lang w:val="en-US"/>
-        </w:rPr>
-        <w:t xml:space="preserve"> </w:t>
-      </w:r>
-      <w:r>
+          <w:highlight w:val="yellow"/>
+          <w:lang w:val="en-US"/>
+        </w:rPr>
+        <w:t xml:space="preserve"> </w:t>
+      </w:r>
+      <w:r>
+        <w:rPr>
+          <w:highlight w:val="yellow"/>
+        </w:rPr>
         <w:t>коллекцию</w:t>
       </w:r>
       <w:r>
         <w:rPr>
-          <w:lang w:val="en-US"/>
-        </w:rPr>
-        <w:t xml:space="preserve"> </w:t>
-      </w:r>
-      <w:r>
+          <w:highlight w:val="yellow"/>
+          <w:lang w:val="en-US"/>
+        </w:rPr>
+        <w:t xml:space="preserve"> </w:t>
+      </w:r>
+      <w:r>
+        <w:rPr>
+          <w:highlight w:val="yellow"/>
+        </w:rPr>
         <w:t>ресторанов</w:t>
       </w:r>
       <w:r>
         <w:rPr>
-          <w:lang w:val="en-US"/>
-        </w:rPr>
-        <w:t xml:space="preserve"> </w:t>
-      </w:r>
-      <w:r>
+          <w:highlight w:val="yellow"/>
+          <w:lang w:val="en-US"/>
+        </w:rPr>
+        <w:t xml:space="preserve"> </w:t>
+      </w:r>
+      <w:r>
+        <w:rPr>
+          <w:highlight w:val="yellow"/>
+        </w:rPr>
         <w:t>у</w:t>
       </w:r>
       <w:r>
         <w:rPr>
-          <w:lang w:val="en-US"/>
-        </w:rPr>
-        <w:t xml:space="preserve"> </w:t>
-      </w:r>
-      <w:r>
+          <w:highlight w:val="yellow"/>
+          <w:lang w:val="en-US"/>
+        </w:rPr>
+        <w:t xml:space="preserve"> </w:t>
+      </w:r>
+      <w:r>
+        <w:rPr>
+          <w:highlight w:val="yellow"/>
+        </w:rPr>
         <w:t>которых</w:t>
       </w:r>
       <w:r>
         <w:rPr>
+          <w:highlight w:val="yellow"/>
           <w:lang w:val="en-US"/>
         </w:rPr>
         <w:t xml:space="preserve"> delivery_zones </w:t>
       </w:r>
       <w:r>
+        <w:rPr>
+          <w:highlight w:val="yellow"/>
+        </w:rPr>
         <w:t>содержит</w:t>
       </w:r>
       <w:r>
         <w:rPr>
-          <w:lang w:val="en-US"/>
-        </w:rPr>
-        <w:t xml:space="preserve"> </w:t>
-      </w:r>
-      <w:r>
+          <w:highlight w:val="yellow"/>
+          <w:lang w:val="en-US"/>
+        </w:rPr>
+        <w:t xml:space="preserve"> </w:t>
+      </w:r>
+      <w:r>
+        <w:rPr>
+          <w:highlight w:val="yellow"/>
+        </w:rPr>
         <w:t>точку</w:t>
       </w:r>
       <w:r>
         <w:rPr>
-          <w:lang w:val="en-US"/>
-        </w:rPr>
-        <w:t xml:space="preserve"> </w:t>
-      </w:r>
-      <w:r>
+          <w:highlight w:val="yellow"/>
+          <w:lang w:val="en-US"/>
+        </w:rPr>
+        <w:t xml:space="preserve"> </w:t>
+      </w:r>
+      <w:r>
+        <w:rPr>
+          <w:highlight w:val="yellow"/>
+        </w:rPr>
         <w:t>и</w:t>
       </w:r>
       <w:r>
         <w:rPr>
+          <w:highlight w:val="yellow"/>
           <w:lang w:val="en-US"/>
         </w:rPr>
         <w:t xml:space="preserve"> is_active = true, </w:t>
       </w:r>
       <w:r>
+        <w:rPr>
+          <w:highlight w:val="yellow"/>
+        </w:rPr>
         <w:t>отсортированные</w:t>
       </w:r>
       <w:r>
         <w:rPr>
-          <w:lang w:val="en-US"/>
-        </w:rPr>
-        <w:t xml:space="preserve"> </w:t>
-      </w:r>
-      <w:r>
+          <w:highlight w:val="yellow"/>
+          <w:lang w:val="en-US"/>
+        </w:rPr>
+        <w:t xml:space="preserve"> </w:t>
+      </w:r>
+      <w:r>
+        <w:rPr>
+          <w:highlight w:val="yellow"/>
+        </w:rPr>
         <w:t>по</w:t>
       </w:r>
       <w:r>
         <w:rPr>
-          <w:lang w:val="en-US"/>
-        </w:rPr>
-        <w:t xml:space="preserve"> </w:t>
-      </w:r>
-      <w:r>
+          <w:highlight w:val="yellow"/>
+          <w:lang w:val="en-US"/>
+        </w:rPr>
+        <w:t xml:space="preserve"> </w:t>
+      </w:r>
+      <w:r>
+        <w:rPr>
+          <w:highlight w:val="yellow"/>
+        </w:rPr>
         <w:t>расстоянию</w:t>
       </w:r>
       <w:r>
         <w:rPr>
+          <w:highlight w:val="yellow"/>
           <w:lang w:val="en-US"/>
         </w:rPr>
         <w:t xml:space="preserve"> (ST_Distance)</w:t>
@@ -4794,20 +5554,26 @@
         <w:ind w:firstLine="709"/>
         <w:jc w:val="both"/>
         <w:rPr>
-          <w:lang w:val="en-US"/>
-        </w:rPr>
-      </w:pPr>
-      <w:r>
-        <w:rPr>
+          <w:highlight w:val="yellow"/>
+          <w:lang w:val="en-US"/>
+        </w:rPr>
+      </w:pPr>
+      <w:r>
+        <w:rPr>
+          <w:highlight w:val="yellow"/>
           <w:lang w:val="en-US"/>
         </w:rPr>
         <w:t xml:space="preserve">4. </w:t>
       </w:r>
       <w:r>
+        <w:rPr>
+          <w:highlight w:val="yellow"/>
+        </w:rPr>
         <w:t>Метод</w:t>
       </w:r>
       <w:r>
         <w:rPr>
+          <w:highlight w:val="yellow"/>
           <w:lang w:val="en-US"/>
         </w:rPr>
         <w:t xml:space="preserve"> </w:t>
@@ -4815,6 +5581,7 @@
       <w:proofErr w:type="gramStart"/>
       <w:r>
         <w:rPr>
+          <w:highlight w:val="yellow"/>
           <w:lang w:val="en-US"/>
         </w:rPr>
         <w:t>calculateDeliveryFee(</w:t>
@@ -4822,69 +5589,98 @@
       <w:proofErr w:type="gramEnd"/>
       <w:r>
         <w:rPr>
+          <w:highlight w:val="yellow"/>
           <w:lang w:val="en-US"/>
         </w:rPr>
         <w:t xml:space="preserve">float $lat, float $lon, string $vendorId): </w:t>
       </w:r>
       <w:r>
+        <w:rPr>
+          <w:highlight w:val="yellow"/>
+        </w:rPr>
         <w:t>если</w:t>
       </w:r>
       <w:r>
         <w:rPr>
-          <w:lang w:val="en-US"/>
-        </w:rPr>
-        <w:t xml:space="preserve"> </w:t>
-      </w:r>
-      <w:r>
+          <w:highlight w:val="yellow"/>
+          <w:lang w:val="en-US"/>
+        </w:rPr>
+        <w:t xml:space="preserve"> </w:t>
+      </w:r>
+      <w:r>
+        <w:rPr>
+          <w:highlight w:val="yellow"/>
+        </w:rPr>
         <w:t>есть</w:t>
       </w:r>
       <w:r>
         <w:rPr>
-          <w:lang w:val="en-US"/>
-        </w:rPr>
-        <w:t xml:space="preserve"> </w:t>
-      </w:r>
-      <w:r>
+          <w:highlight w:val="yellow"/>
+          <w:lang w:val="en-US"/>
+        </w:rPr>
+        <w:t xml:space="preserve"> </w:t>
+      </w:r>
+      <w:r>
+        <w:rPr>
+          <w:highlight w:val="yellow"/>
+        </w:rPr>
         <w:t>зона</w:t>
       </w:r>
       <w:r>
         <w:rPr>
-          <w:lang w:val="en-US"/>
-        </w:rPr>
-        <w:t xml:space="preserve"> </w:t>
-      </w:r>
-      <w:r>
+          <w:highlight w:val="yellow"/>
+          <w:lang w:val="en-US"/>
+        </w:rPr>
+        <w:t xml:space="preserve"> </w:t>
+      </w:r>
+      <w:r>
+        <w:rPr>
+          <w:highlight w:val="yellow"/>
+        </w:rPr>
         <w:t>с</w:t>
       </w:r>
       <w:r>
         <w:rPr>
+          <w:highlight w:val="yellow"/>
           <w:lang w:val="en-US"/>
         </w:rPr>
         <w:t xml:space="preserve"> fee </w:t>
       </w:r>
       <w:r>
+        <w:rPr>
+          <w:highlight w:val="yellow"/>
+        </w:rPr>
         <w:t>в</w:t>
       </w:r>
       <w:r>
         <w:rPr>
+          <w:highlight w:val="yellow"/>
           <w:lang w:val="en-US"/>
         </w:rPr>
         <w:t xml:space="preserve"> JSONB settings, </w:t>
       </w:r>
       <w:r>
+        <w:rPr>
+          <w:highlight w:val="yellow"/>
+        </w:rPr>
         <w:t>возвращает</w:t>
       </w:r>
       <w:r>
         <w:rPr>
+          <w:highlight w:val="yellow"/>
           <w:lang w:val="en-US"/>
         </w:rPr>
         <w:t xml:space="preserve"> fee, </w:t>
       </w:r>
       <w:r>
+        <w:rPr>
+          <w:highlight w:val="yellow"/>
+        </w:rPr>
         <w:t>иначе</w:t>
       </w:r>
       <w:r>
         <w:rPr>
+          <w:highlight w:val="yellow"/>
           <w:lang w:val="en-US"/>
         </w:rPr>
         <w:t xml:space="preserve"> default</w:t>
@@ -4897,14 +5693,23 @@
         <w:jc w:val="both"/>
       </w:pPr>
       <w:r>
+        <w:rPr>
+          <w:highlight w:val="yellow"/>
+        </w:rPr>
         <w:t xml:space="preserve">Добавь обработку исключений и кэширование </w:t>
       </w:r>
       <w:proofErr w:type="spellStart"/>
       <w:r>
+        <w:rPr>
+          <w:highlight w:val="yellow"/>
+        </w:rPr>
         <w:t>геокодинга</w:t>
       </w:r>
       <w:proofErr w:type="spellEnd"/>
       <w:r>
+        <w:rPr>
+          <w:highlight w:val="yellow"/>
+        </w:rPr>
         <w:t xml:space="preserve"> на 1 час.</w:t>
       </w:r>
     </w:p>
@@ -4916,14 +5721,16 @@
         <w:rPr>
           <w:b/>
           <w:bCs/>
-          <w:lang w:val="en-US"/>
-        </w:rPr>
-      </w:pPr>
-      <w:proofErr w:type="spellStart"/>
-      <w:r>
-        <w:rPr>
-          <w:b/>
-          <w:bCs/>
+          <w:highlight w:val="yellow"/>
+          <w:lang w:val="en-US"/>
+        </w:rPr>
+      </w:pPr>
+      <w:proofErr w:type="spellStart"/>
+      <w:r>
+        <w:rPr>
+          <w:b/>
+          <w:bCs/>
+          <w:highlight w:val="yellow"/>
         </w:rPr>
         <w:t>Промт</w:t>
       </w:r>
@@ -4932,6 +5739,7 @@
         <w:rPr>
           <w:b/>
           <w:bCs/>
+          <w:highlight w:val="yellow"/>
           <w:lang w:val="en-US"/>
         </w:rPr>
         <w:t xml:space="preserve"> 4.2: Livewire </w:t>
@@ -4940,6 +5748,7 @@
         <w:rPr>
           <w:b/>
           <w:bCs/>
+          <w:highlight w:val="yellow"/>
         </w:rPr>
         <w:t>Компонент</w:t>
       </w:r>
@@ -4947,15 +5756,17 @@
         <w:rPr>
           <w:b/>
           <w:bCs/>
-          <w:lang w:val="en-US"/>
-        </w:rPr>
-        <w:t xml:space="preserve"> </w:t>
-      </w:r>
-      <w:proofErr w:type="spellStart"/>
-      <w:r>
-        <w:rPr>
-          <w:b/>
-          <w:bCs/>
+          <w:highlight w:val="yellow"/>
+          <w:lang w:val="en-US"/>
+        </w:rPr>
+        <w:t xml:space="preserve"> </w:t>
+      </w:r>
+      <w:proofErr w:type="spellStart"/>
+      <w:r>
+        <w:rPr>
+          <w:b/>
+          <w:bCs/>
+          <w:highlight w:val="yellow"/>
           <w:lang w:val="en-US"/>
         </w:rPr>
         <w:t>AddressSelector</w:t>
@@ -4968,13 +5779,15 @@
         <w:ind w:firstLine="709"/>
         <w:jc w:val="both"/>
         <w:rPr>
-          <w:lang w:val="en-US"/>
-        </w:rPr>
-      </w:pPr>
-      <w:r>
-        <w:rPr>
-          <w:b/>
-          <w:bCs/>
+          <w:highlight w:val="yellow"/>
+          <w:lang w:val="en-US"/>
+        </w:rPr>
+      </w:pPr>
+      <w:r>
+        <w:rPr>
+          <w:b/>
+          <w:bCs/>
+          <w:highlight w:val="yellow"/>
           <w:lang w:val="en-US"/>
         </w:rPr>
         <w:t>plain</w:t>
@@ -4986,64 +5799,79 @@
         <w:ind w:firstLine="709"/>
         <w:jc w:val="both"/>
         <w:rPr>
-          <w:lang w:val="en-US"/>
-        </w:rPr>
-      </w:pPr>
-      <w:r>
-        <w:rPr>
-          <w:lang w:val="en-US"/>
-        </w:rPr>
-        <w:t>Copy</w:t>
-      </w:r>
-    </w:p>
-    <w:p>
-      <w:pPr>
-        <w:spacing w:after="0"/>
-        <w:ind w:firstLine="709"/>
-        <w:jc w:val="both"/>
-        <w:rPr>
-          <w:lang w:val="en-US"/>
-        </w:rPr>
-      </w:pPr>
-      <w:r>
+          <w:highlight w:val="yellow"/>
+          <w:lang w:val="en-US"/>
+        </w:rPr>
+      </w:pPr>
+      <w:r>
+        <w:rPr>
+          <w:highlight w:val="yellow"/>
+        </w:rPr>
         <w:t>Создай</w:t>
       </w:r>
       <w:r>
         <w:rPr>
+          <w:highlight w:val="yellow"/>
           <w:lang w:val="en-US"/>
         </w:rPr>
         <w:t xml:space="preserve"> Livewire </w:t>
       </w:r>
       <w:r>
+        <w:rPr>
+          <w:highlight w:val="yellow"/>
+        </w:rPr>
         <w:t>компонент</w:t>
       </w:r>
       <w:r>
         <w:rPr>
-          <w:lang w:val="en-US"/>
-        </w:rPr>
-        <w:t xml:space="preserve"> Geo\AddressSelector:</w:t>
-      </w:r>
-    </w:p>
-    <w:p>
-      <w:pPr>
-        <w:spacing w:after="0"/>
-        <w:ind w:firstLine="709"/>
-        <w:jc w:val="both"/>
-        <w:rPr>
-          <w:lang w:val="en-US"/>
-        </w:rPr>
-      </w:pPr>
-      <w:r>
-        <w:rPr>
+          <w:highlight w:val="yellow"/>
+          <w:lang w:val="en-US"/>
+        </w:rPr>
+        <w:t xml:space="preserve"> Geo\</w:t>
+      </w:r>
+      <w:proofErr w:type="spellStart"/>
+      <w:r>
+        <w:rPr>
+          <w:highlight w:val="yellow"/>
+          <w:lang w:val="en-US"/>
+        </w:rPr>
+        <w:t>AddressSelector</w:t>
+      </w:r>
+      <w:proofErr w:type="spellEnd"/>
+      <w:r>
+        <w:rPr>
+          <w:highlight w:val="yellow"/>
+          <w:lang w:val="en-US"/>
+        </w:rPr>
+        <w:t>:</w:t>
+      </w:r>
+    </w:p>
+    <w:p>
+      <w:pPr>
+        <w:spacing w:after="0"/>
+        <w:ind w:firstLine="709"/>
+        <w:jc w:val="both"/>
+        <w:rPr>
+          <w:highlight w:val="yellow"/>
+          <w:lang w:val="en-US"/>
+        </w:rPr>
+      </w:pPr>
+      <w:r>
+        <w:rPr>
+          <w:highlight w:val="yellow"/>
           <w:lang w:val="en-US"/>
         </w:rPr>
         <w:t xml:space="preserve">1. </w:t>
       </w:r>
       <w:r>
+        <w:rPr>
+          <w:highlight w:val="yellow"/>
+        </w:rPr>
         <w:t>Свойства</w:t>
       </w:r>
       <w:r>
         <w:rPr>
+          <w:highlight w:val="yellow"/>
           <w:lang w:val="en-US"/>
         </w:rPr>
         <w:t>: $address (string), $lat, $lon, $suggestions (array), $selectedVendorId</w:t>
@@ -5055,21 +5883,27 @@
         <w:ind w:firstLine="709"/>
         <w:jc w:val="both"/>
         <w:rPr>
-          <w:lang w:val="en-US"/>
-        </w:rPr>
-      </w:pPr>
-      <w:r>
-        <w:rPr>
+          <w:highlight w:val="yellow"/>
+          <w:lang w:val="en-US"/>
+        </w:rPr>
+      </w:pPr>
+      <w:r>
+        <w:rPr>
+          <w:highlight w:val="yellow"/>
           <w:lang w:val="en-US"/>
         </w:rPr>
         <w:lastRenderedPageBreak/>
         <w:t xml:space="preserve">2. </w:t>
       </w:r>
       <w:r>
+        <w:rPr>
+          <w:highlight w:val="yellow"/>
+        </w:rPr>
         <w:t>Метод</w:t>
       </w:r>
       <w:r>
         <w:rPr>
+          <w:highlight w:val="yellow"/>
           <w:lang w:val="en-US"/>
         </w:rPr>
         <w:t xml:space="preserve"> </w:t>
@@ -5077,6 +5911,7 @@
       <w:proofErr w:type="gramStart"/>
       <w:r>
         <w:rPr>
+          <w:highlight w:val="yellow"/>
           <w:lang w:val="en-US"/>
         </w:rPr>
         <w:t>detectLocation(</w:t>
@@ -5084,24 +5919,33 @@
       <w:proofErr w:type="gramEnd"/>
       <w:r>
         <w:rPr>
+          <w:highlight w:val="yellow"/>
           <w:lang w:val="en-US"/>
         </w:rPr>
         <w:t xml:space="preserve">): </w:t>
       </w:r>
       <w:r>
+        <w:rPr>
+          <w:highlight w:val="yellow"/>
+        </w:rPr>
         <w:t>использует</w:t>
       </w:r>
       <w:r>
         <w:rPr>
-          <w:lang w:val="en-US"/>
-        </w:rPr>
-        <w:t xml:space="preserve"> </w:t>
-      </w:r>
-      <w:r>
+          <w:highlight w:val="yellow"/>
+          <w:lang w:val="en-US"/>
+        </w:rPr>
+        <w:t xml:space="preserve"> </w:t>
+      </w:r>
+      <w:r>
+        <w:rPr>
+          <w:highlight w:val="yellow"/>
+        </w:rPr>
         <w:t>браузерный</w:t>
       </w:r>
       <w:r>
         <w:rPr>
+          <w:highlight w:val="yellow"/>
           <w:lang w:val="en-US"/>
         </w:rPr>
         <w:t xml:space="preserve"> </w:t>
@@ -5109,6 +5953,7 @@
       <w:proofErr w:type="gramStart"/>
       <w:r>
         <w:rPr>
+          <w:highlight w:val="yellow"/>
           <w:lang w:val="en-US"/>
         </w:rPr>
         <w:t>navigator.geolocation</w:t>
@@ -5116,24 +5961,33 @@
       <w:proofErr w:type="gramEnd"/>
       <w:r>
         <w:rPr>
+          <w:highlight w:val="yellow"/>
           <w:lang w:val="en-US"/>
         </w:rPr>
         <w:t xml:space="preserve">, </w:t>
       </w:r>
       <w:r>
+        <w:rPr>
+          <w:highlight w:val="yellow"/>
+        </w:rPr>
         <w:t>получает</w:t>
       </w:r>
       <w:r>
         <w:rPr>
+          <w:highlight w:val="yellow"/>
           <w:lang w:val="en-US"/>
         </w:rPr>
         <w:t xml:space="preserve"> coords, </w:t>
       </w:r>
       <w:r>
+        <w:rPr>
+          <w:highlight w:val="yellow"/>
+        </w:rPr>
         <w:t>вызывает</w:t>
       </w:r>
       <w:r>
         <w:rPr>
+          <w:highlight w:val="yellow"/>
           <w:lang w:val="en-US"/>
         </w:rPr>
         <w:t xml:space="preserve"> </w:t>
@@ -5141,6 +5995,7 @@
       <w:proofErr w:type="gramStart"/>
       <w:r>
         <w:rPr>
+          <w:highlight w:val="yellow"/>
           <w:lang w:val="en-US"/>
         </w:rPr>
         <w:t>GeoService::</w:t>
@@ -5148,53 +6003,74 @@
       <w:proofErr w:type="gramEnd"/>
       <w:r>
         <w:rPr>
+          <w:highlight w:val="yellow"/>
           <w:lang w:val="en-US"/>
         </w:rPr>
         <w:t xml:space="preserve">geocodeAddress </w:t>
       </w:r>
       <w:r>
+        <w:rPr>
+          <w:highlight w:val="yellow"/>
+        </w:rPr>
         <w:t>на</w:t>
       </w:r>
       <w:r>
         <w:rPr>
-          <w:lang w:val="en-US"/>
-        </w:rPr>
-        <w:t xml:space="preserve"> </w:t>
-      </w:r>
-      <w:r>
+          <w:highlight w:val="yellow"/>
+          <w:lang w:val="en-US"/>
+        </w:rPr>
+        <w:t xml:space="preserve"> </w:t>
+      </w:r>
+      <w:r>
+        <w:rPr>
+          <w:highlight w:val="yellow"/>
+        </w:rPr>
         <w:t>сервере</w:t>
       </w:r>
       <w:r>
         <w:rPr>
+          <w:highlight w:val="yellow"/>
           <w:lang w:val="en-US"/>
         </w:rPr>
         <w:t xml:space="preserve"> (</w:t>
       </w:r>
       <w:r>
+        <w:rPr>
+          <w:highlight w:val="yellow"/>
+        </w:rPr>
         <w:t>обратное</w:t>
       </w:r>
       <w:r>
         <w:rPr>
-          <w:lang w:val="en-US"/>
-        </w:rPr>
-        <w:t xml:space="preserve"> </w:t>
-      </w:r>
-      <w:proofErr w:type="spellStart"/>
-      <w:r>
+          <w:highlight w:val="yellow"/>
+          <w:lang w:val="en-US"/>
+        </w:rPr>
+        <w:t xml:space="preserve"> </w:t>
+      </w:r>
+      <w:proofErr w:type="spellStart"/>
+      <w:r>
+        <w:rPr>
+          <w:highlight w:val="yellow"/>
+        </w:rPr>
         <w:t>геокодирование</w:t>
       </w:r>
       <w:proofErr w:type="spellEnd"/>
       <w:r>
         <w:rPr>
+          <w:highlight w:val="yellow"/>
           <w:lang w:val="en-US"/>
         </w:rPr>
         <w:t xml:space="preserve">), </w:t>
       </w:r>
       <w:r>
+        <w:rPr>
+          <w:highlight w:val="yellow"/>
+        </w:rPr>
         <w:t>устанавливает</w:t>
       </w:r>
       <w:r>
         <w:rPr>
+          <w:highlight w:val="yellow"/>
           <w:lang w:val="en-US"/>
         </w:rPr>
         <w:t xml:space="preserve"> $address</w:t>
@@ -5206,20 +6082,26 @@
         <w:ind w:firstLine="709"/>
         <w:jc w:val="both"/>
         <w:rPr>
-          <w:lang w:val="en-US"/>
-        </w:rPr>
-      </w:pPr>
-      <w:r>
-        <w:rPr>
+          <w:highlight w:val="yellow"/>
+          <w:lang w:val="en-US"/>
+        </w:rPr>
+      </w:pPr>
+      <w:r>
+        <w:rPr>
+          <w:highlight w:val="yellow"/>
           <w:lang w:val="en-US"/>
         </w:rPr>
         <w:t xml:space="preserve">3. </w:t>
       </w:r>
       <w:r>
+        <w:rPr>
+          <w:highlight w:val="yellow"/>
+        </w:rPr>
         <w:t>Метод</w:t>
       </w:r>
       <w:r>
         <w:rPr>
+          <w:highlight w:val="yellow"/>
           <w:lang w:val="en-US"/>
         </w:rPr>
         <w:t xml:space="preserve"> </w:t>
@@ -5227,6 +6109,7 @@
       <w:proofErr w:type="gramStart"/>
       <w:r>
         <w:rPr>
+          <w:highlight w:val="yellow"/>
           <w:lang w:val="en-US"/>
         </w:rPr>
         <w:t>searchAddress(</w:t>
@@ -5234,42 +6117,59 @@
       <w:proofErr w:type="gramEnd"/>
       <w:r>
         <w:rPr>
+          <w:highlight w:val="yellow"/>
           <w:lang w:val="en-US"/>
         </w:rPr>
         <w:t xml:space="preserve">): debounced (300ms) </w:t>
       </w:r>
       <w:r>
+        <w:rPr>
+          <w:highlight w:val="yellow"/>
+        </w:rPr>
         <w:t>поиск</w:t>
       </w:r>
       <w:r>
         <w:rPr>
-          <w:lang w:val="en-US"/>
-        </w:rPr>
-        <w:t xml:space="preserve"> </w:t>
-      </w:r>
-      <w:r>
+          <w:highlight w:val="yellow"/>
+          <w:lang w:val="en-US"/>
+        </w:rPr>
+        <w:t xml:space="preserve"> </w:t>
+      </w:r>
+      <w:r>
+        <w:rPr>
+          <w:highlight w:val="yellow"/>
+        </w:rPr>
         <w:t>подсказок</w:t>
       </w:r>
       <w:r>
         <w:rPr>
-          <w:lang w:val="en-US"/>
-        </w:rPr>
-        <w:t xml:space="preserve"> </w:t>
-      </w:r>
-      <w:r>
+          <w:highlight w:val="yellow"/>
+          <w:lang w:val="en-US"/>
+        </w:rPr>
+        <w:t xml:space="preserve"> </w:t>
+      </w:r>
+      <w:r>
+        <w:rPr>
+          <w:highlight w:val="yellow"/>
+        </w:rPr>
         <w:t>через</w:t>
       </w:r>
       <w:r>
         <w:rPr>
+          <w:highlight w:val="yellow"/>
           <w:lang w:val="en-US"/>
         </w:rPr>
         <w:t xml:space="preserve"> Yandex Geocoder, </w:t>
       </w:r>
       <w:r>
+        <w:rPr>
+          <w:highlight w:val="yellow"/>
+        </w:rPr>
         <w:t>заполняет</w:t>
       </w:r>
       <w:r>
         <w:rPr>
+          <w:highlight w:val="yellow"/>
           <w:lang w:val="en-US"/>
         </w:rPr>
         <w:t xml:space="preserve"> $suggestions</w:t>
@@ -5281,164 +6181,234 @@
         <w:ind w:firstLine="709"/>
         <w:jc w:val="both"/>
         <w:rPr>
-          <w:lang w:val="en-US"/>
-        </w:rPr>
-      </w:pPr>
-      <w:r>
-        <w:rPr>
+          <w:highlight w:val="yellow"/>
+          <w:lang w:val="en-US"/>
+        </w:rPr>
+      </w:pPr>
+      <w:r>
+        <w:rPr>
+          <w:highlight w:val="yellow"/>
           <w:lang w:val="en-US"/>
         </w:rPr>
         <w:t xml:space="preserve">4. </w:t>
       </w:r>
       <w:r>
+        <w:rPr>
+          <w:highlight w:val="yellow"/>
+        </w:rPr>
         <w:t>Метод</w:t>
       </w:r>
       <w:r>
         <w:rPr>
+          <w:highlight w:val="yellow"/>
           <w:lang w:val="en-US"/>
         </w:rPr>
         <w:t xml:space="preserve"> selectAddress($index): </w:t>
       </w:r>
       <w:r>
+        <w:rPr>
+          <w:highlight w:val="yellow"/>
+        </w:rPr>
         <w:t>берет</w:t>
       </w:r>
       <w:r>
         <w:rPr>
-          <w:lang w:val="en-US"/>
-        </w:rPr>
-        <w:t xml:space="preserve"> </w:t>
-      </w:r>
-      <w:r>
+          <w:highlight w:val="yellow"/>
+          <w:lang w:val="en-US"/>
+        </w:rPr>
+        <w:t xml:space="preserve"> </w:t>
+      </w:r>
+      <w:r>
+        <w:rPr>
+          <w:highlight w:val="yellow"/>
+        </w:rPr>
         <w:t>выбранный</w:t>
       </w:r>
       <w:r>
         <w:rPr>
-          <w:lang w:val="en-US"/>
-        </w:rPr>
-        <w:t xml:space="preserve"> </w:t>
-      </w:r>
-      <w:r>
+          <w:highlight w:val="yellow"/>
+          <w:lang w:val="en-US"/>
+        </w:rPr>
+        <w:t xml:space="preserve"> </w:t>
+      </w:r>
+      <w:r>
+        <w:rPr>
+          <w:highlight w:val="yellow"/>
+        </w:rPr>
         <w:t>адрес</w:t>
       </w:r>
       <w:r>
         <w:rPr>
+          <w:highlight w:val="yellow"/>
           <w:lang w:val="en-US"/>
         </w:rPr>
         <w:t xml:space="preserve">, </w:t>
       </w:r>
       <w:r>
+        <w:rPr>
+          <w:highlight w:val="yellow"/>
+        </w:rPr>
         <w:t>проверяет</w:t>
       </w:r>
       <w:r>
         <w:rPr>
-          <w:lang w:val="en-US"/>
-        </w:rPr>
-        <w:t xml:space="preserve"> </w:t>
-      </w:r>
-      <w:r>
+          <w:highlight w:val="yellow"/>
+          <w:lang w:val="en-US"/>
+        </w:rPr>
+        <w:t xml:space="preserve"> </w:t>
+      </w:r>
+      <w:r>
+        <w:rPr>
+          <w:highlight w:val="yellow"/>
+        </w:rPr>
         <w:t>через</w:t>
       </w:r>
       <w:r>
         <w:rPr>
+          <w:highlight w:val="yellow"/>
           <w:lang w:val="en-US"/>
         </w:rPr>
         <w:t xml:space="preserve"> GeoService isPointInDeliveryZone </w:t>
       </w:r>
       <w:r>
+        <w:rPr>
+          <w:highlight w:val="yellow"/>
+        </w:rPr>
         <w:t>для</w:t>
       </w:r>
       <w:r>
         <w:rPr>
+          <w:highlight w:val="yellow"/>
           <w:lang w:val="en-US"/>
         </w:rPr>
         <w:t xml:space="preserve"> $selectedVendorId, </w:t>
       </w:r>
       <w:r>
+        <w:rPr>
+          <w:highlight w:val="yellow"/>
+        </w:rPr>
         <w:t>если</w:t>
       </w:r>
       <w:r>
         <w:rPr>
-          <w:lang w:val="en-US"/>
-        </w:rPr>
-        <w:t xml:space="preserve"> </w:t>
-      </w:r>
-      <w:r>
+          <w:highlight w:val="yellow"/>
+          <w:lang w:val="en-US"/>
+        </w:rPr>
+        <w:t xml:space="preserve"> </w:t>
+      </w:r>
+      <w:r>
+        <w:rPr>
+          <w:highlight w:val="yellow"/>
+        </w:rPr>
         <w:t>не</w:t>
       </w:r>
       <w:r>
         <w:rPr>
-          <w:lang w:val="en-US"/>
-        </w:rPr>
-        <w:t xml:space="preserve"> </w:t>
-      </w:r>
-      <w:r>
+          <w:highlight w:val="yellow"/>
+          <w:lang w:val="en-US"/>
+        </w:rPr>
+        <w:t xml:space="preserve"> </w:t>
+      </w:r>
+      <w:r>
+        <w:rPr>
+          <w:highlight w:val="yellow"/>
+        </w:rPr>
         <w:t>доставляет</w:t>
       </w:r>
       <w:r>
         <w:rPr>
+          <w:highlight w:val="yellow"/>
           <w:lang w:val="en-US"/>
         </w:rPr>
         <w:t xml:space="preserve"> - </w:t>
       </w:r>
       <w:r>
+        <w:rPr>
+          <w:highlight w:val="yellow"/>
+        </w:rPr>
         <w:t>показывает</w:t>
       </w:r>
       <w:r>
         <w:rPr>
+          <w:highlight w:val="yellow"/>
           <w:lang w:val="en-US"/>
         </w:rPr>
         <w:t xml:space="preserve"> error, </w:t>
       </w:r>
       <w:r>
+        <w:rPr>
+          <w:highlight w:val="yellow"/>
+        </w:rPr>
         <w:t>если</w:t>
       </w:r>
       <w:r>
         <w:rPr>
-          <w:lang w:val="en-US"/>
-        </w:rPr>
-        <w:t xml:space="preserve"> </w:t>
-      </w:r>
-      <w:r>
+          <w:highlight w:val="yellow"/>
+          <w:lang w:val="en-US"/>
+        </w:rPr>
+        <w:t xml:space="preserve"> </w:t>
+      </w:r>
+      <w:r>
+        <w:rPr>
+          <w:highlight w:val="yellow"/>
+        </w:rPr>
         <w:t>доставляет</w:t>
       </w:r>
       <w:r>
         <w:rPr>
+          <w:highlight w:val="yellow"/>
           <w:lang w:val="en-US"/>
         </w:rPr>
         <w:t xml:space="preserve"> - </w:t>
       </w:r>
       <w:r>
+        <w:rPr>
+          <w:highlight w:val="yellow"/>
+        </w:rPr>
         <w:t>сохраняет</w:t>
       </w:r>
       <w:r>
         <w:rPr>
-          <w:lang w:val="en-US"/>
-        </w:rPr>
-        <w:t xml:space="preserve"> </w:t>
-      </w:r>
-      <w:r>
+          <w:highlight w:val="yellow"/>
+          <w:lang w:val="en-US"/>
+        </w:rPr>
+        <w:t xml:space="preserve"> </w:t>
+      </w:r>
+      <w:r>
+        <w:rPr>
+          <w:highlight w:val="yellow"/>
+        </w:rPr>
         <w:t>в</w:t>
       </w:r>
       <w:r>
         <w:rPr>
-          <w:lang w:val="en-US"/>
-        </w:rPr>
-        <w:t xml:space="preserve"> </w:t>
-      </w:r>
-      <w:r>
+          <w:highlight w:val="yellow"/>
+          <w:lang w:val="en-US"/>
+        </w:rPr>
+        <w:t xml:space="preserve"> </w:t>
+      </w:r>
+      <w:r>
+        <w:rPr>
+          <w:highlight w:val="yellow"/>
+        </w:rPr>
         <w:t>сессии</w:t>
       </w:r>
       <w:r>
         <w:rPr>
+          <w:highlight w:val="yellow"/>
           <w:lang w:val="en-US"/>
         </w:rPr>
         <w:t xml:space="preserve"> 'current_address' </w:t>
       </w:r>
       <w:r>
+        <w:rPr>
+          <w:highlight w:val="yellow"/>
+        </w:rPr>
         <w:t>и</w:t>
       </w:r>
       <w:r>
         <w:rPr>
+          <w:highlight w:val="yellow"/>
           <w:lang w:val="en-US"/>
         </w:rPr>
         <w:t xml:space="preserve"> dispatch 'address-selected'</w:t>
@@ -5451,38 +6421,65 @@
         <w:jc w:val="both"/>
       </w:pPr>
       <w:r>
+        <w:rPr>
+          <w:highlight w:val="yellow"/>
+        </w:rPr>
         <w:t xml:space="preserve">5. Blade: поле ввода с </w:t>
       </w:r>
       <w:proofErr w:type="spellStart"/>
       <w:r>
+        <w:rPr>
+          <w:highlight w:val="yellow"/>
+        </w:rPr>
         <w:t>autocomplete</w:t>
       </w:r>
       <w:proofErr w:type="spellEnd"/>
       <w:r>
+        <w:rPr>
+          <w:highlight w:val="yellow"/>
+        </w:rPr>
         <w:t xml:space="preserve"> (</w:t>
       </w:r>
       <w:proofErr w:type="spellStart"/>
       <w:r>
+        <w:rPr>
+          <w:highlight w:val="yellow"/>
+        </w:rPr>
         <w:t>datalist</w:t>
       </w:r>
       <w:proofErr w:type="spellEnd"/>
       <w:r>
+        <w:rPr>
+          <w:highlight w:val="yellow"/>
+        </w:rPr>
         <w:t xml:space="preserve"> или </w:t>
       </w:r>
       <w:proofErr w:type="spellStart"/>
       <w:r>
+        <w:rPr>
+          <w:highlight w:val="yellow"/>
+        </w:rPr>
         <w:t>div</w:t>
       </w:r>
       <w:proofErr w:type="spellEnd"/>
       <w:r>
-        <w:t xml:space="preserve"> </w:t>
-      </w:r>
-      <w:proofErr w:type="spellStart"/>
-      <w:r>
+        <w:rPr>
+          <w:highlight w:val="yellow"/>
+        </w:rPr>
+        <w:t xml:space="preserve"> </w:t>
+      </w:r>
+      <w:proofErr w:type="spellStart"/>
+      <w:r>
+        <w:rPr>
+          <w:highlight w:val="yellow"/>
+        </w:rPr>
         <w:t>overlay</w:t>
       </w:r>
       <w:proofErr w:type="spellEnd"/>
       <w:r>
+        <w:rPr>
+          <w:highlight w:val="yellow"/>
+        </w:rPr>
         <w:t>), кнопка "Определить автоматически", отображение зоны доставки (входит/не входит)</w:t>
       </w:r>
     </w:p>
@@ -5506,12 +6503,14 @@
         <w:rPr>
           <w:b/>
           <w:bCs/>
-        </w:rPr>
-      </w:pPr>
-      <w:r>
-        <w:rPr>
-          <w:b/>
-          <w:bCs/>
+          <w:highlight w:val="yellow"/>
+        </w:rPr>
+      </w:pPr>
+      <w:r>
+        <w:rPr>
+          <w:b/>
+          <w:bCs/>
+          <w:highlight w:val="yellow"/>
         </w:rPr>
         <w:t>ЭТАП 5: Каталог и Меню (</w:t>
       </w:r>
@@ -5520,6 +6519,7 @@
         <w:rPr>
           <w:b/>
           <w:bCs/>
+          <w:highlight w:val="yellow"/>
         </w:rPr>
         <w:t>Offline-capable</w:t>
       </w:r>
@@ -5528,6 +6528,7 @@
         <w:rPr>
           <w:b/>
           <w:bCs/>
+          <w:highlight w:val="yellow"/>
         </w:rPr>
         <w:t>)</w:t>
       </w:r>
@@ -5540,14 +6541,16 @@
         <w:rPr>
           <w:b/>
           <w:bCs/>
-          <w:lang w:val="en-US"/>
-        </w:rPr>
-      </w:pPr>
-      <w:proofErr w:type="spellStart"/>
-      <w:r>
-        <w:rPr>
-          <w:b/>
-          <w:bCs/>
+          <w:highlight w:val="yellow"/>
+          <w:lang w:val="en-US"/>
+        </w:rPr>
+      </w:pPr>
+      <w:proofErr w:type="spellStart"/>
+      <w:r>
+        <w:rPr>
+          <w:b/>
+          <w:bCs/>
+          <w:highlight w:val="yellow"/>
         </w:rPr>
         <w:t>Промт</w:t>
       </w:r>
@@ -5556,6 +6559,7 @@
         <w:rPr>
           <w:b/>
           <w:bCs/>
+          <w:highlight w:val="yellow"/>
           <w:lang w:val="en-US"/>
         </w:rPr>
         <w:t xml:space="preserve"> 5.1: API Resource </w:t>
@@ -5564,6 +6568,7 @@
         <w:rPr>
           <w:b/>
           <w:bCs/>
+          <w:highlight w:val="yellow"/>
         </w:rPr>
         <w:t>с</w:t>
       </w:r>
@@ -5571,14 +6576,16 @@
         <w:rPr>
           <w:b/>
           <w:bCs/>
-          <w:lang w:val="en-US"/>
-        </w:rPr>
-        <w:t xml:space="preserve"> </w:t>
-      </w:r>
-      <w:r>
-        <w:rPr>
-          <w:b/>
-          <w:bCs/>
+          <w:highlight w:val="yellow"/>
+          <w:lang w:val="en-US"/>
+        </w:rPr>
+        <w:t xml:space="preserve"> </w:t>
+      </w:r>
+      <w:r>
+        <w:rPr>
+          <w:b/>
+          <w:bCs/>
+          <w:highlight w:val="yellow"/>
         </w:rPr>
         <w:t>кэшированием</w:t>
       </w:r>
@@ -5589,13 +6596,15 @@
         <w:ind w:firstLine="709"/>
         <w:jc w:val="both"/>
         <w:rPr>
-          <w:lang w:val="en-US"/>
-        </w:rPr>
-      </w:pPr>
-      <w:r>
-        <w:rPr>
-          <w:b/>
-          <w:bCs/>
+          <w:highlight w:val="yellow"/>
+          <w:lang w:val="en-US"/>
+        </w:rPr>
+      </w:pPr>
+      <w:r>
+        <w:rPr>
+          <w:b/>
+          <w:bCs/>
+          <w:highlight w:val="yellow"/>
           <w:lang w:val="en-US"/>
         </w:rPr>
         <w:t>plain</w:t>
@@ -5607,11 +6616,13 @@
         <w:ind w:firstLine="709"/>
         <w:jc w:val="both"/>
         <w:rPr>
-          <w:lang w:val="en-US"/>
-        </w:rPr>
-      </w:pPr>
-      <w:r>
-        <w:rPr>
+          <w:highlight w:val="yellow"/>
+          <w:lang w:val="en-US"/>
+        </w:rPr>
+      </w:pPr>
+      <w:r>
+        <w:rPr>
+          <w:highlight w:val="yellow"/>
           <w:lang w:val="en-US"/>
         </w:rPr>
         <w:t>Copy</w:t>
@@ -5623,23 +6634,32 @@
         <w:ind w:firstLine="709"/>
         <w:jc w:val="both"/>
         <w:rPr>
-          <w:lang w:val="en-US"/>
-        </w:rPr>
-      </w:pPr>
-      <w:r>
+          <w:highlight w:val="yellow"/>
+          <w:lang w:val="en-US"/>
+        </w:rPr>
+      </w:pPr>
+      <w:r>
+        <w:rPr>
+          <w:highlight w:val="yellow"/>
+        </w:rPr>
         <w:t>Создай</w:t>
       </w:r>
       <w:r>
         <w:rPr>
+          <w:highlight w:val="yellow"/>
           <w:lang w:val="en-US"/>
         </w:rPr>
         <w:t xml:space="preserve"> API </w:t>
       </w:r>
       <w:r>
+        <w:rPr>
+          <w:highlight w:val="yellow"/>
+        </w:rPr>
         <w:t>контроллер</w:t>
       </w:r>
       <w:r>
         <w:rPr>
+          <w:highlight w:val="yellow"/>
           <w:lang w:val="en-US"/>
         </w:rPr>
         <w:t xml:space="preserve"> Domains\Menu\Http\Controllers\MenuController:</w:t>
@@ -5651,20 +6671,26 @@
         <w:ind w:firstLine="709"/>
         <w:jc w:val="both"/>
         <w:rPr>
-          <w:lang w:val="en-US"/>
-        </w:rPr>
-      </w:pPr>
-      <w:r>
-        <w:rPr>
+          <w:highlight w:val="yellow"/>
+          <w:lang w:val="en-US"/>
+        </w:rPr>
+      </w:pPr>
+      <w:r>
+        <w:rPr>
+          <w:highlight w:val="yellow"/>
           <w:lang w:val="en-US"/>
         </w:rPr>
         <w:t xml:space="preserve">1. </w:t>
       </w:r>
       <w:r>
+        <w:rPr>
+          <w:highlight w:val="yellow"/>
+        </w:rPr>
         <w:t>Метод</w:t>
       </w:r>
       <w:r>
         <w:rPr>
+          <w:highlight w:val="yellow"/>
           <w:lang w:val="en-US"/>
         </w:rPr>
         <w:t xml:space="preserve"> </w:t>
@@ -5672,6 +6698,7 @@
       <w:proofErr w:type="gramStart"/>
       <w:r>
         <w:rPr>
+          <w:highlight w:val="yellow"/>
           <w:lang w:val="en-US"/>
         </w:rPr>
         <w:t>index(</w:t>
@@ -5679,6 +6706,7 @@
       <w:proofErr w:type="gramEnd"/>
       <w:r>
         <w:rPr>
+          <w:highlight w:val="yellow"/>
           <w:lang w:val="en-US"/>
         </w:rPr>
         <w:t xml:space="preserve">Request $request): </w:t>
@@ -5690,20 +6718,26 @@
         <w:ind w:firstLine="709"/>
         <w:jc w:val="both"/>
         <w:rPr>
-          <w:lang w:val="en-US"/>
-        </w:rPr>
-      </w:pPr>
-      <w:r>
-        <w:rPr>
+          <w:highlight w:val="yellow"/>
+          <w:lang w:val="en-US"/>
+        </w:rPr>
+      </w:pPr>
+      <w:r>
+        <w:rPr>
+          <w:highlight w:val="yellow"/>
           <w:lang w:val="en-US"/>
         </w:rPr>
         <w:t xml:space="preserve">   - </w:t>
       </w:r>
       <w:r>
+        <w:rPr>
+          <w:highlight w:val="yellow"/>
+        </w:rPr>
         <w:t>валидация</w:t>
       </w:r>
       <w:r>
         <w:rPr>
+          <w:highlight w:val="yellow"/>
           <w:lang w:val="en-US"/>
         </w:rPr>
         <w:t>: vendor_id required, category_id optional</w:t>
@@ -5715,20 +6749,26 @@
         <w:ind w:firstLine="709"/>
         <w:jc w:val="both"/>
         <w:rPr>
-          <w:lang w:val="en-US"/>
-        </w:rPr>
-      </w:pPr>
-      <w:r>
-        <w:rPr>
+          <w:highlight w:val="yellow"/>
+          <w:lang w:val="en-US"/>
+        </w:rPr>
+      </w:pPr>
+      <w:r>
+        <w:rPr>
+          <w:highlight w:val="yellow"/>
           <w:lang w:val="en-US"/>
         </w:rPr>
         <w:t xml:space="preserve">   - </w:t>
       </w:r>
       <w:r>
+        <w:rPr>
+          <w:highlight w:val="yellow"/>
+        </w:rPr>
         <w:t>кэширование</w:t>
       </w:r>
       <w:r>
         <w:rPr>
+          <w:highlight w:val="yellow"/>
           <w:lang w:val="en-US"/>
         </w:rPr>
         <w:t xml:space="preserve">: </w:t>
@@ -5736,6 +6776,7 @@
       <w:proofErr w:type="gramStart"/>
       <w:r>
         <w:rPr>
+          <w:highlight w:val="yellow"/>
           <w:lang w:val="en-US"/>
         </w:rPr>
         <w:t>Cache::tags(</w:t>
@@ -5743,6 +6784,7 @@
       <w:proofErr w:type="gramEnd"/>
       <w:r>
         <w:rPr>
+          <w:highlight w:val="yellow"/>
           <w:lang w:val="en-US"/>
         </w:rPr>
         <w:t>['menu', 'vendor:</w:t>
@@ -5750,6 +6792,7 @@
       <w:proofErr w:type="gramStart"/>
       <w:r>
         <w:rPr>
+          <w:highlight w:val="yellow"/>
           <w:lang w:val="en-US"/>
         </w:rPr>
         <w:t>'.$</w:t>
@@ -5757,6 +6800,7 @@
       <w:proofErr w:type="gramEnd"/>
       <w:r>
         <w:rPr>
+          <w:highlight w:val="yellow"/>
           <w:lang w:val="en-US"/>
         </w:rPr>
         <w:t>request-&gt;vendor_id])-&gt;remember('menu.</w:t>
@@ -5764,6 +6808,7 @@
       <w:proofErr w:type="gramStart"/>
       <w:r>
         <w:rPr>
+          <w:highlight w:val="yellow"/>
           <w:lang w:val="en-US"/>
         </w:rPr>
         <w:t>'.$</w:t>
@@ -5771,6 +6816,7 @@
       <w:proofErr w:type="gramEnd"/>
       <w:r>
         <w:rPr>
+          <w:highlight w:val="yellow"/>
           <w:lang w:val="en-US"/>
         </w:rPr>
         <w:t xml:space="preserve">request-&gt;vendor_id, 3600, </w:t>
@@ -5778,6 +6824,7 @@
       <w:proofErr w:type="gramStart"/>
       <w:r>
         <w:rPr>
+          <w:highlight w:val="yellow"/>
           <w:lang w:val="en-US"/>
         </w:rPr>
         <w:t>fn(</w:t>
@@ -5785,6 +6832,7 @@
       <w:proofErr w:type="gramEnd"/>
       <w:r>
         <w:rPr>
+          <w:highlight w:val="yellow"/>
           <w:lang w:val="en-US"/>
         </w:rPr>
         <w:t>) =&gt; ...)</w:t>
@@ -5796,20 +6844,26 @@
         <w:ind w:firstLine="709"/>
         <w:jc w:val="both"/>
         <w:rPr>
-          <w:lang w:val="en-US"/>
-        </w:rPr>
-      </w:pPr>
-      <w:r>
-        <w:rPr>
+          <w:highlight w:val="yellow"/>
+          <w:lang w:val="en-US"/>
+        </w:rPr>
+      </w:pPr>
+      <w:r>
+        <w:rPr>
+          <w:highlight w:val="yellow"/>
           <w:lang w:val="en-US"/>
         </w:rPr>
         <w:t xml:space="preserve">   - </w:t>
       </w:r>
       <w:r>
+        <w:rPr>
+          <w:highlight w:val="yellow"/>
+        </w:rPr>
         <w:t>возвращает</w:t>
       </w:r>
       <w:r>
         <w:rPr>
+          <w:highlight w:val="yellow"/>
           <w:lang w:val="en-US"/>
         </w:rPr>
         <w:t xml:space="preserve"> JSON: categories (tree), products (paginated 50), filters (price min/max)</w:t>
@@ -5821,47 +6875,65 @@
         <w:ind w:firstLine="709"/>
         <w:jc w:val="both"/>
         <w:rPr>
-          <w:lang w:val="en-US"/>
-        </w:rPr>
-      </w:pPr>
-      <w:r>
-        <w:rPr>
+          <w:highlight w:val="yellow"/>
+          <w:lang w:val="en-US"/>
+        </w:rPr>
+      </w:pPr>
+      <w:r>
+        <w:rPr>
+          <w:highlight w:val="yellow"/>
           <w:lang w:val="en-US"/>
         </w:rPr>
         <w:t xml:space="preserve">   - </w:t>
       </w:r>
       <w:r>
+        <w:rPr>
+          <w:highlight w:val="yellow"/>
+        </w:rPr>
         <w:t>для</w:t>
       </w:r>
       <w:r>
         <w:rPr>
+          <w:highlight w:val="yellow"/>
           <w:lang w:val="en-US"/>
         </w:rPr>
         <w:t xml:space="preserve"> products </w:t>
       </w:r>
       <w:r>
+        <w:rPr>
+          <w:highlight w:val="yellow"/>
+        </w:rPr>
         <w:t>использует</w:t>
       </w:r>
       <w:r>
         <w:rPr>
+          <w:highlight w:val="yellow"/>
           <w:lang w:val="en-US"/>
         </w:rPr>
         <w:t xml:space="preserve"> ProductResource </w:t>
       </w:r>
       <w:r>
+        <w:rPr>
+          <w:highlight w:val="yellow"/>
+        </w:rPr>
         <w:t>с</w:t>
       </w:r>
       <w:r>
         <w:rPr>
-          <w:lang w:val="en-US"/>
-        </w:rPr>
-        <w:t xml:space="preserve"> </w:t>
-      </w:r>
-      <w:r>
+          <w:highlight w:val="yellow"/>
+          <w:lang w:val="en-US"/>
+        </w:rPr>
+        <w:t xml:space="preserve"> </w:t>
+      </w:r>
+      <w:r>
+        <w:rPr>
+          <w:highlight w:val="yellow"/>
+        </w:rPr>
         <w:t>полями</w:t>
       </w:r>
       <w:r>
         <w:rPr>
+          <w:highlight w:val="yellow"/>
           <w:lang w:val="en-US"/>
         </w:rPr>
         <w:t>: id, name, price, modifiers, image_url, is_available</w:t>
@@ -5872,24 +6944,42 @@
         <w:spacing w:after="0"/>
         <w:ind w:firstLine="709"/>
         <w:jc w:val="both"/>
-      </w:pPr>
-      <w:r>
+        <w:rPr>
+          <w:highlight w:val="yellow"/>
+        </w:rPr>
+      </w:pPr>
+      <w:r>
+        <w:rPr>
+          <w:highlight w:val="yellow"/>
+        </w:rPr>
         <w:t xml:space="preserve">2. Метод </w:t>
       </w:r>
       <w:proofErr w:type="spellStart"/>
       <w:r>
+        <w:rPr>
+          <w:highlight w:val="yellow"/>
+        </w:rPr>
         <w:t>show</w:t>
       </w:r>
       <w:proofErr w:type="spellEnd"/>
       <w:r>
+        <w:rPr>
+          <w:highlight w:val="yellow"/>
+        </w:rPr>
         <w:t>($</w:t>
       </w:r>
       <w:proofErr w:type="spellStart"/>
       <w:r>
+        <w:rPr>
+          <w:highlight w:val="yellow"/>
+        </w:rPr>
         <w:t>id</w:t>
       </w:r>
       <w:proofErr w:type="spellEnd"/>
       <w:r>
+        <w:rPr>
+          <w:highlight w:val="yellow"/>
+        </w:rPr>
         <w:t>): один продукт с деталями</w:t>
       </w:r>
     </w:p>
@@ -5904,33 +6994,46 @@
       </w:pPr>
       <w:r>
         <w:rPr>
+          <w:highlight w:val="yellow"/>
           <w:lang w:val="en-US"/>
         </w:rPr>
         <w:t xml:space="preserve">3. </w:t>
       </w:r>
       <w:r>
+        <w:rPr>
+          <w:highlight w:val="yellow"/>
+        </w:rPr>
         <w:t>Добавь</w:t>
       </w:r>
       <w:r>
         <w:rPr>
-          <w:lang w:val="en-US"/>
-        </w:rPr>
-        <w:t xml:space="preserve"> </w:t>
-      </w:r>
-      <w:r>
+          <w:highlight w:val="yellow"/>
+          <w:lang w:val="en-US"/>
+        </w:rPr>
+        <w:t xml:space="preserve"> </w:t>
+      </w:r>
+      <w:r>
+        <w:rPr>
+          <w:highlight w:val="yellow"/>
+        </w:rPr>
         <w:t>в</w:t>
       </w:r>
       <w:r>
         <w:rPr>
+          <w:highlight w:val="yellow"/>
           <w:lang w:val="en-US"/>
         </w:rPr>
         <w:t xml:space="preserve"> RouteServiceProvider route model binding </w:t>
       </w:r>
       <w:r>
+        <w:rPr>
+          <w:highlight w:val="yellow"/>
+        </w:rPr>
         <w:t>для</w:t>
       </w:r>
       <w:r>
         <w:rPr>
+          <w:highlight w:val="yellow"/>
           <w:lang w:val="en-US"/>
         </w:rPr>
         <w:t xml:space="preserve"> vendor slug -&gt; Vendor model</w:t>
@@ -5944,14 +7047,16 @@
         <w:rPr>
           <w:b/>
           <w:bCs/>
-          <w:lang w:val="en-US"/>
-        </w:rPr>
-      </w:pPr>
-      <w:proofErr w:type="spellStart"/>
-      <w:r>
-        <w:rPr>
-          <w:b/>
-          <w:bCs/>
+          <w:highlight w:val="yellow"/>
+          <w:lang w:val="en-US"/>
+        </w:rPr>
+      </w:pPr>
+      <w:proofErr w:type="spellStart"/>
+      <w:r>
+        <w:rPr>
+          <w:b/>
+          <w:bCs/>
+          <w:highlight w:val="yellow"/>
         </w:rPr>
         <w:t>Промт</w:t>
       </w:r>
@@ -5960,6 +7065,7 @@
         <w:rPr>
           <w:b/>
           <w:bCs/>
+          <w:highlight w:val="yellow"/>
           <w:lang w:val="en-US"/>
         </w:rPr>
         <w:t xml:space="preserve"> 5.2: Livewire </w:t>
@@ -5968,6 +7074,7 @@
         <w:rPr>
           <w:b/>
           <w:bCs/>
+          <w:highlight w:val="yellow"/>
         </w:rPr>
         <w:t>Каталог</w:t>
       </w:r>
@@ -5975,14 +7082,16 @@
         <w:rPr>
           <w:b/>
           <w:bCs/>
-          <w:lang w:val="en-US"/>
-        </w:rPr>
-        <w:t xml:space="preserve"> </w:t>
-      </w:r>
-      <w:r>
-        <w:rPr>
-          <w:b/>
-          <w:bCs/>
+          <w:highlight w:val="yellow"/>
+          <w:lang w:val="en-US"/>
+        </w:rPr>
+        <w:t xml:space="preserve"> </w:t>
+      </w:r>
+      <w:r>
+        <w:rPr>
+          <w:b/>
+          <w:bCs/>
+          <w:highlight w:val="yellow"/>
         </w:rPr>
         <w:t>с</w:t>
       </w:r>
@@ -5990,6 +7099,7 @@
         <w:rPr>
           <w:b/>
           <w:bCs/>
+          <w:highlight w:val="yellow"/>
           <w:lang w:val="en-US"/>
         </w:rPr>
         <w:t xml:space="preserve"> Virtual Scroll</w:t>
@@ -6001,13 +7111,15 @@
         <w:ind w:firstLine="709"/>
         <w:jc w:val="both"/>
         <w:rPr>
-          <w:lang w:val="en-US"/>
-        </w:rPr>
-      </w:pPr>
-      <w:r>
-        <w:rPr>
-          <w:b/>
-          <w:bCs/>
+          <w:highlight w:val="yellow"/>
+          <w:lang w:val="en-US"/>
+        </w:rPr>
+      </w:pPr>
+      <w:r>
+        <w:rPr>
+          <w:b/>
+          <w:bCs/>
+          <w:highlight w:val="yellow"/>
           <w:lang w:val="en-US"/>
         </w:rPr>
         <w:t>plain</w:t>
@@ -6019,11 +7131,13 @@
         <w:ind w:firstLine="709"/>
         <w:jc w:val="both"/>
         <w:rPr>
-          <w:lang w:val="en-US"/>
-        </w:rPr>
-      </w:pPr>
-      <w:r>
-        <w:rPr>
+          <w:highlight w:val="yellow"/>
+          <w:lang w:val="en-US"/>
+        </w:rPr>
+      </w:pPr>
+      <w:r>
+        <w:rPr>
+          <w:highlight w:val="yellow"/>
           <w:lang w:val="en-US"/>
         </w:rPr>
         <w:t>Copy</w:t>
@@ -6035,23 +7149,32 @@
         <w:ind w:firstLine="709"/>
         <w:jc w:val="both"/>
         <w:rPr>
-          <w:lang w:val="en-US"/>
-        </w:rPr>
-      </w:pPr>
-      <w:r>
+          <w:highlight w:val="yellow"/>
+          <w:lang w:val="en-US"/>
+        </w:rPr>
+      </w:pPr>
+      <w:r>
+        <w:rPr>
+          <w:highlight w:val="yellow"/>
+        </w:rPr>
         <w:t>Создай</w:t>
       </w:r>
       <w:r>
         <w:rPr>
+          <w:highlight w:val="yellow"/>
           <w:lang w:val="en-US"/>
         </w:rPr>
         <w:t xml:space="preserve"> Livewire </w:t>
       </w:r>
       <w:r>
+        <w:rPr>
+          <w:highlight w:val="yellow"/>
+        </w:rPr>
         <w:t>компонент</w:t>
       </w:r>
       <w:r>
         <w:rPr>
+          <w:highlight w:val="yellow"/>
           <w:lang w:val="en-US"/>
         </w:rPr>
         <w:t xml:space="preserve"> Menu\Catalog:</w:t>
@@ -6063,20 +7186,26 @@
         <w:ind w:firstLine="709"/>
         <w:jc w:val="both"/>
         <w:rPr>
-          <w:lang w:val="en-US"/>
-        </w:rPr>
-      </w:pPr>
-      <w:r>
-        <w:rPr>
+          <w:highlight w:val="yellow"/>
+          <w:lang w:val="en-US"/>
+        </w:rPr>
+      </w:pPr>
+      <w:r>
+        <w:rPr>
+          <w:highlight w:val="yellow"/>
           <w:lang w:val="en-US"/>
         </w:rPr>
         <w:t xml:space="preserve">1. </w:t>
       </w:r>
       <w:r>
+        <w:rPr>
+          <w:highlight w:val="yellow"/>
+        </w:rPr>
         <w:t>Свойства</w:t>
       </w:r>
       <w:r>
         <w:rPr>
+          <w:highlight w:val="yellow"/>
           <w:lang w:val="en-US"/>
         </w:rPr>
         <w:t>: $vendorId, $categoryId, $products (array), $page, $hasMorePages, $filters</w:t>
@@ -6088,20 +7217,26 @@
         <w:ind w:firstLine="709"/>
         <w:jc w:val="both"/>
         <w:rPr>
-          <w:lang w:val="en-US"/>
-        </w:rPr>
-      </w:pPr>
-      <w:r>
-        <w:rPr>
+          <w:highlight w:val="yellow"/>
+          <w:lang w:val="en-US"/>
+        </w:rPr>
+      </w:pPr>
+      <w:r>
+        <w:rPr>
+          <w:highlight w:val="yellow"/>
           <w:lang w:val="en-US"/>
         </w:rPr>
         <w:t xml:space="preserve">2. </w:t>
       </w:r>
       <w:r>
+        <w:rPr>
+          <w:highlight w:val="yellow"/>
+        </w:rPr>
         <w:t>Метод</w:t>
       </w:r>
       <w:r>
         <w:rPr>
+          <w:highlight w:val="yellow"/>
           <w:lang w:val="en-US"/>
         </w:rPr>
         <w:t xml:space="preserve"> </w:t>
@@ -6109,6 +7244,7 @@
       <w:proofErr w:type="gramStart"/>
       <w:r>
         <w:rPr>
+          <w:highlight w:val="yellow"/>
           <w:lang w:val="en-US"/>
         </w:rPr>
         <w:t>mount(</w:t>
@@ -6116,42 +7252,59 @@
       <w:proofErr w:type="gramEnd"/>
       <w:r>
         <w:rPr>
+          <w:highlight w:val="yellow"/>
           <w:lang w:val="en-US"/>
         </w:rPr>
         <w:t xml:space="preserve">): </w:t>
       </w:r>
       <w:r>
+        <w:rPr>
+          <w:highlight w:val="yellow"/>
+        </w:rPr>
         <w:t>загружает</w:t>
       </w:r>
       <w:r>
         <w:rPr>
-          <w:lang w:val="en-US"/>
-        </w:rPr>
-        <w:t xml:space="preserve"> </w:t>
-      </w:r>
-      <w:r>
+          <w:highlight w:val="yellow"/>
+          <w:lang w:val="en-US"/>
+        </w:rPr>
+        <w:t xml:space="preserve"> </w:t>
+      </w:r>
+      <w:r>
+        <w:rPr>
+          <w:highlight w:val="yellow"/>
+        </w:rPr>
         <w:t>первые</w:t>
       </w:r>
       <w:r>
         <w:rPr>
+          <w:highlight w:val="yellow"/>
           <w:lang w:val="en-US"/>
         </w:rPr>
         <w:t xml:space="preserve"> 20 </w:t>
       </w:r>
       <w:r>
+        <w:rPr>
+          <w:highlight w:val="yellow"/>
+        </w:rPr>
         <w:t>продуктов</w:t>
       </w:r>
       <w:r>
         <w:rPr>
-          <w:lang w:val="en-US"/>
-        </w:rPr>
-        <w:t xml:space="preserve"> </w:t>
-      </w:r>
-      <w:r>
+          <w:highlight w:val="yellow"/>
+          <w:lang w:val="en-US"/>
+        </w:rPr>
+        <w:t xml:space="preserve"> </w:t>
+      </w:r>
+      <w:r>
+        <w:rPr>
+          <w:highlight w:val="yellow"/>
+        </w:rPr>
         <w:t>через</w:t>
       </w:r>
       <w:r>
         <w:rPr>
+          <w:highlight w:val="yellow"/>
           <w:lang w:val="en-US"/>
         </w:rPr>
         <w:t xml:space="preserve"> </w:t>
@@ -6159,6 +7312,7 @@
       <w:proofErr w:type="gramStart"/>
       <w:r>
         <w:rPr>
+          <w:highlight w:val="yellow"/>
           <w:lang w:val="en-US"/>
         </w:rPr>
         <w:t>Product::</w:t>
@@ -6166,6 +7320,7 @@
       <w:proofErr w:type="gramEnd"/>
       <w:r>
         <w:rPr>
+          <w:highlight w:val="yellow"/>
           <w:lang w:val="en-US"/>
         </w:rPr>
         <w:t>available()-&gt;</w:t>
@@ -6173,6 +7328,7 @@
       <w:proofErr w:type="gramStart"/>
       <w:r>
         <w:rPr>
+          <w:highlight w:val="yellow"/>
           <w:lang w:val="en-US"/>
         </w:rPr>
         <w:t>paginate(</w:t>
@@ -6180,6 +7336,7 @@
       <w:proofErr w:type="gramEnd"/>
       <w:r>
         <w:rPr>
+          <w:highlight w:val="yellow"/>
           <w:lang w:val="en-US"/>
         </w:rPr>
         <w:t>20)</w:t>
@@ -6190,45 +7347,78 @@
         <w:spacing w:after="0"/>
         <w:ind w:firstLine="709"/>
         <w:jc w:val="both"/>
-      </w:pPr>
-      <w:r>
+        <w:rPr>
+          <w:highlight w:val="yellow"/>
+        </w:rPr>
+      </w:pPr>
+      <w:r>
+        <w:rPr>
+          <w:highlight w:val="yellow"/>
+        </w:rPr>
         <w:t xml:space="preserve">3. Метод </w:t>
       </w:r>
       <w:proofErr w:type="spellStart"/>
       <w:proofErr w:type="gramStart"/>
       <w:r>
+        <w:rPr>
+          <w:highlight w:val="yellow"/>
+        </w:rPr>
         <w:t>loadMore</w:t>
       </w:r>
       <w:proofErr w:type="spellEnd"/>
       <w:r>
+        <w:rPr>
+          <w:highlight w:val="yellow"/>
+        </w:rPr>
         <w:t>(</w:t>
       </w:r>
       <w:proofErr w:type="gramEnd"/>
       <w:r>
+        <w:rPr>
+          <w:highlight w:val="yellow"/>
+        </w:rPr>
         <w:t>): инкрементирует $</w:t>
       </w:r>
       <w:proofErr w:type="spellStart"/>
       <w:r>
+        <w:rPr>
+          <w:highlight w:val="yellow"/>
+        </w:rPr>
         <w:t>page</w:t>
       </w:r>
       <w:proofErr w:type="spellEnd"/>
       <w:r>
+        <w:rPr>
+          <w:highlight w:val="yellow"/>
+        </w:rPr>
         <w:t>, добавляет продукты в массив (</w:t>
       </w:r>
       <w:proofErr w:type="spellStart"/>
       <w:r>
+        <w:rPr>
+          <w:highlight w:val="yellow"/>
+        </w:rPr>
         <w:t>append</w:t>
       </w:r>
       <w:proofErr w:type="spellEnd"/>
       <w:r>
+        <w:rPr>
+          <w:highlight w:val="yellow"/>
+        </w:rPr>
         <w:t xml:space="preserve">, не </w:t>
       </w:r>
       <w:proofErr w:type="spellStart"/>
       <w:r>
+        <w:rPr>
+          <w:highlight w:val="yellow"/>
+        </w:rPr>
         <w:t>replace</w:t>
       </w:r>
       <w:proofErr w:type="spellEnd"/>
       <w:r>
+        <w:rPr>
+          <w:highlight w:val="yellow"/>
+        </w:rPr>
         <w:t>)</w:t>
       </w:r>
     </w:p>
@@ -6238,38 +7428,52 @@
         <w:ind w:firstLine="709"/>
         <w:jc w:val="both"/>
         <w:rPr>
-          <w:lang w:val="en-US"/>
-        </w:rPr>
-      </w:pPr>
-      <w:r>
-        <w:rPr>
+          <w:highlight w:val="yellow"/>
+          <w:lang w:val="en-US"/>
+        </w:rPr>
+      </w:pPr>
+      <w:r>
+        <w:rPr>
+          <w:highlight w:val="yellow"/>
           <w:lang w:val="en-US"/>
         </w:rPr>
         <w:t xml:space="preserve">4. </w:t>
       </w:r>
       <w:r>
+        <w:rPr>
+          <w:highlight w:val="yellow"/>
+        </w:rPr>
         <w:t>Метод</w:t>
       </w:r>
       <w:r>
         <w:rPr>
+          <w:highlight w:val="yellow"/>
           <w:lang w:val="en-US"/>
         </w:rPr>
         <w:t xml:space="preserve"> filterByCategory($id): </w:t>
       </w:r>
       <w:r>
+        <w:rPr>
+          <w:highlight w:val="yellow"/>
+        </w:rPr>
         <w:t>сбрасывает</w:t>
       </w:r>
       <w:r>
         <w:rPr>
+          <w:highlight w:val="yellow"/>
           <w:lang w:val="en-US"/>
         </w:rPr>
         <w:t xml:space="preserve"> $products, </w:t>
       </w:r>
       <w:r>
+        <w:rPr>
+          <w:highlight w:val="yellow"/>
+        </w:rPr>
         <w:t>меняет</w:t>
       </w:r>
       <w:r>
         <w:rPr>
+          <w:highlight w:val="yellow"/>
           <w:lang w:val="en-US"/>
         </w:rPr>
         <w:t xml:space="preserve"> $categoryId, reload</w:t>
@@ -6281,11 +7485,13 @@
         <w:ind w:firstLine="709"/>
         <w:jc w:val="both"/>
         <w:rPr>
-          <w:lang w:val="en-US"/>
-        </w:rPr>
-      </w:pPr>
-      <w:r>
-        <w:rPr>
+          <w:highlight w:val="yellow"/>
+          <w:lang w:val="en-US"/>
+        </w:rPr>
+      </w:pPr>
+      <w:r>
+        <w:rPr>
+          <w:highlight w:val="yellow"/>
           <w:lang w:val="en-US"/>
         </w:rPr>
         <w:t xml:space="preserve">5. Blade view: </w:t>
@@ -6296,120 +7502,160 @@
         <w:spacing w:after="0"/>
         <w:ind w:firstLine="709"/>
         <w:jc w:val="both"/>
-      </w:pPr>
-      <w:r>
-        <w:rPr>
+        <w:rPr>
+          <w:highlight w:val="yellow"/>
+        </w:rPr>
+      </w:pPr>
+      <w:r>
+        <w:rPr>
+          <w:highlight w:val="yellow"/>
           <w:lang w:val="en-US"/>
         </w:rPr>
         <w:t xml:space="preserve">   </w:t>
       </w:r>
       <w:r>
-        <w:t xml:space="preserve">- </w:t>
-      </w:r>
-      <w:r>
-        <w:t>Сетка</w:t>
-      </w:r>
-      <w:r>
-        <w:t xml:space="preserve"> </w:t>
-      </w:r>
-      <w:r>
-        <w:t>продуктов</w:t>
-      </w:r>
-      <w:r>
-        <w:t xml:space="preserve"> (</w:t>
-      </w:r>
-      <w:r>
-        <w:rPr>
+        <w:rPr>
+          <w:highlight w:val="yellow"/>
+        </w:rPr>
+        <w:t>- Сетка продуктов (</w:t>
+      </w:r>
+      <w:r>
+        <w:rPr>
+          <w:highlight w:val="yellow"/>
           <w:lang w:val="en-US"/>
         </w:rPr>
         <w:t>grid</w:t>
       </w:r>
       <w:r>
+        <w:rPr>
+          <w:highlight w:val="yellow"/>
+        </w:rPr>
         <w:t>-</w:t>
       </w:r>
       <w:r>
         <w:rPr>
+          <w:highlight w:val="yellow"/>
           <w:lang w:val="en-US"/>
         </w:rPr>
         <w:t>cols</w:t>
       </w:r>
       <w:r>
+        <w:rPr>
+          <w:highlight w:val="yellow"/>
+        </w:rPr>
         <w:t xml:space="preserve">-2 </w:t>
       </w:r>
       <w:proofErr w:type="gramStart"/>
       <w:r>
         <w:rPr>
+          <w:highlight w:val="yellow"/>
           <w:lang w:val="en-US"/>
         </w:rPr>
         <w:t>md</w:t>
       </w:r>
+      <w:r>
+        <w:rPr>
+          <w:highlight w:val="yellow"/>
+        </w:rPr>
+        <w:t>:</w:t>
+      </w:r>
+      <w:r>
+        <w:rPr>
+          <w:highlight w:val="yellow"/>
+          <w:lang w:val="en-US"/>
+        </w:rPr>
+        <w:t>grid</w:t>
+      </w:r>
       <w:proofErr w:type="gramEnd"/>
       <w:r>
-        <w:t>:</w:t>
+        <w:rPr>
+          <w:highlight w:val="yellow"/>
+        </w:rPr>
+        <w:t>-</w:t>
+      </w:r>
+      <w:r>
+        <w:rPr>
+          <w:highlight w:val="yellow"/>
+          <w:lang w:val="en-US"/>
+        </w:rPr>
+        <w:t>cols</w:t>
+      </w:r>
+      <w:r>
+        <w:rPr>
+          <w:highlight w:val="yellow"/>
+        </w:rPr>
+        <w:t>-3)</w:t>
+      </w:r>
+    </w:p>
+    <w:p>
+      <w:pPr>
+        <w:spacing w:after="0"/>
+        <w:ind w:firstLine="709"/>
+        <w:jc w:val="both"/>
+        <w:rPr>
+          <w:highlight w:val="yellow"/>
+        </w:rPr>
+      </w:pPr>
+      <w:r>
+        <w:rPr>
+          <w:highlight w:val="yellow"/>
+        </w:rPr>
+        <w:t xml:space="preserve">   - Каждая карточка: фото (</w:t>
+      </w:r>
+      <w:proofErr w:type="spellStart"/>
+      <w:r>
+        <w:rPr>
+          <w:highlight w:val="yellow"/>
+        </w:rPr>
+        <w:t>lazy</w:t>
+      </w:r>
+      <w:proofErr w:type="spellEnd"/>
+      <w:r>
+        <w:rPr>
+          <w:highlight w:val="yellow"/>
+        </w:rPr>
+        <w:t xml:space="preserve"> </w:t>
+      </w:r>
+      <w:proofErr w:type="spellStart"/>
+      <w:r>
+        <w:rPr>
+          <w:highlight w:val="yellow"/>
+        </w:rPr>
+        <w:t>loading</w:t>
+      </w:r>
+      <w:proofErr w:type="spellEnd"/>
+      <w:r>
+        <w:rPr>
+          <w:highlight w:val="yellow"/>
+        </w:rPr>
+        <w:t xml:space="preserve">), название, цена от (минимальная с учетом модификаторов), кнопка </w:t>
       </w:r>
       <w:proofErr w:type="gramStart"/>
       <w:r>
         <w:rPr>
-          <w:lang w:val="en-US"/>
-        </w:rPr>
-        <w:t>grid</w:t>
+          <w:highlight w:val="yellow"/>
+        </w:rPr>
+        <w:t>"В корзину"</w:t>
       </w:r>
       <w:proofErr w:type="gramEnd"/>
       <w:r>
-        <w:t>-</w:t>
-      </w:r>
-      <w:r>
-        <w:rPr>
-          <w:lang w:val="en-US"/>
-        </w:rPr>
-        <w:t>cols</w:t>
-      </w:r>
-      <w:r>
-        <w:t>-3)</w:t>
-      </w:r>
-    </w:p>
-    <w:p>
-      <w:pPr>
-        <w:spacing w:after="0"/>
-        <w:ind w:firstLine="709"/>
-        <w:jc w:val="both"/>
-      </w:pPr>
-      <w:r>
-        <w:t xml:space="preserve">   </w:t>
-      </w:r>
-      <w:r>
-        <w:t>- Каждая карточка: фото (</w:t>
-      </w:r>
-      <w:proofErr w:type="spellStart"/>
-      <w:r>
-        <w:t>lazy</w:t>
-      </w:r>
-      <w:proofErr w:type="spellEnd"/>
-      <w:r>
-        <w:t xml:space="preserve"> </w:t>
-      </w:r>
-      <w:proofErr w:type="spellStart"/>
-      <w:r>
-        <w:t>loading</w:t>
-      </w:r>
-      <w:proofErr w:type="spellEnd"/>
-      <w:r>
-        <w:t xml:space="preserve">), название, цена от (минимальная с учетом модификаторов), кнопка </w:t>
-      </w:r>
-      <w:proofErr w:type="gramStart"/>
-      <w:r>
-        <w:t>"В корзину"</w:t>
-      </w:r>
-      <w:proofErr w:type="gramEnd"/>
-      <w:r>
+        <w:rPr>
+          <w:highlight w:val="yellow"/>
+        </w:rPr>
         <w:t xml:space="preserve"> которая открывает </w:t>
       </w:r>
       <w:proofErr w:type="spellStart"/>
       <w:r>
+        <w:rPr>
+          <w:highlight w:val="yellow"/>
+        </w:rPr>
         <w:t>модал</w:t>
       </w:r>
       <w:proofErr w:type="spellEnd"/>
       <w:r>
+        <w:rPr>
+          <w:highlight w:val="yellow"/>
+        </w:rPr>
         <w:t xml:space="preserve"> выбора модификаторов</w:t>
       </w:r>
     </w:p>
@@ -6418,53 +7664,92 @@
         <w:spacing w:after="0"/>
         <w:ind w:firstLine="709"/>
         <w:jc w:val="both"/>
-      </w:pPr>
-      <w:r>
+        <w:rPr>
+          <w:highlight w:val="yellow"/>
+        </w:rPr>
+      </w:pPr>
+      <w:r>
+        <w:rPr>
+          <w:highlight w:val="yellow"/>
+        </w:rPr>
         <w:lastRenderedPageBreak/>
         <w:t xml:space="preserve">   - </w:t>
       </w:r>
       <w:proofErr w:type="spellStart"/>
       <w:r>
+        <w:rPr>
+          <w:highlight w:val="yellow"/>
+        </w:rPr>
         <w:t>Модал</w:t>
       </w:r>
       <w:proofErr w:type="spellEnd"/>
       <w:r>
+        <w:rPr>
+          <w:highlight w:val="yellow"/>
+        </w:rPr>
         <w:t xml:space="preserve"> выбора модификаторов: динамическая форма на Alpine.js (</w:t>
       </w:r>
       <w:proofErr w:type="spellStart"/>
       <w:r>
+        <w:rPr>
+          <w:highlight w:val="yellow"/>
+        </w:rPr>
         <w:t>radio</w:t>
       </w:r>
       <w:proofErr w:type="spellEnd"/>
       <w:r>
+        <w:rPr>
+          <w:highlight w:val="yellow"/>
+        </w:rPr>
         <w:t xml:space="preserve"> для одиночного выбора, </w:t>
       </w:r>
       <w:proofErr w:type="spellStart"/>
       <w:r>
+        <w:rPr>
+          <w:highlight w:val="yellow"/>
+        </w:rPr>
         <w:t>checkbox</w:t>
       </w:r>
       <w:proofErr w:type="spellEnd"/>
       <w:r>
+        <w:rPr>
+          <w:highlight w:val="yellow"/>
+        </w:rPr>
         <w:t xml:space="preserve"> для множественного, </w:t>
       </w:r>
       <w:proofErr w:type="spellStart"/>
       <w:r>
+        <w:rPr>
+          <w:highlight w:val="yellow"/>
+        </w:rPr>
         <w:t>number</w:t>
       </w:r>
       <w:proofErr w:type="spellEnd"/>
       <w:r>
+        <w:rPr>
+          <w:highlight w:val="yellow"/>
+        </w:rPr>
         <w:t xml:space="preserve"> для количества), расчет итоговой цены на клиенте, кнопка "Добавить" которая вызывает </w:t>
       </w:r>
       <w:proofErr w:type="spellStart"/>
       <w:r>
+        <w:rPr>
+          <w:highlight w:val="yellow"/>
+        </w:rPr>
         <w:t>CartService.addItem</w:t>
       </w:r>
       <w:proofErr w:type="spellEnd"/>
       <w:r>
+        <w:rPr>
+          <w:highlight w:val="yellow"/>
+        </w:rPr>
         <w:t xml:space="preserve"> и закрывает </w:t>
       </w:r>
       <w:proofErr w:type="spellStart"/>
       <w:r>
+        <w:rPr>
+          <w:highlight w:val="yellow"/>
+        </w:rPr>
         <w:t>модал</w:t>
       </w:r>
       <w:proofErr w:type="spellEnd"/>
@@ -6476,26 +7761,44 @@
         <w:jc w:val="both"/>
       </w:pPr>
       <w:r>
+        <w:rPr>
+          <w:highlight w:val="yellow"/>
+        </w:rPr>
         <w:t xml:space="preserve">   - Кнопка "Загрузить еще" или </w:t>
       </w:r>
       <w:proofErr w:type="spellStart"/>
       <w:r>
+        <w:rPr>
+          <w:highlight w:val="yellow"/>
+        </w:rPr>
         <w:t>infinite</w:t>
       </w:r>
       <w:proofErr w:type="spellEnd"/>
       <w:r>
-        <w:t xml:space="preserve"> </w:t>
-      </w:r>
-      <w:proofErr w:type="spellStart"/>
-      <w:r>
+        <w:rPr>
+          <w:highlight w:val="yellow"/>
+        </w:rPr>
+        <w:t xml:space="preserve"> </w:t>
+      </w:r>
+      <w:proofErr w:type="spellStart"/>
+      <w:r>
+        <w:rPr>
+          <w:highlight w:val="yellow"/>
+        </w:rPr>
         <w:t>scroll</w:t>
       </w:r>
       <w:proofErr w:type="spellEnd"/>
       <w:r>
+        <w:rPr>
+          <w:highlight w:val="yellow"/>
+        </w:rPr>
         <w:t xml:space="preserve"> через Alpine </w:t>
       </w:r>
       <w:proofErr w:type="spellStart"/>
       <w:r>
+        <w:rPr>
+          <w:highlight w:val="yellow"/>
+        </w:rPr>
         <w:t>Intersect</w:t>
       </w:r>
       <w:proofErr w:type="spellEnd"/>
@@ -6520,12 +7823,14 @@
         <w:rPr>
           <w:b/>
           <w:bCs/>
-        </w:rPr>
-      </w:pPr>
-      <w:r>
-        <w:rPr>
-          <w:b/>
-          <w:bCs/>
+          <w:highlight w:val="yellow"/>
+        </w:rPr>
+      </w:pPr>
+      <w:r>
+        <w:rPr>
+          <w:b/>
+          <w:bCs/>
+          <w:highlight w:val="yellow"/>
         </w:rPr>
         <w:t xml:space="preserve">ЭТАП 6: Оформление заказа и </w:t>
       </w:r>
@@ -6534,6 +7839,7 @@
         <w:rPr>
           <w:b/>
           <w:bCs/>
+          <w:highlight w:val="yellow"/>
         </w:rPr>
         <w:t>Background</w:t>
       </w:r>
@@ -6542,14 +7848,16 @@
         <w:rPr>
           <w:b/>
           <w:bCs/>
-        </w:rPr>
-        <w:t xml:space="preserve"> </w:t>
-      </w:r>
-      <w:proofErr w:type="spellStart"/>
-      <w:r>
-        <w:rPr>
-          <w:b/>
-          <w:bCs/>
+          <w:highlight w:val="yellow"/>
+        </w:rPr>
+        <w:t xml:space="preserve"> </w:t>
+      </w:r>
+      <w:proofErr w:type="spellStart"/>
+      <w:r>
+        <w:rPr>
+          <w:b/>
+          <w:bCs/>
+          <w:highlight w:val="yellow"/>
         </w:rPr>
         <w:t>Sync</w:t>
       </w:r>
@@ -6563,14 +7871,16 @@
         <w:rPr>
           <w:b/>
           <w:bCs/>
-          <w:lang w:val="en-US"/>
-        </w:rPr>
-      </w:pPr>
-      <w:proofErr w:type="spellStart"/>
-      <w:r>
-        <w:rPr>
-          <w:b/>
-          <w:bCs/>
+          <w:highlight w:val="yellow"/>
+          <w:lang w:val="en-US"/>
+        </w:rPr>
+      </w:pPr>
+      <w:proofErr w:type="spellStart"/>
+      <w:r>
+        <w:rPr>
+          <w:b/>
+          <w:bCs/>
+          <w:highlight w:val="yellow"/>
         </w:rPr>
         <w:t>Промт</w:t>
       </w:r>
@@ -6579,6 +7889,7 @@
         <w:rPr>
           <w:b/>
           <w:bCs/>
+          <w:highlight w:val="yellow"/>
           <w:lang w:val="en-US"/>
         </w:rPr>
         <w:t xml:space="preserve"> 6.1: Checkout Pipeline (Livewire)</w:t>
@@ -6590,13 +7901,15 @@
         <w:ind w:firstLine="709"/>
         <w:jc w:val="both"/>
         <w:rPr>
-          <w:lang w:val="en-US"/>
-        </w:rPr>
-      </w:pPr>
-      <w:r>
-        <w:rPr>
-          <w:b/>
-          <w:bCs/>
+          <w:highlight w:val="yellow"/>
+          <w:lang w:val="en-US"/>
+        </w:rPr>
+      </w:pPr>
+      <w:r>
+        <w:rPr>
+          <w:b/>
+          <w:bCs/>
+          <w:highlight w:val="yellow"/>
           <w:lang w:val="en-US"/>
         </w:rPr>
         <w:t>plain</w:t>
@@ -6608,11 +7921,13 @@
         <w:ind w:firstLine="709"/>
         <w:jc w:val="both"/>
         <w:rPr>
-          <w:lang w:val="en-US"/>
-        </w:rPr>
-      </w:pPr>
-      <w:r>
-        <w:rPr>
+          <w:highlight w:val="yellow"/>
+          <w:lang w:val="en-US"/>
+        </w:rPr>
+      </w:pPr>
+      <w:r>
+        <w:rPr>
+          <w:highlight w:val="yellow"/>
           <w:lang w:val="en-US"/>
         </w:rPr>
         <w:t>Copy</w:t>
@@ -6624,34 +7939,47 @@
         <w:ind w:firstLine="709"/>
         <w:jc w:val="both"/>
         <w:rPr>
-          <w:lang w:val="en-US"/>
-        </w:rPr>
-      </w:pPr>
-      <w:r>
+          <w:highlight w:val="yellow"/>
+          <w:lang w:val="en-US"/>
+        </w:rPr>
+      </w:pPr>
+      <w:r>
+        <w:rPr>
+          <w:highlight w:val="yellow"/>
+        </w:rPr>
         <w:t>Создай</w:t>
       </w:r>
       <w:r>
         <w:rPr>
-          <w:lang w:val="en-US"/>
-        </w:rPr>
-        <w:t xml:space="preserve"> </w:t>
-      </w:r>
-      <w:proofErr w:type="spellStart"/>
-      <w:r>
+          <w:highlight w:val="yellow"/>
+          <w:lang w:val="en-US"/>
+        </w:rPr>
+        <w:t xml:space="preserve"> </w:t>
+      </w:r>
+      <w:proofErr w:type="spellStart"/>
+      <w:r>
+        <w:rPr>
+          <w:highlight w:val="yellow"/>
+        </w:rPr>
         <w:t>мультистеповый</w:t>
       </w:r>
       <w:proofErr w:type="spellEnd"/>
       <w:r>
         <w:rPr>
-          <w:lang w:val="en-US"/>
-        </w:rPr>
-        <w:t xml:space="preserve"> </w:t>
-      </w:r>
-      <w:r>
+          <w:highlight w:val="yellow"/>
+          <w:lang w:val="en-US"/>
+        </w:rPr>
+        <w:t xml:space="preserve"> </w:t>
+      </w:r>
+      <w:r>
+        <w:rPr>
+          <w:highlight w:val="yellow"/>
+        </w:rPr>
         <w:t>компонент</w:t>
       </w:r>
       <w:r>
         <w:rPr>
+          <w:highlight w:val="yellow"/>
           <w:lang w:val="en-US"/>
         </w:rPr>
         <w:t xml:space="preserve"> Order\CheckoutWizard:</w:t>
@@ -6662,60 +7990,105 @@
         <w:spacing w:after="0"/>
         <w:ind w:firstLine="709"/>
         <w:jc w:val="both"/>
-      </w:pPr>
-      <w:r>
+        <w:rPr>
+          <w:highlight w:val="yellow"/>
+        </w:rPr>
+      </w:pPr>
+      <w:r>
+        <w:rPr>
+          <w:highlight w:val="yellow"/>
+        </w:rPr>
         <w:t xml:space="preserve">1. Шаги: </w:t>
       </w:r>
       <w:proofErr w:type="gramStart"/>
       <w:r>
+        <w:rPr>
+          <w:highlight w:val="yellow"/>
+        </w:rPr>
         <w:t>1.Address</w:t>
       </w:r>
       <w:proofErr w:type="gramEnd"/>
       <w:r>
+        <w:rPr>
+          <w:highlight w:val="yellow"/>
+        </w:rPr>
         <w:t xml:space="preserve"> (уже выбран или изменить) -&gt; </w:t>
       </w:r>
       <w:proofErr w:type="gramStart"/>
       <w:r>
+        <w:rPr>
+          <w:highlight w:val="yellow"/>
+        </w:rPr>
         <w:t>2.Time</w:t>
       </w:r>
       <w:proofErr w:type="gramEnd"/>
       <w:r>
+        <w:rPr>
+          <w:highlight w:val="yellow"/>
+        </w:rPr>
         <w:t xml:space="preserve"> </w:t>
       </w:r>
       <w:proofErr w:type="gramStart"/>
       <w:r>
+        <w:rPr>
+          <w:highlight w:val="yellow"/>
+        </w:rPr>
         <w:t>( ASAP</w:t>
       </w:r>
       <w:proofErr w:type="gramEnd"/>
       <w:r>
+        <w:rPr>
+          <w:highlight w:val="yellow"/>
+        </w:rPr>
         <w:t xml:space="preserve"> или выбор времени с валидацией </w:t>
       </w:r>
       <w:proofErr w:type="spellStart"/>
       <w:r>
+        <w:rPr>
+          <w:highlight w:val="yellow"/>
+        </w:rPr>
         <w:t>working</w:t>
       </w:r>
       <w:proofErr w:type="spellEnd"/>
       <w:r>
-        <w:t xml:space="preserve"> </w:t>
-      </w:r>
-      <w:proofErr w:type="spellStart"/>
-      <w:r>
+        <w:rPr>
+          <w:highlight w:val="yellow"/>
+        </w:rPr>
+        <w:t xml:space="preserve"> </w:t>
+      </w:r>
+      <w:proofErr w:type="spellStart"/>
+      <w:r>
+        <w:rPr>
+          <w:highlight w:val="yellow"/>
+        </w:rPr>
         <w:t>hours</w:t>
       </w:r>
       <w:proofErr w:type="spellEnd"/>
       <w:r>
+        <w:rPr>
+          <w:highlight w:val="yellow"/>
+        </w:rPr>
         <w:t xml:space="preserve"> ресторана) -&gt; </w:t>
       </w:r>
       <w:proofErr w:type="gramStart"/>
       <w:r>
+        <w:rPr>
+          <w:highlight w:val="yellow"/>
+        </w:rPr>
         <w:t>3.Payment</w:t>
       </w:r>
       <w:proofErr w:type="gramEnd"/>
       <w:r>
+        <w:rPr>
+          <w:highlight w:val="yellow"/>
+        </w:rPr>
         <w:t xml:space="preserve"> (карта/наличные/SBP) -&gt; </w:t>
       </w:r>
       <w:proofErr w:type="gramStart"/>
       <w:r>
+        <w:rPr>
+          <w:highlight w:val="yellow"/>
+        </w:rPr>
         <w:t>4.Confirm</w:t>
       </w:r>
       <w:proofErr w:type="gramEnd"/>
@@ -6725,21 +8098,36 @@
         <w:spacing w:after="0"/>
         <w:ind w:firstLine="709"/>
         <w:jc w:val="both"/>
-      </w:pPr>
-      <w:r>
+        <w:rPr>
+          <w:highlight w:val="yellow"/>
+        </w:rPr>
+      </w:pPr>
+      <w:r>
+        <w:rPr>
+          <w:highlight w:val="yellow"/>
+        </w:rPr>
         <w:t xml:space="preserve">2. Метод </w:t>
       </w:r>
       <w:proofErr w:type="spellStart"/>
       <w:proofErr w:type="gramStart"/>
       <w:r>
+        <w:rPr>
+          <w:highlight w:val="yellow"/>
+        </w:rPr>
         <w:t>validateStep</w:t>
       </w:r>
       <w:proofErr w:type="spellEnd"/>
       <w:r>
+        <w:rPr>
+          <w:highlight w:val="yellow"/>
+        </w:rPr>
         <w:t>(</w:t>
       </w:r>
       <w:proofErr w:type="gramEnd"/>
       <w:r>
+        <w:rPr>
+          <w:highlight w:val="yellow"/>
+        </w:rPr>
         <w:t>): валидация текущего шага</w:t>
       </w:r>
     </w:p>
@@ -6748,21 +8136,36 @@
         <w:spacing w:after="0"/>
         <w:ind w:firstLine="709"/>
         <w:jc w:val="both"/>
-      </w:pPr>
-      <w:r>
+        <w:rPr>
+          <w:highlight w:val="yellow"/>
+        </w:rPr>
+      </w:pPr>
+      <w:r>
+        <w:rPr>
+          <w:highlight w:val="yellow"/>
+        </w:rPr>
         <w:t xml:space="preserve">3. Метод </w:t>
       </w:r>
       <w:proofErr w:type="spellStart"/>
       <w:proofErr w:type="gramStart"/>
       <w:r>
+        <w:rPr>
+          <w:highlight w:val="yellow"/>
+        </w:rPr>
         <w:t>submitOrder</w:t>
       </w:r>
       <w:proofErr w:type="spellEnd"/>
       <w:r>
+        <w:rPr>
+          <w:highlight w:val="yellow"/>
+        </w:rPr>
         <w:t>(</w:t>
       </w:r>
       <w:proofErr w:type="gramEnd"/>
       <w:r>
+        <w:rPr>
+          <w:highlight w:val="yellow"/>
+        </w:rPr>
         <w:t>):</w:t>
       </w:r>
     </w:p>
@@ -6771,16 +8174,28 @@
         <w:spacing w:after="0"/>
         <w:ind w:firstLine="709"/>
         <w:jc w:val="both"/>
-      </w:pPr>
-      <w:r>
+        <w:rPr>
+          <w:highlight w:val="yellow"/>
+        </w:rPr>
+      </w:pPr>
+      <w:r>
+        <w:rPr>
+          <w:highlight w:val="yellow"/>
+        </w:rPr>
         <w:t xml:space="preserve">   - Собирает данные из корзины (</w:t>
       </w:r>
       <w:proofErr w:type="spellStart"/>
       <w:r>
+        <w:rPr>
+          <w:highlight w:val="yellow"/>
+        </w:rPr>
         <w:t>CartService.getCartByVendor</w:t>
       </w:r>
       <w:proofErr w:type="spellEnd"/>
       <w:r>
+        <w:rPr>
+          <w:highlight w:val="yellow"/>
+        </w:rPr>
         <w:t>)</w:t>
       </w:r>
     </w:p>
@@ -6789,24 +8204,42 @@
         <w:spacing w:after="0"/>
         <w:ind w:firstLine="709"/>
         <w:jc w:val="both"/>
-      </w:pPr>
-      <w:r>
+        <w:rPr>
+          <w:highlight w:val="yellow"/>
+        </w:rPr>
+      </w:pPr>
+      <w:r>
+        <w:rPr>
+          <w:highlight w:val="yellow"/>
+        </w:rPr>
         <w:t xml:space="preserve">   - Создает </w:t>
       </w:r>
       <w:proofErr w:type="spellStart"/>
       <w:r>
+        <w:rPr>
+          <w:highlight w:val="yellow"/>
+        </w:rPr>
         <w:t>Order</w:t>
       </w:r>
       <w:proofErr w:type="spellEnd"/>
       <w:r>
+        <w:rPr>
+          <w:highlight w:val="yellow"/>
+        </w:rPr>
         <w:t xml:space="preserve"> через </w:t>
       </w:r>
       <w:proofErr w:type="spellStart"/>
       <w:r>
+        <w:rPr>
+          <w:highlight w:val="yellow"/>
+        </w:rPr>
         <w:t>OrderService</w:t>
       </w:r>
       <w:proofErr w:type="spellEnd"/>
       <w:r>
+        <w:rPr>
+          <w:highlight w:val="yellow"/>
+        </w:rPr>
         <w:t xml:space="preserve"> (который оборачивает в транзакцию)</w:t>
       </w:r>
     </w:p>
@@ -6815,20 +8248,35 @@
         <w:spacing w:after="0"/>
         <w:ind w:firstLine="709"/>
         <w:jc w:val="both"/>
-      </w:pPr>
-      <w:r>
+        <w:rPr>
+          <w:highlight w:val="yellow"/>
+        </w:rPr>
+      </w:pPr>
+      <w:r>
+        <w:rPr>
+          <w:highlight w:val="yellow"/>
+        </w:rPr>
         <w:t xml:space="preserve">   - Если </w:t>
       </w:r>
       <w:proofErr w:type="spellStart"/>
       <w:r>
+        <w:rPr>
+          <w:highlight w:val="yellow"/>
+        </w:rPr>
         <w:t>online</w:t>
       </w:r>
       <w:proofErr w:type="spellEnd"/>
       <w:r>
+        <w:rPr>
+          <w:highlight w:val="yellow"/>
+        </w:rPr>
         <w:t xml:space="preserve">: сразу обрабатывает платеж через </w:t>
       </w:r>
       <w:proofErr w:type="spellStart"/>
       <w:r>
+        <w:rPr>
+          <w:highlight w:val="yellow"/>
+        </w:rPr>
         <w:t>PaymentGateway</w:t>
       </w:r>
       <w:proofErr w:type="spellEnd"/>
@@ -6838,61 +8286,106 @@
         <w:spacing w:after="0"/>
         <w:ind w:firstLine="709"/>
         <w:jc w:val="both"/>
-      </w:pPr>
-      <w:r>
+        <w:rPr>
+          <w:highlight w:val="yellow"/>
+        </w:rPr>
+      </w:pPr>
+      <w:r>
+        <w:rPr>
+          <w:highlight w:val="yellow"/>
+        </w:rPr>
         <w:t xml:space="preserve">   - Если </w:t>
       </w:r>
       <w:proofErr w:type="spellStart"/>
       <w:r>
+        <w:rPr>
+          <w:highlight w:val="yellow"/>
+        </w:rPr>
         <w:t>offline</w:t>
       </w:r>
       <w:proofErr w:type="spellEnd"/>
       <w:r>
+        <w:rPr>
+          <w:highlight w:val="yellow"/>
+        </w:rPr>
         <w:t xml:space="preserve">: сохраняет в </w:t>
       </w:r>
       <w:proofErr w:type="spellStart"/>
       <w:r>
+        <w:rPr>
+          <w:highlight w:val="yellow"/>
+        </w:rPr>
         <w:t>CartService.queueOrder</w:t>
       </w:r>
       <w:proofErr w:type="spellEnd"/>
       <w:r>
+        <w:rPr>
+          <w:highlight w:val="yellow"/>
+        </w:rPr>
         <w:t xml:space="preserve">, регистрирует </w:t>
       </w:r>
       <w:proofErr w:type="spellStart"/>
       <w:r>
+        <w:rPr>
+          <w:highlight w:val="yellow"/>
+        </w:rPr>
         <w:t>Background</w:t>
       </w:r>
       <w:proofErr w:type="spellEnd"/>
       <w:r>
-        <w:t xml:space="preserve"> </w:t>
-      </w:r>
-      <w:proofErr w:type="spellStart"/>
-      <w:r>
+        <w:rPr>
+          <w:highlight w:val="yellow"/>
+        </w:rPr>
+        <w:t xml:space="preserve"> </w:t>
+      </w:r>
+      <w:proofErr w:type="spellStart"/>
+      <w:r>
+        <w:rPr>
+          <w:highlight w:val="yellow"/>
+        </w:rPr>
         <w:t>Sync</w:t>
       </w:r>
       <w:proofErr w:type="spellEnd"/>
       <w:r>
+        <w:rPr>
+          <w:highlight w:val="yellow"/>
+        </w:rPr>
         <w:t xml:space="preserve"> (</w:t>
       </w:r>
       <w:proofErr w:type="spellStart"/>
       <w:proofErr w:type="gramStart"/>
       <w:r>
+        <w:rPr>
+          <w:highlight w:val="yellow"/>
+        </w:rPr>
         <w:t>sw.sync</w:t>
       </w:r>
       <w:proofErr w:type="gramEnd"/>
       <w:r>
+        <w:rPr>
+          <w:highlight w:val="yellow"/>
+        </w:rPr>
         <w:t>.register</w:t>
       </w:r>
       <w:proofErr w:type="spellEnd"/>
       <w:r>
+        <w:rPr>
+          <w:highlight w:val="yellow"/>
+        </w:rPr>
         <w:t>('</w:t>
       </w:r>
       <w:proofErr w:type="spellStart"/>
       <w:r>
+        <w:rPr>
+          <w:highlight w:val="yellow"/>
+        </w:rPr>
         <w:t>order-sync</w:t>
       </w:r>
       <w:proofErr w:type="spellEnd"/>
       <w:r>
+        <w:rPr>
+          <w:highlight w:val="yellow"/>
+        </w:rPr>
         <w:t>')), показывает "Заказ сохранен, будет отправлен при подключении"</w:t>
       </w:r>
     </w:p>
@@ -6901,8 +8394,14 @@
         <w:spacing w:after="0"/>
         <w:ind w:firstLine="709"/>
         <w:jc w:val="both"/>
-      </w:pPr>
-      <w:r>
+        <w:rPr>
+          <w:highlight w:val="yellow"/>
+        </w:rPr>
+      </w:pPr>
+      <w:r>
+        <w:rPr>
+          <w:highlight w:val="yellow"/>
+        </w:rPr>
         <w:t xml:space="preserve">   - Очищает корзину при успехе</w:t>
       </w:r>
     </w:p>
@@ -6913,54 +8412,93 @@
         <w:jc w:val="both"/>
       </w:pPr>
       <w:r>
+        <w:rPr>
+          <w:highlight w:val="yellow"/>
+        </w:rPr>
         <w:t xml:space="preserve">4. </w:t>
       </w:r>
       <w:proofErr w:type="spellStart"/>
       <w:r>
+        <w:rPr>
+          <w:highlight w:val="yellow"/>
+        </w:rPr>
         <w:t>OrderService</w:t>
       </w:r>
       <w:proofErr w:type="spellEnd"/>
       <w:r>
+        <w:rPr>
+          <w:highlight w:val="yellow"/>
+        </w:rPr>
         <w:t xml:space="preserve">: метод </w:t>
       </w:r>
       <w:proofErr w:type="spellStart"/>
       <w:r>
+        <w:rPr>
+          <w:highlight w:val="yellow"/>
+        </w:rPr>
         <w:t>createOrder</w:t>
       </w:r>
       <w:proofErr w:type="spellEnd"/>
       <w:r>
+        <w:rPr>
+          <w:highlight w:val="yellow"/>
+        </w:rPr>
         <w:t>($</w:t>
       </w:r>
       <w:proofErr w:type="spellStart"/>
       <w:r>
+        <w:rPr>
+          <w:highlight w:val="yellow"/>
+        </w:rPr>
         <w:t>data</w:t>
       </w:r>
       <w:proofErr w:type="spellEnd"/>
       <w:r>
+        <w:rPr>
+          <w:highlight w:val="yellow"/>
+        </w:rPr>
         <w:t xml:space="preserve">) с созданием </w:t>
       </w:r>
       <w:proofErr w:type="spellStart"/>
       <w:r>
+        <w:rPr>
+          <w:highlight w:val="yellow"/>
+        </w:rPr>
         <w:t>Order</w:t>
       </w:r>
       <w:proofErr w:type="spellEnd"/>
       <w:r>
+        <w:rPr>
+          <w:highlight w:val="yellow"/>
+        </w:rPr>
         <w:t xml:space="preserve">, </w:t>
       </w:r>
       <w:proofErr w:type="spellStart"/>
       <w:r>
+        <w:rPr>
+          <w:highlight w:val="yellow"/>
+        </w:rPr>
         <w:t>OrderStatusHistory</w:t>
       </w:r>
       <w:proofErr w:type="spellEnd"/>
       <w:r>
+        <w:rPr>
+          <w:highlight w:val="yellow"/>
+        </w:rPr>
         <w:t xml:space="preserve"> (</w:t>
       </w:r>
       <w:proofErr w:type="spellStart"/>
       <w:r>
+        <w:rPr>
+          <w:highlight w:val="yellow"/>
+        </w:rPr>
         <w:t>pending</w:t>
       </w:r>
       <w:proofErr w:type="spellEnd"/>
       <w:r>
+        <w:rPr>
+          <w:highlight w:val="yellow"/>
+        </w:rPr>
         <w:t>), уменьшением остатков (если нужно)</w:t>
       </w:r>
     </w:p>
@@ -6969,17 +8507,26 @@
         <w:spacing w:after="0"/>
         <w:ind w:firstLine="709"/>
         <w:jc w:val="both"/>
-        <w:rPr>
-          <w:b/>
-          <w:bCs/>
-          <w:lang w:val="en-US"/>
-        </w:rPr>
-      </w:pPr>
-      <w:proofErr w:type="spellStart"/>
-      <w:r>
-        <w:rPr>
-          <w:b/>
-          <w:bCs/>
+      </w:pPr>
+    </w:p>
+    <w:p>
+      <w:pPr>
+        <w:spacing w:after="0"/>
+        <w:ind w:firstLine="709"/>
+        <w:jc w:val="both"/>
+        <w:rPr>
+          <w:b/>
+          <w:bCs/>
+          <w:highlight w:val="yellow"/>
+          <w:lang w:val="en-US"/>
+        </w:rPr>
+      </w:pPr>
+      <w:proofErr w:type="spellStart"/>
+      <w:r>
+        <w:rPr>
+          <w:b/>
+          <w:bCs/>
+          <w:highlight w:val="yellow"/>
         </w:rPr>
         <w:t>Промт</w:t>
       </w:r>
@@ -6988,6 +8535,7 @@
         <w:rPr>
           <w:b/>
           <w:bCs/>
+          <w:highlight w:val="yellow"/>
           <w:lang w:val="en-US"/>
         </w:rPr>
         <w:t xml:space="preserve"> 6.2: Background Sync Handler (Service Worker)</w:t>
@@ -6999,13 +8547,15 @@
         <w:ind w:firstLine="709"/>
         <w:jc w:val="both"/>
         <w:rPr>
-          <w:lang w:val="en-US"/>
-        </w:rPr>
-      </w:pPr>
-      <w:r>
-        <w:rPr>
-          <w:b/>
-          <w:bCs/>
+          <w:highlight w:val="yellow"/>
+          <w:lang w:val="en-US"/>
+        </w:rPr>
+      </w:pPr>
+      <w:r>
+        <w:rPr>
+          <w:b/>
+          <w:bCs/>
+          <w:highlight w:val="yellow"/>
           <w:lang w:val="en-US"/>
         </w:rPr>
         <w:t>plain</w:t>
@@ -7017,11 +8567,13 @@
         <w:ind w:firstLine="709"/>
         <w:jc w:val="both"/>
         <w:rPr>
-          <w:lang w:val="en-US"/>
-        </w:rPr>
-      </w:pPr>
-      <w:r>
-        <w:rPr>
+          <w:highlight w:val="yellow"/>
+          <w:lang w:val="en-US"/>
+        </w:rPr>
+      </w:pPr>
+      <w:r>
+        <w:rPr>
+          <w:highlight w:val="yellow"/>
           <w:lang w:val="en-US"/>
         </w:rPr>
         <w:t>Copy</w:t>
@@ -7033,14 +8585,19 @@
         <w:ind w:firstLine="709"/>
         <w:jc w:val="both"/>
         <w:rPr>
-          <w:lang w:val="en-US"/>
-        </w:rPr>
-      </w:pPr>
-      <w:r>
+          <w:highlight w:val="yellow"/>
+          <w:lang w:val="en-US"/>
+        </w:rPr>
+      </w:pPr>
+      <w:r>
+        <w:rPr>
+          <w:highlight w:val="yellow"/>
+        </w:rPr>
         <w:t>Дополни</w:t>
       </w:r>
       <w:r>
         <w:rPr>
+          <w:highlight w:val="yellow"/>
           <w:lang w:val="en-US"/>
         </w:rPr>
         <w:t xml:space="preserve"> public/sw.js:</w:t>
@@ -7052,29 +8609,39 @@
         <w:ind w:firstLine="709"/>
         <w:jc w:val="both"/>
         <w:rPr>
-          <w:lang w:val="en-US"/>
-        </w:rPr>
-      </w:pPr>
-      <w:r>
-        <w:rPr>
+          <w:highlight w:val="yellow"/>
+          <w:lang w:val="en-US"/>
+        </w:rPr>
+      </w:pPr>
+      <w:r>
+        <w:rPr>
+          <w:highlight w:val="yellow"/>
           <w:lang w:val="en-US"/>
         </w:rPr>
         <w:t xml:space="preserve">1. </w:t>
       </w:r>
       <w:r>
+        <w:rPr>
+          <w:highlight w:val="yellow"/>
+        </w:rPr>
         <w:t>Добавь</w:t>
       </w:r>
       <w:r>
         <w:rPr>
-          <w:lang w:val="en-US"/>
-        </w:rPr>
-        <w:t xml:space="preserve"> </w:t>
-      </w:r>
-      <w:r>
+          <w:highlight w:val="yellow"/>
+          <w:lang w:val="en-US"/>
+        </w:rPr>
+        <w:t xml:space="preserve"> </w:t>
+      </w:r>
+      <w:r>
+        <w:rPr>
+          <w:highlight w:val="yellow"/>
+        </w:rPr>
         <w:t>обработчик</w:t>
       </w:r>
       <w:r>
         <w:rPr>
+          <w:highlight w:val="yellow"/>
           <w:lang w:val="en-US"/>
         </w:rPr>
         <w:t xml:space="preserve"> sync event: </w:t>
@@ -7082,6 +8649,7 @@
       <w:proofErr w:type="gramStart"/>
       <w:r>
         <w:rPr>
+          <w:highlight w:val="yellow"/>
           <w:lang w:val="en-US"/>
         </w:rPr>
         <w:t>self.addEventListener</w:t>
@@ -7089,6 +8657,7 @@
       <w:proofErr w:type="gramEnd"/>
       <w:r>
         <w:rPr>
+          <w:highlight w:val="yellow"/>
           <w:lang w:val="en-US"/>
         </w:rPr>
         <w:t xml:space="preserve">('sync', event =&gt; </w:t>
@@ -7096,6 +8665,7 @@
       <w:proofErr w:type="gramStart"/>
       <w:r>
         <w:rPr>
+          <w:highlight w:val="yellow"/>
           <w:lang w:val="en-US"/>
         </w:rPr>
         <w:t>{ if</w:t>
@@ -7103,6 +8673,7 @@
       <w:proofErr w:type="gramEnd"/>
       <w:r>
         <w:rPr>
+          <w:highlight w:val="yellow"/>
           <w:lang w:val="en-US"/>
         </w:rPr>
         <w:t xml:space="preserve"> (event.tag === 'order-sync') </w:t>
@@ -7110,6 +8681,7 @@
       <w:proofErr w:type="gramStart"/>
       <w:r>
         <w:rPr>
+          <w:highlight w:val="yellow"/>
           <w:lang w:val="en-US"/>
         </w:rPr>
         <w:t>event.waitUntil</w:t>
@@ -7117,6 +8689,7 @@
       <w:proofErr w:type="gramEnd"/>
       <w:r>
         <w:rPr>
+          <w:highlight w:val="yellow"/>
           <w:lang w:val="en-US"/>
         </w:rPr>
         <w:t>(</w:t>
@@ -7124,6 +8697,7 @@
       <w:proofErr w:type="gramStart"/>
       <w:r>
         <w:rPr>
+          <w:highlight w:val="yellow"/>
           <w:lang w:val="en-US"/>
         </w:rPr>
         <w:t>syncOrders(</w:t>
@@ -7131,6 +8705,7 @@
       <w:proofErr w:type="gramEnd"/>
       <w:r>
         <w:rPr>
+          <w:highlight w:val="yellow"/>
           <w:lang w:val="en-US"/>
         </w:rPr>
         <w:t>)</w:t>
@@ -7138,6 +8713,7 @@
       <w:proofErr w:type="gramStart"/>
       <w:r>
         <w:rPr>
+          <w:highlight w:val="yellow"/>
           <w:lang w:val="en-US"/>
         </w:rPr>
         <w:t>) }</w:t>
@@ -7145,6 +8721,7 @@
       <w:proofErr w:type="gramEnd"/>
       <w:r>
         <w:rPr>
+          <w:highlight w:val="yellow"/>
           <w:lang w:val="en-US"/>
         </w:rPr>
         <w:t>)</w:t>
@@ -7156,20 +8733,26 @@
         <w:ind w:firstLine="709"/>
         <w:jc w:val="both"/>
         <w:rPr>
-          <w:lang w:val="en-US"/>
-        </w:rPr>
-      </w:pPr>
-      <w:r>
-        <w:rPr>
+          <w:highlight w:val="yellow"/>
+          <w:lang w:val="en-US"/>
+        </w:rPr>
+      </w:pPr>
+      <w:r>
+        <w:rPr>
+          <w:highlight w:val="yellow"/>
           <w:lang w:val="en-US"/>
         </w:rPr>
         <w:t xml:space="preserve">2. </w:t>
       </w:r>
       <w:r>
+        <w:rPr>
+          <w:highlight w:val="yellow"/>
+        </w:rPr>
         <w:t>Функция</w:t>
       </w:r>
       <w:r>
         <w:rPr>
+          <w:highlight w:val="yellow"/>
           <w:lang w:val="en-US"/>
         </w:rPr>
         <w:t xml:space="preserve"> </w:t>
@@ -7177,6 +8760,7 @@
       <w:proofErr w:type="gramStart"/>
       <w:r>
         <w:rPr>
+          <w:highlight w:val="yellow"/>
           <w:lang w:val="en-US"/>
         </w:rPr>
         <w:t>syncOrders(</w:t>
@@ -7184,6 +8768,7 @@
       <w:proofErr w:type="gramEnd"/>
       <w:r>
         <w:rPr>
+          <w:highlight w:val="yellow"/>
           <w:lang w:val="en-US"/>
         </w:rPr>
         <w:t>):</w:t>
@@ -7195,29 +8780,39 @@
         <w:ind w:firstLine="709"/>
         <w:jc w:val="both"/>
         <w:rPr>
-          <w:lang w:val="en-US"/>
-        </w:rPr>
-      </w:pPr>
-      <w:r>
-        <w:rPr>
+          <w:highlight w:val="yellow"/>
+          <w:lang w:val="en-US"/>
+        </w:rPr>
+      </w:pPr>
+      <w:r>
+        <w:rPr>
+          <w:highlight w:val="yellow"/>
           <w:lang w:val="en-US"/>
         </w:rPr>
         <w:t xml:space="preserve">   - </w:t>
       </w:r>
       <w:r>
+        <w:rPr>
+          <w:highlight w:val="yellow"/>
+        </w:rPr>
         <w:t>Открывает</w:t>
       </w:r>
       <w:r>
         <w:rPr>
+          <w:highlight w:val="yellow"/>
           <w:lang w:val="en-US"/>
         </w:rPr>
         <w:t xml:space="preserve"> IndexedDB 'RestoCart', </w:t>
       </w:r>
       <w:r>
+        <w:rPr>
+          <w:highlight w:val="yellow"/>
+        </w:rPr>
         <w:t>таблицу</w:t>
       </w:r>
       <w:r>
         <w:rPr>
+          <w:highlight w:val="yellow"/>
           <w:lang w:val="en-US"/>
         </w:rPr>
         <w:t xml:space="preserve"> 'pendingOrders'</w:t>
@@ -7229,38 +8824,52 @@
         <w:ind w:firstLine="709"/>
         <w:jc w:val="both"/>
         <w:rPr>
-          <w:lang w:val="en-US"/>
-        </w:rPr>
-      </w:pPr>
-      <w:r>
-        <w:rPr>
+          <w:highlight w:val="yellow"/>
+          <w:lang w:val="en-US"/>
+        </w:rPr>
+      </w:pPr>
+      <w:r>
+        <w:rPr>
+          <w:highlight w:val="yellow"/>
           <w:lang w:val="en-US"/>
         </w:rPr>
         <w:t xml:space="preserve">   - </w:t>
       </w:r>
       <w:r>
+        <w:rPr>
+          <w:highlight w:val="yellow"/>
+        </w:rPr>
         <w:t>Для</w:t>
       </w:r>
       <w:r>
         <w:rPr>
-          <w:lang w:val="en-US"/>
-        </w:rPr>
-        <w:t xml:space="preserve"> </w:t>
-      </w:r>
-      <w:r>
+          <w:highlight w:val="yellow"/>
+          <w:lang w:val="en-US"/>
+        </w:rPr>
+        <w:t xml:space="preserve"> </w:t>
+      </w:r>
+      <w:r>
+        <w:rPr>
+          <w:highlight w:val="yellow"/>
+        </w:rPr>
         <w:t>каждого</w:t>
       </w:r>
       <w:r>
         <w:rPr>
+          <w:highlight w:val="yellow"/>
           <w:lang w:val="en-US"/>
         </w:rPr>
         <w:t xml:space="preserve"> pending order </w:t>
       </w:r>
       <w:r>
+        <w:rPr>
+          <w:highlight w:val="yellow"/>
+        </w:rPr>
         <w:t>делает</w:t>
       </w:r>
       <w:r>
         <w:rPr>
+          <w:highlight w:val="yellow"/>
           <w:lang w:val="en-US"/>
         </w:rPr>
         <w:t xml:space="preserve"> </w:t>
@@ -7268,6 +8877,7 @@
       <w:proofErr w:type="gramStart"/>
       <w:r>
         <w:rPr>
+          <w:highlight w:val="yellow"/>
           <w:lang w:val="en-US"/>
         </w:rPr>
         <w:t>fetch(</w:t>
@@ -7275,6 +8885,7 @@
       <w:proofErr w:type="gramEnd"/>
       <w:r>
         <w:rPr>
+          <w:highlight w:val="yellow"/>
           <w:lang w:val="en-US"/>
         </w:rPr>
         <w:t>'/api/orders', {method: 'POST', body: payload})</w:t>
@@ -7285,30 +8896,49 @@
         <w:spacing w:after="0"/>
         <w:ind w:firstLine="709"/>
         <w:jc w:val="both"/>
-      </w:pPr>
-      <w:r>
-        <w:rPr>
+        <w:rPr>
+          <w:highlight w:val="yellow"/>
+        </w:rPr>
+      </w:pPr>
+      <w:r>
+        <w:rPr>
+          <w:highlight w:val="yellow"/>
           <w:lang w:val="en-US"/>
         </w:rPr>
         <w:t xml:space="preserve">   </w:t>
       </w:r>
       <w:r>
+        <w:rPr>
+          <w:highlight w:val="yellow"/>
+        </w:rPr>
         <w:t xml:space="preserve">- При успехе (200 OK): удаляет из </w:t>
       </w:r>
       <w:proofErr w:type="spellStart"/>
       <w:r>
+        <w:rPr>
+          <w:highlight w:val="yellow"/>
+        </w:rPr>
         <w:t>IndexedDB</w:t>
       </w:r>
       <w:proofErr w:type="spellEnd"/>
       <w:r>
+        <w:rPr>
+          <w:highlight w:val="yellow"/>
+        </w:rPr>
         <w:t xml:space="preserve">, показывает </w:t>
       </w:r>
       <w:proofErr w:type="spellStart"/>
       <w:r>
+        <w:rPr>
+          <w:highlight w:val="yellow"/>
+        </w:rPr>
         <w:t>localNotification</w:t>
       </w:r>
       <w:proofErr w:type="spellEnd"/>
       <w:r>
+        <w:rPr>
+          <w:highlight w:val="yellow"/>
+        </w:rPr>
         <w:t xml:space="preserve"> "Заказ успешно отправлен"</w:t>
       </w:r>
     </w:p>
@@ -7317,37 +8947,64 @@
         <w:spacing w:after="0"/>
         <w:ind w:firstLine="709"/>
         <w:jc w:val="both"/>
-      </w:pPr>
-      <w:r>
+        <w:rPr>
+          <w:highlight w:val="yellow"/>
+        </w:rPr>
+      </w:pPr>
+      <w:r>
+        <w:rPr>
+          <w:highlight w:val="yellow"/>
+        </w:rPr>
         <w:t xml:space="preserve">   - При ошибке (сеть/500): увеличивает </w:t>
       </w:r>
       <w:proofErr w:type="spellStart"/>
       <w:r>
+        <w:rPr>
+          <w:highlight w:val="yellow"/>
+        </w:rPr>
         <w:t>retries</w:t>
       </w:r>
       <w:proofErr w:type="spellEnd"/>
       <w:r>
+        <w:rPr>
+          <w:highlight w:val="yellow"/>
+        </w:rPr>
         <w:t xml:space="preserve">, если </w:t>
       </w:r>
       <w:proofErr w:type="spellStart"/>
       <w:proofErr w:type="gramStart"/>
       <w:r>
+        <w:rPr>
+          <w:highlight w:val="yellow"/>
+        </w:rPr>
         <w:t>retries</w:t>
       </w:r>
       <w:proofErr w:type="spellEnd"/>
       <w:r>
+        <w:rPr>
+          <w:highlight w:val="yellow"/>
+        </w:rPr>
         <w:t xml:space="preserve"> &gt;</w:t>
       </w:r>
       <w:proofErr w:type="gramEnd"/>
       <w:r>
+        <w:rPr>
+          <w:highlight w:val="yellow"/>
+        </w:rPr>
         <w:t xml:space="preserve"> 3 - помечает как </w:t>
       </w:r>
       <w:proofErr w:type="spellStart"/>
       <w:r>
+        <w:rPr>
+          <w:highlight w:val="yellow"/>
+        </w:rPr>
         <w:t>failed</w:t>
       </w:r>
       <w:proofErr w:type="spellEnd"/>
       <w:r>
+        <w:rPr>
+          <w:highlight w:val="yellow"/>
+        </w:rPr>
         <w:t>, уведомляет "Не удалось отправить заказ, попробуйте позже"</w:t>
       </w:r>
     </w:p>
@@ -7358,30 +9015,51 @@
         <w:jc w:val="both"/>
       </w:pPr>
       <w:r>
+        <w:rPr>
+          <w:highlight w:val="yellow"/>
+        </w:rPr>
         <w:t xml:space="preserve">3. Добавь </w:t>
       </w:r>
       <w:proofErr w:type="spellStart"/>
       <w:r>
+        <w:rPr>
+          <w:highlight w:val="yellow"/>
+        </w:rPr>
         <w:t>periodic</w:t>
       </w:r>
       <w:proofErr w:type="spellEnd"/>
       <w:r>
-        <w:t xml:space="preserve"> </w:t>
-      </w:r>
-      <w:proofErr w:type="spellStart"/>
-      <w:r>
+        <w:rPr>
+          <w:highlight w:val="yellow"/>
+        </w:rPr>
+        <w:t xml:space="preserve"> </w:t>
+      </w:r>
+      <w:proofErr w:type="spellStart"/>
+      <w:r>
+        <w:rPr>
+          <w:highlight w:val="yellow"/>
+        </w:rPr>
         <w:t>background</w:t>
       </w:r>
       <w:proofErr w:type="spellEnd"/>
       <w:r>
-        <w:t xml:space="preserve"> </w:t>
-      </w:r>
-      <w:proofErr w:type="spellStart"/>
-      <w:r>
+        <w:rPr>
+          <w:highlight w:val="yellow"/>
+        </w:rPr>
+        <w:t xml:space="preserve"> </w:t>
+      </w:r>
+      <w:proofErr w:type="spellStart"/>
+      <w:r>
+        <w:rPr>
+          <w:highlight w:val="yellow"/>
+        </w:rPr>
         <w:t>sync</w:t>
       </w:r>
       <w:proofErr w:type="spellEnd"/>
       <w:r>
+        <w:rPr>
+          <w:highlight w:val="yellow"/>
+        </w:rPr>
         <w:t xml:space="preserve"> для обновления меню (если поддерживается браузером)</w:t>
       </w:r>
     </w:p>
@@ -7405,13 +9083,15 @@
         <w:rPr>
           <w:b/>
           <w:bCs/>
-          <w:lang w:val="en-US"/>
-        </w:rPr>
-      </w:pPr>
-      <w:r>
-        <w:rPr>
-          <w:b/>
-          <w:bCs/>
+          <w:highlight w:val="yellow"/>
+          <w:lang w:val="en-US"/>
+        </w:rPr>
+      </w:pPr>
+      <w:r>
+        <w:rPr>
+          <w:b/>
+          <w:bCs/>
+          <w:highlight w:val="yellow"/>
         </w:rPr>
         <w:t>ЭТАП</w:t>
       </w:r>
@@ -7419,6 +9099,7 @@
         <w:rPr>
           <w:b/>
           <w:bCs/>
+          <w:highlight w:val="yellow"/>
           <w:lang w:val="en-US"/>
         </w:rPr>
         <w:t xml:space="preserve"> 7: Real-time (Reverb) </w:t>
@@ -7427,6 +9108,7 @@
         <w:rPr>
           <w:b/>
           <w:bCs/>
+          <w:highlight w:val="yellow"/>
         </w:rPr>
         <w:t>и</w:t>
       </w:r>
@@ -7434,14 +9116,16 @@
         <w:rPr>
           <w:b/>
           <w:bCs/>
-          <w:lang w:val="en-US"/>
-        </w:rPr>
-        <w:t xml:space="preserve"> </w:t>
-      </w:r>
-      <w:r>
-        <w:rPr>
-          <w:b/>
-          <w:bCs/>
+          <w:highlight w:val="yellow"/>
+          <w:lang w:val="en-US"/>
+        </w:rPr>
+        <w:t xml:space="preserve"> </w:t>
+      </w:r>
+      <w:r>
+        <w:rPr>
+          <w:b/>
+          <w:bCs/>
+          <w:highlight w:val="yellow"/>
         </w:rPr>
         <w:t>Трекинг</w:t>
       </w:r>
@@ -7454,15 +9138,18 @@
         <w:rPr>
           <w:b/>
           <w:bCs/>
-          <w:lang w:val="en-US"/>
-        </w:rPr>
-      </w:pPr>
-      <w:proofErr w:type="spellStart"/>
-      <w:r>
-        <w:rPr>
-          <w:b/>
-          <w:bCs/>
-        </w:rPr>
+          <w:highlight w:val="yellow"/>
+          <w:lang w:val="en-US"/>
+        </w:rPr>
+      </w:pPr>
+      <w:proofErr w:type="spellStart"/>
+      <w:r>
+        <w:rPr>
+          <w:b/>
+          <w:bCs/>
+          <w:highlight w:val="yellow"/>
+        </w:rPr>
+        <w:lastRenderedPageBreak/>
         <w:t>Промт</w:t>
       </w:r>
       <w:proofErr w:type="spellEnd"/>
@@ -7470,6 +9157,7 @@
         <w:rPr>
           <w:b/>
           <w:bCs/>
+          <w:highlight w:val="yellow"/>
           <w:lang w:val="en-US"/>
         </w:rPr>
         <w:t xml:space="preserve"> 7.1: Reverb Channels </w:t>
@@ -7478,6 +9166,7 @@
         <w:rPr>
           <w:b/>
           <w:bCs/>
+          <w:highlight w:val="yellow"/>
         </w:rPr>
         <w:t>и</w:t>
       </w:r>
@@ -7485,6 +9174,7 @@
         <w:rPr>
           <w:b/>
           <w:bCs/>
+          <w:highlight w:val="yellow"/>
           <w:lang w:val="en-US"/>
         </w:rPr>
         <w:t xml:space="preserve"> Events</w:t>
@@ -7496,16 +9186,17 @@
         <w:ind w:firstLine="709"/>
         <w:jc w:val="both"/>
         <w:rPr>
-          <w:lang w:val="en-US"/>
-        </w:rPr>
-      </w:pPr>
-      <w:r>
-        <w:rPr>
-          <w:b/>
-          <w:bCs/>
-          <w:lang w:val="en-US"/>
-        </w:rPr>
-        <w:lastRenderedPageBreak/>
+          <w:highlight w:val="yellow"/>
+          <w:lang w:val="en-US"/>
+        </w:rPr>
+      </w:pPr>
+      <w:r>
+        <w:rPr>
+          <w:b/>
+          <w:bCs/>
+          <w:highlight w:val="yellow"/>
+          <w:lang w:val="en-US"/>
+        </w:rPr>
         <w:t>plain</w:t>
       </w:r>
     </w:p>
@@ -7514,9 +9205,15 @@
         <w:spacing w:after="0"/>
         <w:ind w:firstLine="709"/>
         <w:jc w:val="both"/>
-      </w:pPr>
-      <w:proofErr w:type="spellStart"/>
-      <w:r>
+        <w:rPr>
+          <w:highlight w:val="yellow"/>
+        </w:rPr>
+      </w:pPr>
+      <w:proofErr w:type="spellStart"/>
+      <w:r>
+        <w:rPr>
+          <w:highlight w:val="yellow"/>
+        </w:rPr>
         <w:t>Copy</w:t>
       </w:r>
       <w:proofErr w:type="spellEnd"/>
@@ -7526,24 +9223,42 @@
         <w:spacing w:after="0"/>
         <w:ind w:firstLine="709"/>
         <w:jc w:val="both"/>
-      </w:pPr>
-      <w:r>
+        <w:rPr>
+          <w:highlight w:val="yellow"/>
+        </w:rPr>
+      </w:pPr>
+      <w:r>
+        <w:rPr>
+          <w:highlight w:val="yellow"/>
+        </w:rPr>
         <w:t xml:space="preserve">Создай систему уведомлений через </w:t>
       </w:r>
       <w:proofErr w:type="spellStart"/>
       <w:r>
+        <w:rPr>
+          <w:highlight w:val="yellow"/>
+        </w:rPr>
         <w:t>Laravel</w:t>
       </w:r>
       <w:proofErr w:type="spellEnd"/>
       <w:r>
-        <w:t xml:space="preserve"> </w:t>
-      </w:r>
-      <w:proofErr w:type="spellStart"/>
-      <w:r>
+        <w:rPr>
+          <w:highlight w:val="yellow"/>
+        </w:rPr>
+        <w:t xml:space="preserve"> </w:t>
+      </w:r>
+      <w:proofErr w:type="spellStart"/>
+      <w:r>
+        <w:rPr>
+          <w:highlight w:val="yellow"/>
+        </w:rPr>
         <w:t>Reverb</w:t>
       </w:r>
       <w:proofErr w:type="spellEnd"/>
       <w:r>
+        <w:rPr>
+          <w:highlight w:val="yellow"/>
+        </w:rPr>
         <w:t>:</w:t>
       </w:r>
     </w:p>
@@ -7553,20 +9268,26 @@
         <w:ind w:firstLine="709"/>
         <w:jc w:val="both"/>
         <w:rPr>
-          <w:lang w:val="en-US"/>
-        </w:rPr>
-      </w:pPr>
-      <w:r>
-        <w:rPr>
+          <w:highlight w:val="yellow"/>
+          <w:lang w:val="en-US"/>
+        </w:rPr>
+      </w:pPr>
+      <w:r>
+        <w:rPr>
+          <w:highlight w:val="yellow"/>
           <w:lang w:val="en-US"/>
         </w:rPr>
         <w:t xml:space="preserve">1. Event OrderStatusUpdated: implements ShouldBroadcastNow, </w:t>
       </w:r>
       <w:r>
+        <w:rPr>
+          <w:highlight w:val="yellow"/>
+        </w:rPr>
         <w:t>свойства</w:t>
       </w:r>
       <w:r>
         <w:rPr>
+          <w:highlight w:val="yellow"/>
           <w:lang w:val="en-US"/>
         </w:rPr>
         <w:t xml:space="preserve"> orderId, status, timestamp, metadata</w:t>
@@ -7578,11 +9299,13 @@
         <w:ind w:firstLine="709"/>
         <w:jc w:val="both"/>
         <w:rPr>
-          <w:lang w:val="en-US"/>
-        </w:rPr>
-      </w:pPr>
-      <w:r>
-        <w:rPr>
+          <w:highlight w:val="yellow"/>
+          <w:lang w:val="en-US"/>
+        </w:rPr>
+      </w:pPr>
+      <w:r>
+        <w:rPr>
+          <w:highlight w:val="yellow"/>
           <w:lang w:val="en-US"/>
         </w:rPr>
         <w:t xml:space="preserve">   - </w:t>
@@ -7590,6 +9313,7 @@
       <w:proofErr w:type="gramStart"/>
       <w:r>
         <w:rPr>
+          <w:highlight w:val="yellow"/>
           <w:lang w:val="en-US"/>
         </w:rPr>
         <w:t>broadcastOn(</w:t>
@@ -7597,6 +9321,7 @@
       <w:proofErr w:type="gramEnd"/>
       <w:r>
         <w:rPr>
+          <w:highlight w:val="yellow"/>
           <w:lang w:val="en-US"/>
         </w:rPr>
         <w:t>): new PrivateChannel('orders.</w:t>
@@ -7604,6 +9329,7 @@
       <w:proofErr w:type="gramStart"/>
       <w:r>
         <w:rPr>
+          <w:highlight w:val="yellow"/>
           <w:lang w:val="en-US"/>
         </w:rPr>
         <w:t>'.$</w:t>
@@ -7611,24 +9337,33 @@
       <w:proofErr w:type="gramEnd"/>
       <w:r>
         <w:rPr>
+          <w:highlight w:val="yellow"/>
           <w:lang w:val="en-US"/>
         </w:rPr>
         <w:t xml:space="preserve">this-&gt;orderId) </w:t>
       </w:r>
       <w:r>
+        <w:rPr>
+          <w:highlight w:val="yellow"/>
+        </w:rPr>
         <w:t>для</w:t>
       </w:r>
       <w:r>
         <w:rPr>
-          <w:lang w:val="en-US"/>
-        </w:rPr>
-        <w:t xml:space="preserve"> </w:t>
-      </w:r>
-      <w:r>
+          <w:highlight w:val="yellow"/>
+          <w:lang w:val="en-US"/>
+        </w:rPr>
+        <w:t xml:space="preserve"> </w:t>
+      </w:r>
+      <w:r>
+        <w:rPr>
+          <w:highlight w:val="yellow"/>
+        </w:rPr>
         <w:t>клиента</w:t>
       </w:r>
       <w:r>
         <w:rPr>
+          <w:highlight w:val="yellow"/>
           <w:lang w:val="en-US"/>
         </w:rPr>
         <w:t>, new Channel('restaurant.</w:t>
@@ -7636,6 +9371,7 @@
       <w:proofErr w:type="gramStart"/>
       <w:r>
         <w:rPr>
+          <w:highlight w:val="yellow"/>
           <w:lang w:val="en-US"/>
         </w:rPr>
         <w:t>'.$</w:t>
@@ -7643,20 +9379,28 @@
       <w:proofErr w:type="gramEnd"/>
       <w:r>
         <w:rPr>
+          <w:highlight w:val="yellow"/>
           <w:lang w:val="en-US"/>
         </w:rPr>
         <w:t xml:space="preserve">this-&gt;vendorId) </w:t>
       </w:r>
       <w:r>
+        <w:rPr>
+          <w:highlight w:val="yellow"/>
+        </w:rPr>
         <w:t>для</w:t>
       </w:r>
       <w:r>
         <w:rPr>
-          <w:lang w:val="en-US"/>
-        </w:rPr>
-        <w:t xml:space="preserve"> </w:t>
-      </w:r>
-      <w:r>
+          <w:highlight w:val="yellow"/>
+          <w:lang w:val="en-US"/>
+        </w:rPr>
+        <w:t xml:space="preserve"> </w:t>
+      </w:r>
+      <w:r>
+        <w:rPr>
+          <w:highlight w:val="yellow"/>
+        </w:rPr>
         <w:t>менеджеров</w:t>
       </w:r>
     </w:p>
@@ -7666,11 +9410,13 @@
         <w:ind w:firstLine="709"/>
         <w:jc w:val="both"/>
         <w:rPr>
-          <w:lang w:val="en-US"/>
-        </w:rPr>
-      </w:pPr>
-      <w:r>
-        <w:rPr>
+          <w:highlight w:val="yellow"/>
+          <w:lang w:val="en-US"/>
+        </w:rPr>
+      </w:pPr>
+      <w:r>
+        <w:rPr>
+          <w:highlight w:val="yellow"/>
           <w:lang w:val="en-US"/>
         </w:rPr>
         <w:t xml:space="preserve">   - </w:t>
@@ -7678,6 +9424,7 @@
       <w:proofErr w:type="gramStart"/>
       <w:r>
         <w:rPr>
+          <w:highlight w:val="yellow"/>
           <w:lang w:val="en-US"/>
         </w:rPr>
         <w:t>broadcastWith(</w:t>
@@ -7685,29 +9432,41 @@
       <w:proofErr w:type="gramEnd"/>
       <w:r>
         <w:rPr>
+          <w:highlight w:val="yellow"/>
           <w:lang w:val="en-US"/>
         </w:rPr>
         <w:t xml:space="preserve">): </w:t>
       </w:r>
       <w:r>
+        <w:rPr>
+          <w:highlight w:val="yellow"/>
+        </w:rPr>
         <w:t>массив</w:t>
       </w:r>
       <w:r>
         <w:rPr>
-          <w:lang w:val="en-US"/>
-        </w:rPr>
-        <w:t xml:space="preserve"> </w:t>
-      </w:r>
-      <w:r>
+          <w:highlight w:val="yellow"/>
+          <w:lang w:val="en-US"/>
+        </w:rPr>
+        <w:t xml:space="preserve"> </w:t>
+      </w:r>
+      <w:r>
+        <w:rPr>
+          <w:highlight w:val="yellow"/>
+        </w:rPr>
         <w:t>данных</w:t>
       </w:r>
       <w:r>
         <w:rPr>
-          <w:lang w:val="en-US"/>
-        </w:rPr>
-        <w:t xml:space="preserve"> </w:t>
-      </w:r>
-      <w:r>
+          <w:highlight w:val="yellow"/>
+          <w:lang w:val="en-US"/>
+        </w:rPr>
+        <w:t xml:space="preserve"> </w:t>
+      </w:r>
+      <w:r>
+        <w:rPr>
+          <w:highlight w:val="yellow"/>
+        </w:rPr>
         <w:t>статуса</w:t>
       </w:r>
     </w:p>
@@ -7717,11 +9476,13 @@
         <w:ind w:firstLine="709"/>
         <w:jc w:val="both"/>
         <w:rPr>
-          <w:lang w:val="en-US"/>
-        </w:rPr>
-      </w:pPr>
-      <w:r>
-        <w:rPr>
+          <w:highlight w:val="yellow"/>
+          <w:lang w:val="en-US"/>
+        </w:rPr>
+      </w:pPr>
+      <w:r>
+        <w:rPr>
+          <w:highlight w:val="yellow"/>
           <w:lang w:val="en-US"/>
         </w:rPr>
         <w:t>2. Event CourierLocationUpdated: broadcastOn Channel('tracking.</w:t>
@@ -7729,6 +9490,7 @@
       <w:proofErr w:type="gramStart"/>
       <w:r>
         <w:rPr>
+          <w:highlight w:val="yellow"/>
           <w:lang w:val="en-US"/>
         </w:rPr>
         <w:t>'.$</w:t>
@@ -7736,15 +9498,20 @@
       <w:proofErr w:type="gramEnd"/>
       <w:r>
         <w:rPr>
+          <w:highlight w:val="yellow"/>
           <w:lang w:val="en-US"/>
         </w:rPr>
         <w:t xml:space="preserve">orderId), </w:t>
       </w:r>
       <w:r>
+        <w:rPr>
+          <w:highlight w:val="yellow"/>
+        </w:rPr>
         <w:t>содержит</w:t>
       </w:r>
       <w:r>
         <w:rPr>
+          <w:highlight w:val="yellow"/>
           <w:lang w:val="en-US"/>
         </w:rPr>
         <w:t xml:space="preserve"> lat, lon, heading</w:t>
@@ -7756,38 +9523,52 @@
         <w:ind w:firstLine="709"/>
         <w:jc w:val="both"/>
         <w:rPr>
-          <w:lang w:val="en-US"/>
-        </w:rPr>
-      </w:pPr>
-      <w:r>
-        <w:rPr>
+          <w:highlight w:val="yellow"/>
+          <w:lang w:val="en-US"/>
+        </w:rPr>
+      </w:pPr>
+      <w:r>
+        <w:rPr>
+          <w:highlight w:val="yellow"/>
           <w:lang w:val="en-US"/>
         </w:rPr>
         <w:t xml:space="preserve">3. Listener LogOrderStatusUpdate: </w:t>
       </w:r>
       <w:r>
+        <w:rPr>
+          <w:highlight w:val="yellow"/>
+        </w:rPr>
         <w:t>слушает</w:t>
       </w:r>
       <w:r>
         <w:rPr>
+          <w:highlight w:val="yellow"/>
           <w:lang w:val="en-US"/>
         </w:rPr>
         <w:t xml:space="preserve"> OrderStatusUpdated, </w:t>
       </w:r>
       <w:r>
+        <w:rPr>
+          <w:highlight w:val="yellow"/>
+        </w:rPr>
         <w:t>пишет</w:t>
       </w:r>
       <w:r>
         <w:rPr>
-          <w:lang w:val="en-US"/>
-        </w:rPr>
-        <w:t xml:space="preserve"> </w:t>
-      </w:r>
-      <w:r>
+          <w:highlight w:val="yellow"/>
+          <w:lang w:val="en-US"/>
+        </w:rPr>
+        <w:t xml:space="preserve"> </w:t>
+      </w:r>
+      <w:r>
+        <w:rPr>
+          <w:highlight w:val="yellow"/>
+        </w:rPr>
         <w:t>в</w:t>
       </w:r>
       <w:r>
         <w:rPr>
+          <w:highlight w:val="yellow"/>
           <w:lang w:val="en-US"/>
         </w:rPr>
         <w:t xml:space="preserve"> OrderStatusHistory</w:t>
@@ -7804,78 +9585,111 @@
       </w:pPr>
       <w:r>
         <w:rPr>
+          <w:highlight w:val="yellow"/>
           <w:lang w:val="en-US"/>
         </w:rPr>
         <w:t xml:space="preserve">4. </w:t>
       </w:r>
       <w:r>
+        <w:rPr>
+          <w:highlight w:val="yellow"/>
+        </w:rPr>
         <w:t>Контроллер</w:t>
       </w:r>
       <w:r>
         <w:rPr>
+          <w:highlight w:val="yellow"/>
           <w:lang w:val="en-US"/>
         </w:rPr>
         <w:t xml:space="preserve"> OrderTrackingController: </w:t>
       </w:r>
       <w:r>
+        <w:rPr>
+          <w:highlight w:val="yellow"/>
+        </w:rPr>
         <w:t>метод</w:t>
       </w:r>
       <w:r>
         <w:rPr>
+          <w:highlight w:val="yellow"/>
           <w:lang w:val="en-US"/>
         </w:rPr>
         <w:t xml:space="preserve"> track($orderId) </w:t>
       </w:r>
       <w:r>
+        <w:rPr>
+          <w:highlight w:val="yellow"/>
+        </w:rPr>
         <w:t>возвращает</w:t>
       </w:r>
       <w:r>
         <w:rPr>
+          <w:highlight w:val="yellow"/>
           <w:lang w:val="en-US"/>
         </w:rPr>
         <w:t xml:space="preserve"> view </w:t>
       </w:r>
       <w:r>
+        <w:rPr>
+          <w:highlight w:val="yellow"/>
+        </w:rPr>
         <w:t>с</w:t>
       </w:r>
       <w:r>
         <w:rPr>
+          <w:highlight w:val="yellow"/>
           <w:lang w:val="en-US"/>
         </w:rPr>
         <w:t xml:space="preserve"> Alpine.js </w:t>
       </w:r>
       <w:r>
+        <w:rPr>
+          <w:highlight w:val="yellow"/>
+        </w:rPr>
         <w:t>компонентом</w:t>
       </w:r>
       <w:r>
         <w:rPr>
-          <w:lang w:val="en-US"/>
-        </w:rPr>
-        <w:t xml:space="preserve"> </w:t>
-      </w:r>
-      <w:r>
+          <w:highlight w:val="yellow"/>
+          <w:lang w:val="en-US"/>
+        </w:rPr>
+        <w:t xml:space="preserve"> </w:t>
+      </w:r>
+      <w:r>
+        <w:rPr>
+          <w:highlight w:val="yellow"/>
+        </w:rPr>
         <w:t>который</w:t>
       </w:r>
       <w:r>
         <w:rPr>
-          <w:lang w:val="en-US"/>
-        </w:rPr>
-        <w:t xml:space="preserve"> </w:t>
-      </w:r>
-      <w:r>
+          <w:highlight w:val="yellow"/>
+          <w:lang w:val="en-US"/>
+        </w:rPr>
+        <w:t xml:space="preserve"> </w:t>
+      </w:r>
+      <w:r>
+        <w:rPr>
+          <w:highlight w:val="yellow"/>
+        </w:rPr>
         <w:t>подписывается</w:t>
       </w:r>
       <w:r>
         <w:rPr>
-          <w:lang w:val="en-US"/>
-        </w:rPr>
-        <w:t xml:space="preserve"> </w:t>
-      </w:r>
-      <w:r>
+          <w:highlight w:val="yellow"/>
+          <w:lang w:val="en-US"/>
+        </w:rPr>
+        <w:t xml:space="preserve"> </w:t>
+      </w:r>
+      <w:r>
+        <w:rPr>
+          <w:highlight w:val="yellow"/>
+        </w:rPr>
         <w:t>на</w:t>
       </w:r>
       <w:r>
         <w:rPr>
+          <w:highlight w:val="yellow"/>
           <w:lang w:val="en-US"/>
         </w:rPr>
         <w:t xml:space="preserve"> Echo.private('orders.'+orderId</w:t>
@@ -7883,6 +9697,7 @@
       <w:proofErr w:type="gramStart"/>
       <w:r>
         <w:rPr>
+          <w:highlight w:val="yellow"/>
           <w:lang w:val="en-US"/>
         </w:rPr>
         <w:t>).listen</w:t>
@@ -7890,6 +9705,7 @@
       <w:proofErr w:type="gramEnd"/>
       <w:r>
         <w:rPr>
+          <w:highlight w:val="yellow"/>
           <w:lang w:val="en-US"/>
         </w:rPr>
         <w:t xml:space="preserve">('OrderStatusUpdated', (e) =&gt; </w:t>
@@ -7897,6 +9713,7 @@
       <w:proofErr w:type="gramStart"/>
       <w:r>
         <w:rPr>
+          <w:highlight w:val="yellow"/>
           <w:lang w:val="en-US"/>
         </w:rPr>
         <w:t>{ update</w:t>
@@ -7904,6 +9721,7 @@
       <w:proofErr w:type="gramEnd"/>
       <w:r>
         <w:rPr>
+          <w:highlight w:val="yellow"/>
           <w:lang w:val="en-US"/>
         </w:rPr>
         <w:t xml:space="preserve"> </w:t>
@@ -7911,6 +9729,7 @@
       <w:proofErr w:type="gramStart"/>
       <w:r>
         <w:rPr>
+          <w:highlight w:val="yellow"/>
           <w:lang w:val="en-US"/>
         </w:rPr>
         <w:t>UI }</w:t>
@@ -7918,78 +9737,111 @@
       <w:proofErr w:type="gramEnd"/>
       <w:r>
         <w:rPr>
+          <w:highlight w:val="yellow"/>
           <w:lang w:val="en-US"/>
         </w:rPr>
         <w:t xml:space="preserve">) </w:t>
       </w:r>
       <w:r>
+        <w:rPr>
+          <w:highlight w:val="yellow"/>
+        </w:rPr>
         <w:t>и</w:t>
       </w:r>
       <w:r>
         <w:rPr>
-          <w:lang w:val="en-US"/>
-        </w:rPr>
-        <w:t xml:space="preserve"> </w:t>
-      </w:r>
-      <w:r>
+          <w:highlight w:val="yellow"/>
+          <w:lang w:val="en-US"/>
+        </w:rPr>
+        <w:t xml:space="preserve"> </w:t>
+      </w:r>
+      <w:r>
+        <w:rPr>
+          <w:highlight w:val="yellow"/>
+        </w:rPr>
         <w:t>для</w:t>
       </w:r>
       <w:r>
         <w:rPr>
+          <w:highlight w:val="yellow"/>
           <w:lang w:val="en-US"/>
         </w:rPr>
         <w:t xml:space="preserve"> delivering </w:t>
       </w:r>
       <w:r>
+        <w:rPr>
+          <w:highlight w:val="yellow"/>
+        </w:rPr>
         <w:t>статуса</w:t>
       </w:r>
       <w:r>
         <w:rPr>
-          <w:lang w:val="en-US"/>
-        </w:rPr>
-        <w:t xml:space="preserve"> </w:t>
-      </w:r>
-      <w:r>
+          <w:highlight w:val="yellow"/>
+          <w:lang w:val="en-US"/>
+        </w:rPr>
+        <w:t xml:space="preserve"> </w:t>
+      </w:r>
+      <w:r>
+        <w:rPr>
+          <w:highlight w:val="yellow"/>
+        </w:rPr>
         <w:t>подписывается</w:t>
       </w:r>
       <w:r>
         <w:rPr>
-          <w:lang w:val="en-US"/>
-        </w:rPr>
-        <w:t xml:space="preserve"> </w:t>
-      </w:r>
-      <w:r>
+          <w:highlight w:val="yellow"/>
+          <w:lang w:val="en-US"/>
+        </w:rPr>
+        <w:t xml:space="preserve"> </w:t>
+      </w:r>
+      <w:r>
+        <w:rPr>
+          <w:highlight w:val="yellow"/>
+        </w:rPr>
         <w:t>на</w:t>
       </w:r>
       <w:r>
         <w:rPr>
+          <w:highlight w:val="yellow"/>
           <w:lang w:val="en-US"/>
         </w:rPr>
         <w:t xml:space="preserve"> tracking channel </w:t>
       </w:r>
       <w:r>
+        <w:rPr>
+          <w:highlight w:val="yellow"/>
+        </w:rPr>
         <w:t>для</w:t>
       </w:r>
       <w:r>
         <w:rPr>
-          <w:lang w:val="en-US"/>
-        </w:rPr>
-        <w:t xml:space="preserve"> </w:t>
-      </w:r>
-      <w:r>
+          <w:highlight w:val="yellow"/>
+          <w:lang w:val="en-US"/>
+        </w:rPr>
+        <w:t xml:space="preserve"> </w:t>
+      </w:r>
+      <w:r>
+        <w:rPr>
+          <w:highlight w:val="yellow"/>
+        </w:rPr>
         <w:t>обновления</w:t>
       </w:r>
       <w:r>
         <w:rPr>
-          <w:lang w:val="en-US"/>
-        </w:rPr>
-        <w:t xml:space="preserve"> </w:t>
-      </w:r>
-      <w:r>
+          <w:highlight w:val="yellow"/>
+          <w:lang w:val="en-US"/>
+        </w:rPr>
+        <w:t xml:space="preserve"> </w:t>
+      </w:r>
+      <w:r>
+        <w:rPr>
+          <w:highlight w:val="yellow"/>
+        </w:rPr>
         <w:t>карты</w:t>
       </w:r>
       <w:r>
         <w:rPr>
+          <w:highlight w:val="yellow"/>
           <w:lang w:val="en-US"/>
         </w:rPr>
         <w:t xml:space="preserve"> (Leaflet)</w:t>
@@ -8003,14 +9855,16 @@
         <w:rPr>
           <w:b/>
           <w:bCs/>
-          <w:lang w:val="en-US"/>
-        </w:rPr>
-      </w:pPr>
-      <w:proofErr w:type="spellStart"/>
-      <w:r>
-        <w:rPr>
-          <w:b/>
-          <w:bCs/>
+          <w:highlight w:val="yellow"/>
+          <w:lang w:val="en-US"/>
+        </w:rPr>
+      </w:pPr>
+      <w:proofErr w:type="spellStart"/>
+      <w:r>
+        <w:rPr>
+          <w:b/>
+          <w:bCs/>
+          <w:highlight w:val="yellow"/>
         </w:rPr>
         <w:t>Пром</w:t>
       </w:r>
@@ -8019,6 +9873,7 @@
         <w:rPr>
           <w:b/>
           <w:bCs/>
+          <w:highlight w:val="yellow"/>
           <w:lang w:val="en-US"/>
         </w:rPr>
         <w:t xml:space="preserve">t 7.2: Web Push </w:t>
@@ -8027,6 +9882,7 @@
         <w:rPr>
           <w:b/>
           <w:bCs/>
+          <w:highlight w:val="yellow"/>
         </w:rPr>
         <w:t>Уведомления</w:t>
       </w:r>
@@ -8037,13 +9893,15 @@
         <w:ind w:firstLine="709"/>
         <w:jc w:val="both"/>
         <w:rPr>
-          <w:lang w:val="en-US"/>
-        </w:rPr>
-      </w:pPr>
-      <w:r>
-        <w:rPr>
-          <w:b/>
-          <w:bCs/>
+          <w:highlight w:val="yellow"/>
+          <w:lang w:val="en-US"/>
+        </w:rPr>
+      </w:pPr>
+      <w:r>
+        <w:rPr>
+          <w:b/>
+          <w:bCs/>
+          <w:highlight w:val="yellow"/>
           <w:lang w:val="en-US"/>
         </w:rPr>
         <w:t>plain</w:t>
@@ -8055,11 +9913,13 @@
         <w:ind w:firstLine="709"/>
         <w:jc w:val="both"/>
         <w:rPr>
-          <w:lang w:val="en-US"/>
-        </w:rPr>
-      </w:pPr>
-      <w:r>
-        <w:rPr>
+          <w:highlight w:val="yellow"/>
+          <w:lang w:val="en-US"/>
+        </w:rPr>
+      </w:pPr>
+      <w:r>
+        <w:rPr>
+          <w:highlight w:val="yellow"/>
           <w:lang w:val="en-US"/>
         </w:rPr>
         <w:t>Copy</w:t>
@@ -8071,32 +9931,45 @@
         <w:ind w:firstLine="709"/>
         <w:jc w:val="both"/>
         <w:rPr>
-          <w:lang w:val="en-US"/>
-        </w:rPr>
-      </w:pPr>
-      <w:r>
+          <w:highlight w:val="yellow"/>
+          <w:lang w:val="en-US"/>
+        </w:rPr>
+      </w:pPr>
+      <w:r>
+        <w:rPr>
+          <w:highlight w:val="yellow"/>
+        </w:rPr>
         <w:t>Создай</w:t>
       </w:r>
       <w:r>
         <w:rPr>
-          <w:lang w:val="en-US"/>
-        </w:rPr>
-        <w:t xml:space="preserve"> </w:t>
-      </w:r>
-      <w:r>
+          <w:highlight w:val="yellow"/>
+          <w:lang w:val="en-US"/>
+        </w:rPr>
+        <w:t xml:space="preserve"> </w:t>
+      </w:r>
+      <w:r>
+        <w:rPr>
+          <w:highlight w:val="yellow"/>
+        </w:rPr>
         <w:t>систему</w:t>
       </w:r>
       <w:r>
         <w:rPr>
+          <w:highlight w:val="yellow"/>
           <w:lang w:val="en-US"/>
         </w:rPr>
         <w:t xml:space="preserve"> Push </w:t>
       </w:r>
       <w:r>
+        <w:rPr>
+          <w:highlight w:val="yellow"/>
+        </w:rPr>
         <w:t>уведомлений</w:t>
       </w:r>
       <w:r>
         <w:rPr>
+          <w:highlight w:val="yellow"/>
           <w:lang w:val="en-US"/>
         </w:rPr>
         <w:t>:</w:t>
@@ -8108,29 +9981,39 @@
         <w:ind w:firstLine="709"/>
         <w:jc w:val="both"/>
         <w:rPr>
-          <w:lang w:val="en-US"/>
-        </w:rPr>
-      </w:pPr>
-      <w:r>
-        <w:rPr>
+          <w:highlight w:val="yellow"/>
+          <w:lang w:val="en-US"/>
+        </w:rPr>
+      </w:pPr>
+      <w:r>
+        <w:rPr>
+          <w:highlight w:val="yellow"/>
           <w:lang w:val="en-US"/>
         </w:rPr>
         <w:t xml:space="preserve">1. </w:t>
       </w:r>
       <w:r>
+        <w:rPr>
+          <w:highlight w:val="yellow"/>
+        </w:rPr>
         <w:t>Миграция</w:t>
       </w:r>
       <w:r>
         <w:rPr>
+          <w:highlight w:val="yellow"/>
           <w:lang w:val="en-US"/>
         </w:rPr>
         <w:t xml:space="preserve"> push_subscriptions: id, user_id, endpoint, p256dh, auth (VAPID </w:t>
       </w:r>
       <w:r>
+        <w:rPr>
+          <w:highlight w:val="yellow"/>
+        </w:rPr>
         <w:t>ключи</w:t>
       </w:r>
       <w:r>
         <w:rPr>
+          <w:highlight w:val="yellow"/>
           <w:lang w:val="en-US"/>
         </w:rPr>
         <w:t>)</w:t>
@@ -8142,47 +10025,65 @@
         <w:ind w:firstLine="709"/>
         <w:jc w:val="both"/>
         <w:rPr>
-          <w:lang w:val="en-US"/>
-        </w:rPr>
-      </w:pPr>
-      <w:r>
-        <w:rPr>
+          <w:highlight w:val="yellow"/>
+          <w:lang w:val="en-US"/>
+        </w:rPr>
+      </w:pPr>
+      <w:r>
+        <w:rPr>
+          <w:highlight w:val="yellow"/>
           <w:lang w:val="en-US"/>
         </w:rPr>
         <w:t xml:space="preserve">2. </w:t>
       </w:r>
       <w:r>
+        <w:rPr>
+          <w:highlight w:val="yellow"/>
+        </w:rPr>
         <w:t>Модель</w:t>
       </w:r>
       <w:r>
         <w:rPr>
+          <w:highlight w:val="yellow"/>
           <w:lang w:val="en-US"/>
         </w:rPr>
         <w:t xml:space="preserve"> PushSubscription </w:t>
       </w:r>
       <w:r>
+        <w:rPr>
+          <w:highlight w:val="yellow"/>
+        </w:rPr>
         <w:t>с</w:t>
       </w:r>
       <w:r>
         <w:rPr>
-          <w:lang w:val="en-US"/>
-        </w:rPr>
-        <w:t xml:space="preserve"> </w:t>
-      </w:r>
-      <w:r>
+          <w:highlight w:val="yellow"/>
+          <w:lang w:val="en-US"/>
+        </w:rPr>
+        <w:t xml:space="preserve"> </w:t>
+      </w:r>
+      <w:r>
+        <w:rPr>
+          <w:highlight w:val="yellow"/>
+        </w:rPr>
         <w:t>методами</w:t>
       </w:r>
       <w:r>
         <w:rPr>
+          <w:highlight w:val="yellow"/>
           <w:lang w:val="en-US"/>
         </w:rPr>
         <w:t xml:space="preserve"> scope </w:t>
       </w:r>
       <w:r>
+        <w:rPr>
+          <w:highlight w:val="yellow"/>
+        </w:rPr>
         <w:t>для</w:t>
       </w:r>
       <w:r>
         <w:rPr>
+          <w:highlight w:val="yellow"/>
           <w:lang w:val="en-US"/>
         </w:rPr>
         <w:t xml:space="preserve"> user</w:t>
@@ -8194,29 +10095,39 @@
         <w:ind w:firstLine="709"/>
         <w:jc w:val="both"/>
         <w:rPr>
-          <w:lang w:val="en-US"/>
-        </w:rPr>
-      </w:pPr>
-      <w:r>
-        <w:rPr>
+          <w:highlight w:val="yellow"/>
+          <w:lang w:val="en-US"/>
+        </w:rPr>
+      </w:pPr>
+      <w:r>
+        <w:rPr>
+          <w:highlight w:val="yellow"/>
           <w:lang w:val="en-US"/>
         </w:rPr>
         <w:t xml:space="preserve">3. </w:t>
       </w:r>
       <w:r>
+        <w:rPr>
+          <w:highlight w:val="yellow"/>
+        </w:rPr>
         <w:t>Контроллер</w:t>
       </w:r>
       <w:r>
         <w:rPr>
+          <w:highlight w:val="yellow"/>
           <w:lang w:val="en-US"/>
         </w:rPr>
         <w:t xml:space="preserve"> PushController: </w:t>
       </w:r>
       <w:r>
+        <w:rPr>
+          <w:highlight w:val="yellow"/>
+        </w:rPr>
         <w:t>метод</w:t>
       </w:r>
       <w:r>
         <w:rPr>
+          <w:highlight w:val="yellow"/>
           <w:lang w:val="en-US"/>
         </w:rPr>
         <w:t xml:space="preserve"> </w:t>
@@ -8224,6 +10135,7 @@
       <w:proofErr w:type="gramStart"/>
       <w:r>
         <w:rPr>
+          <w:highlight w:val="yellow"/>
           <w:lang w:val="en-US"/>
         </w:rPr>
         <w:t>subscribe(</w:t>
@@ -8231,38 +10143,54 @@
       <w:proofErr w:type="gramEnd"/>
       <w:r>
         <w:rPr>
+          <w:highlight w:val="yellow"/>
           <w:lang w:val="en-US"/>
         </w:rPr>
         <w:t xml:space="preserve">Request $request) </w:t>
       </w:r>
       <w:r>
+        <w:rPr>
+          <w:highlight w:val="yellow"/>
+        </w:rPr>
         <w:t>сохраняет</w:t>
       </w:r>
       <w:r>
         <w:rPr>
-          <w:lang w:val="en-US"/>
-        </w:rPr>
-        <w:t xml:space="preserve"> </w:t>
-      </w:r>
-      <w:r>
+          <w:highlight w:val="yellow"/>
+          <w:lang w:val="en-US"/>
+        </w:rPr>
+        <w:t xml:space="preserve"> </w:t>
+      </w:r>
+      <w:r>
+        <w:rPr>
+          <w:highlight w:val="yellow"/>
+        </w:rPr>
         <w:t>подписку</w:t>
       </w:r>
       <w:r>
         <w:rPr>
+          <w:highlight w:val="yellow"/>
           <w:lang w:val="en-US"/>
         </w:rPr>
         <w:t xml:space="preserve">, </w:t>
       </w:r>
       <w:r>
+        <w:rPr>
+          <w:highlight w:val="yellow"/>
+        </w:rPr>
         <w:t>метод</w:t>
       </w:r>
       <w:r>
         <w:rPr>
+          <w:highlight w:val="yellow"/>
           <w:lang w:val="en-US"/>
         </w:rPr>
         <w:t xml:space="preserve"> unsubscribe </w:t>
       </w:r>
       <w:r>
+        <w:rPr>
+          <w:highlight w:val="yellow"/>
+        </w:rPr>
         <w:t>удаляет</w:t>
       </w:r>
     </w:p>
@@ -8272,29 +10200,39 @@
         <w:ind w:firstLine="709"/>
         <w:jc w:val="both"/>
         <w:rPr>
-          <w:lang w:val="en-US"/>
-        </w:rPr>
-      </w:pPr>
-      <w:r>
-        <w:rPr>
+          <w:highlight w:val="yellow"/>
+          <w:lang w:val="en-US"/>
+        </w:rPr>
+      </w:pPr>
+      <w:r>
+        <w:rPr>
+          <w:highlight w:val="yellow"/>
           <w:lang w:val="en-US"/>
         </w:rPr>
         <w:t xml:space="preserve">4. </w:t>
       </w:r>
       <w:r>
+        <w:rPr>
+          <w:highlight w:val="yellow"/>
+        </w:rPr>
         <w:t>Сервис</w:t>
       </w:r>
       <w:r>
         <w:rPr>
+          <w:highlight w:val="yellow"/>
           <w:lang w:val="en-US"/>
         </w:rPr>
         <w:t xml:space="preserve"> PushNotificationService: </w:t>
       </w:r>
       <w:r>
+        <w:rPr>
+          <w:highlight w:val="yellow"/>
+        </w:rPr>
         <w:t>метод</w:t>
       </w:r>
       <w:r>
         <w:rPr>
+          <w:highlight w:val="yellow"/>
           <w:lang w:val="en-US"/>
         </w:rPr>
         <w:t xml:space="preserve"> </w:t>
@@ -8302,6 +10240,7 @@
       <w:proofErr w:type="gramStart"/>
       <w:r>
         <w:rPr>
+          <w:highlight w:val="yellow"/>
           <w:lang w:val="en-US"/>
         </w:rPr>
         <w:t>sendToUser(</w:t>
@@ -8309,43 +10248,60 @@
       <w:proofErr w:type="gramEnd"/>
       <w:r>
         <w:rPr>
+          <w:highlight w:val="yellow"/>
           <w:lang w:val="en-US"/>
         </w:rPr>
         <w:t xml:space="preserve">$userId, $title, $body, $data) </w:t>
       </w:r>
       <w:r>
+        <w:rPr>
+          <w:highlight w:val="yellow"/>
+        </w:rPr>
         <w:t>использует</w:t>
       </w:r>
       <w:r>
         <w:rPr>
+          <w:highlight w:val="yellow"/>
           <w:lang w:val="en-US"/>
         </w:rPr>
         <w:t xml:space="preserve"> web-push-php (minishlink/web-push) </w:t>
       </w:r>
       <w:r>
+        <w:rPr>
+          <w:highlight w:val="yellow"/>
+        </w:rPr>
         <w:t>с</w:t>
       </w:r>
       <w:r>
         <w:rPr>
+          <w:highlight w:val="yellow"/>
           <w:lang w:val="en-US"/>
         </w:rPr>
         <w:t xml:space="preserve"> VAPID </w:t>
       </w:r>
       <w:r>
+        <w:rPr>
+          <w:highlight w:val="yellow"/>
+        </w:rPr>
         <w:t>ключами</w:t>
       </w:r>
       <w:r>
         <w:rPr>
+          <w:highlight w:val="yellow"/>
           <w:lang w:val="en-US"/>
         </w:rPr>
         <w:t xml:space="preserve"> </w:t>
       </w:r>
       <w:proofErr w:type="gramStart"/>
       <w:r>
+        <w:rPr>
+          <w:highlight w:val="yellow"/>
+        </w:rPr>
         <w:t>из</w:t>
       </w:r>
       <w:r>
         <w:rPr>
+          <w:highlight w:val="yellow"/>
           <w:lang w:val="en-US"/>
         </w:rPr>
         <w:t xml:space="preserve"> .env</w:t>
@@ -8358,88 +10314,125 @@
         <w:ind w:firstLine="709"/>
         <w:jc w:val="both"/>
         <w:rPr>
-          <w:lang w:val="en-US"/>
-        </w:rPr>
-      </w:pPr>
-      <w:r>
-        <w:rPr>
+          <w:highlight w:val="yellow"/>
+          <w:lang w:val="en-US"/>
+        </w:rPr>
+      </w:pPr>
+      <w:r>
+        <w:rPr>
+          <w:highlight w:val="yellow"/>
           <w:lang w:val="en-US"/>
         </w:rPr>
         <w:t xml:space="preserve">5. </w:t>
       </w:r>
       <w:r>
+        <w:rPr>
+          <w:highlight w:val="yellow"/>
+        </w:rPr>
         <w:t>Интеграция</w:t>
       </w:r>
       <w:r>
         <w:rPr>
+          <w:highlight w:val="yellow"/>
           <w:lang w:val="en-US"/>
         </w:rPr>
         <w:t xml:space="preserve">: </w:t>
       </w:r>
       <w:r>
+        <w:rPr>
+          <w:highlight w:val="yellow"/>
+        </w:rPr>
         <w:t>в</w:t>
       </w:r>
       <w:r>
         <w:rPr>
+          <w:highlight w:val="yellow"/>
           <w:lang w:val="en-US"/>
         </w:rPr>
         <w:t xml:space="preserve"> OrderObserver </w:t>
       </w:r>
       <w:r>
+        <w:rPr>
+          <w:highlight w:val="yellow"/>
+        </w:rPr>
         <w:t>при</w:t>
       </w:r>
       <w:r>
         <w:rPr>
-          <w:lang w:val="en-US"/>
-        </w:rPr>
-        <w:t xml:space="preserve"> </w:t>
-      </w:r>
-      <w:r>
+          <w:highlight w:val="yellow"/>
+          <w:lang w:val="en-US"/>
+        </w:rPr>
+        <w:t xml:space="preserve"> </w:t>
+      </w:r>
+      <w:r>
+        <w:rPr>
+          <w:highlight w:val="yellow"/>
+        </w:rPr>
         <w:t>изменении</w:t>
       </w:r>
       <w:r>
         <w:rPr>
+          <w:highlight w:val="yellow"/>
           <w:lang w:val="en-US"/>
         </w:rPr>
         <w:t xml:space="preserve"> status </w:t>
       </w:r>
       <w:r>
+        <w:rPr>
+          <w:highlight w:val="yellow"/>
+        </w:rPr>
         <w:t>на</w:t>
       </w:r>
       <w:r>
         <w:rPr>
+          <w:highlight w:val="yellow"/>
           <w:lang w:val="en-US"/>
         </w:rPr>
         <w:t xml:space="preserve"> cooking/delivering </w:t>
       </w:r>
       <w:r>
+        <w:rPr>
+          <w:highlight w:val="yellow"/>
+        </w:rPr>
         <w:t>вызывать</w:t>
       </w:r>
       <w:r>
         <w:rPr>
+          <w:highlight w:val="yellow"/>
           <w:lang w:val="en-US"/>
         </w:rPr>
         <w:t xml:space="preserve"> PushNotificationService </w:t>
       </w:r>
       <w:r>
+        <w:rPr>
+          <w:highlight w:val="yellow"/>
+        </w:rPr>
         <w:t>для</w:t>
       </w:r>
       <w:r>
         <w:rPr>
-          <w:lang w:val="en-US"/>
-        </w:rPr>
-        <w:t xml:space="preserve"> </w:t>
-      </w:r>
-      <w:r>
+          <w:highlight w:val="yellow"/>
+          <w:lang w:val="en-US"/>
+        </w:rPr>
+        <w:t xml:space="preserve"> </w:t>
+      </w:r>
+      <w:r>
+        <w:rPr>
+          <w:highlight w:val="yellow"/>
+        </w:rPr>
         <w:t>уведомления</w:t>
       </w:r>
       <w:r>
         <w:rPr>
-          <w:lang w:val="en-US"/>
-        </w:rPr>
-        <w:t xml:space="preserve"> </w:t>
-      </w:r>
-      <w:r>
+          <w:highlight w:val="yellow"/>
+          <w:lang w:val="en-US"/>
+        </w:rPr>
+        <w:t xml:space="preserve"> </w:t>
+      </w:r>
+      <w:r>
+        <w:rPr>
+          <w:highlight w:val="yellow"/>
+        </w:rPr>
         <w:t>клиента</w:t>
       </w:r>
     </w:p>
@@ -8450,38 +10443,65 @@
         <w:jc w:val="both"/>
       </w:pPr>
       <w:r>
+        <w:rPr>
+          <w:highlight w:val="yellow"/>
+        </w:rPr>
         <w:t xml:space="preserve">6. </w:t>
       </w:r>
       <w:proofErr w:type="spellStart"/>
       <w:r>
+        <w:rPr>
+          <w:highlight w:val="yellow"/>
+        </w:rPr>
         <w:t>Frontend</w:t>
       </w:r>
       <w:proofErr w:type="spellEnd"/>
       <w:r>
+        <w:rPr>
+          <w:highlight w:val="yellow"/>
+        </w:rPr>
         <w:t xml:space="preserve">: добавь в app.js запрос </w:t>
       </w:r>
       <w:proofErr w:type="spellStart"/>
       <w:r>
+        <w:rPr>
+          <w:highlight w:val="yellow"/>
+        </w:rPr>
         <w:t>permission</w:t>
       </w:r>
       <w:proofErr w:type="spellEnd"/>
       <w:r>
+        <w:rPr>
+          <w:highlight w:val="yellow"/>
+        </w:rPr>
         <w:t xml:space="preserve"> на </w:t>
       </w:r>
       <w:proofErr w:type="spellStart"/>
       <w:r>
+        <w:rPr>
+          <w:highlight w:val="yellow"/>
+        </w:rPr>
         <w:t>push</w:t>
       </w:r>
       <w:proofErr w:type="spellEnd"/>
       <w:r>
+        <w:rPr>
+          <w:highlight w:val="yellow"/>
+        </w:rPr>
         <w:t xml:space="preserve"> при первом заказе, подписка на сервисный </w:t>
       </w:r>
       <w:proofErr w:type="spellStart"/>
       <w:r>
+        <w:rPr>
+          <w:highlight w:val="yellow"/>
+        </w:rPr>
         <w:t>worker</w:t>
       </w:r>
       <w:proofErr w:type="spellEnd"/>
       <w:r>
+        <w:rPr>
+          <w:highlight w:val="yellow"/>
+        </w:rPr>
         <w:t>, отправка подписки на сервер</w:t>
       </w:r>
     </w:p>
@@ -8505,13 +10525,15 @@
         <w:rPr>
           <w:b/>
           <w:bCs/>
-          <w:lang w:val="en-US"/>
-        </w:rPr>
-      </w:pPr>
-      <w:r>
-        <w:rPr>
-          <w:b/>
-          <w:bCs/>
+          <w:highlight w:val="yellow"/>
+          <w:lang w:val="en-US"/>
+        </w:rPr>
+      </w:pPr>
+      <w:r>
+        <w:rPr>
+          <w:b/>
+          <w:bCs/>
+          <w:highlight w:val="yellow"/>
         </w:rPr>
         <w:t>ЭТАП</w:t>
       </w:r>
@@ -8519,6 +10541,7 @@
         <w:rPr>
           <w:b/>
           <w:bCs/>
+          <w:highlight w:val="yellow"/>
           <w:lang w:val="en-US"/>
         </w:rPr>
         <w:t xml:space="preserve"> 8: Filament Dashboard </w:t>
@@ -8527,6 +10550,7 @@
         <w:rPr>
           <w:b/>
           <w:bCs/>
+          <w:highlight w:val="yellow"/>
         </w:rPr>
         <w:t>для</w:t>
       </w:r>
@@ -8534,14 +10558,16 @@
         <w:rPr>
           <w:b/>
           <w:bCs/>
-          <w:lang w:val="en-US"/>
-        </w:rPr>
-        <w:t xml:space="preserve"> </w:t>
-      </w:r>
-      <w:r>
-        <w:rPr>
-          <w:b/>
-          <w:bCs/>
+          <w:highlight w:val="yellow"/>
+          <w:lang w:val="en-US"/>
+        </w:rPr>
+        <w:t xml:space="preserve"> </w:t>
+      </w:r>
+      <w:r>
+        <w:rPr>
+          <w:b/>
+          <w:bCs/>
+          <w:highlight w:val="yellow"/>
         </w:rPr>
         <w:t>Ресторана</w:t>
       </w:r>
@@ -8554,14 +10580,16 @@
         <w:rPr>
           <w:b/>
           <w:bCs/>
-          <w:lang w:val="en-US"/>
-        </w:rPr>
-      </w:pPr>
-      <w:proofErr w:type="spellStart"/>
-      <w:r>
-        <w:rPr>
-          <w:b/>
-          <w:bCs/>
+          <w:highlight w:val="yellow"/>
+          <w:lang w:val="en-US"/>
+        </w:rPr>
+      </w:pPr>
+      <w:proofErr w:type="spellStart"/>
+      <w:r>
+        <w:rPr>
+          <w:b/>
+          <w:bCs/>
+          <w:highlight w:val="yellow"/>
         </w:rPr>
         <w:t>Промт</w:t>
       </w:r>
@@ -8570,6 +10598,7 @@
         <w:rPr>
           <w:b/>
           <w:bCs/>
+          <w:highlight w:val="yellow"/>
           <w:lang w:val="en-US"/>
         </w:rPr>
         <w:t xml:space="preserve"> 8.1: Filament Resources</w:t>
@@ -8581,13 +10610,15 @@
         <w:ind w:firstLine="709"/>
         <w:jc w:val="both"/>
         <w:rPr>
-          <w:lang w:val="en-US"/>
-        </w:rPr>
-      </w:pPr>
-      <w:r>
-        <w:rPr>
-          <w:b/>
-          <w:bCs/>
+          <w:highlight w:val="yellow"/>
+          <w:lang w:val="en-US"/>
+        </w:rPr>
+      </w:pPr>
+      <w:r>
+        <w:rPr>
+          <w:b/>
+          <w:bCs/>
+          <w:highlight w:val="yellow"/>
           <w:lang w:val="en-US"/>
         </w:rPr>
         <w:t>plain</w:t>
@@ -8599,11 +10630,13 @@
         <w:ind w:firstLine="709"/>
         <w:jc w:val="both"/>
         <w:rPr>
-          <w:lang w:val="en-US"/>
-        </w:rPr>
-      </w:pPr>
-      <w:r>
-        <w:rPr>
+          <w:highlight w:val="yellow"/>
+          <w:lang w:val="en-US"/>
+        </w:rPr>
+      </w:pPr>
+      <w:r>
+        <w:rPr>
+          <w:highlight w:val="yellow"/>
           <w:lang w:val="en-US"/>
         </w:rPr>
         <w:t>Copy</w:t>
@@ -8615,41 +10648,58 @@
         <w:ind w:firstLine="709"/>
         <w:jc w:val="both"/>
         <w:rPr>
-          <w:lang w:val="en-US"/>
-        </w:rPr>
-      </w:pPr>
-      <w:r>
+          <w:highlight w:val="yellow"/>
+          <w:lang w:val="en-US"/>
+        </w:rPr>
+      </w:pPr>
+      <w:r>
+        <w:rPr>
+          <w:highlight w:val="yellow"/>
+        </w:rPr>
         <w:t>Создай</w:t>
       </w:r>
       <w:r>
         <w:rPr>
+          <w:highlight w:val="yellow"/>
           <w:lang w:val="en-US"/>
         </w:rPr>
         <w:t xml:space="preserve"> Filament 3 </w:t>
       </w:r>
       <w:r>
+        <w:rPr>
+          <w:highlight w:val="yellow"/>
+        </w:rPr>
         <w:t>ресурсы</w:t>
       </w:r>
       <w:r>
         <w:rPr>
-          <w:lang w:val="en-US"/>
-        </w:rPr>
-        <w:t xml:space="preserve"> </w:t>
-      </w:r>
-      <w:r>
+          <w:highlight w:val="yellow"/>
+          <w:lang w:val="en-US"/>
+        </w:rPr>
+        <w:t xml:space="preserve"> </w:t>
+      </w:r>
+      <w:r>
+        <w:rPr>
+          <w:highlight w:val="yellow"/>
+        </w:rPr>
         <w:t>для</w:t>
       </w:r>
       <w:r>
         <w:rPr>
-          <w:lang w:val="en-US"/>
-        </w:rPr>
-        <w:t xml:space="preserve"> </w:t>
-      </w:r>
-      <w:r>
+          <w:highlight w:val="yellow"/>
+          <w:lang w:val="en-US"/>
+        </w:rPr>
+        <w:t xml:space="preserve"> </w:t>
+      </w:r>
+      <w:r>
+        <w:rPr>
+          <w:highlight w:val="yellow"/>
+        </w:rPr>
         <w:t>домена</w:t>
       </w:r>
       <w:r>
         <w:rPr>
+          <w:highlight w:val="yellow"/>
           <w:lang w:val="en-US"/>
         </w:rPr>
         <w:t xml:space="preserve"> Vendor:</w:t>
@@ -8661,11 +10711,13 @@
         <w:ind w:firstLine="709"/>
         <w:jc w:val="both"/>
         <w:rPr>
-          <w:lang w:val="en-US"/>
-        </w:rPr>
-      </w:pPr>
-      <w:r>
-        <w:rPr>
+          <w:highlight w:val="yellow"/>
+          <w:lang w:val="en-US"/>
+        </w:rPr>
+      </w:pPr>
+      <w:r>
+        <w:rPr>
+          <w:highlight w:val="yellow"/>
           <w:lang w:val="en-US"/>
         </w:rPr>
         <w:t>1. ProductResource:</w:t>
@@ -8677,83 +10729,117 @@
         <w:ind w:firstLine="709"/>
         <w:jc w:val="both"/>
         <w:rPr>
-          <w:lang w:val="en-US"/>
-        </w:rPr>
-      </w:pPr>
-      <w:r>
-        <w:rPr>
+          <w:highlight w:val="yellow"/>
+          <w:lang w:val="en-US"/>
+        </w:rPr>
+      </w:pPr>
+      <w:r>
+        <w:rPr>
+          <w:highlight w:val="yellow"/>
           <w:lang w:val="en-US"/>
         </w:rPr>
         <w:t xml:space="preserve">   - Form: Section "</w:t>
       </w:r>
       <w:r>
+        <w:rPr>
+          <w:highlight w:val="yellow"/>
+        </w:rPr>
         <w:t>Основное</w:t>
       </w:r>
       <w:r>
         <w:rPr>
+          <w:highlight w:val="yellow"/>
           <w:lang w:val="en-US"/>
         </w:rPr>
         <w:t xml:space="preserve">" (name, description, price, weight, category select dependent </w:t>
       </w:r>
       <w:r>
+        <w:rPr>
+          <w:highlight w:val="yellow"/>
+        </w:rPr>
         <w:t>на</w:t>
       </w:r>
       <w:r>
         <w:rPr>
+          <w:highlight w:val="yellow"/>
           <w:lang w:val="en-US"/>
         </w:rPr>
         <w:t xml:space="preserve"> vendor), Section "</w:t>
       </w:r>
       <w:r>
+        <w:rPr>
+          <w:highlight w:val="yellow"/>
+        </w:rPr>
         <w:t>Модификаторы</w:t>
       </w:r>
       <w:r>
         <w:rPr>
+          <w:highlight w:val="yellow"/>
           <w:lang w:val="en-US"/>
         </w:rPr>
         <w:t xml:space="preserve">" (Repeater </w:t>
       </w:r>
       <w:r>
+        <w:rPr>
+          <w:highlight w:val="yellow"/>
+        </w:rPr>
         <w:t>с</w:t>
       </w:r>
       <w:r>
         <w:rPr>
+          <w:highlight w:val="yellow"/>
           <w:lang w:val="en-US"/>
         </w:rPr>
         <w:t xml:space="preserve"> KeyValue </w:t>
       </w:r>
       <w:r>
+        <w:rPr>
+          <w:highlight w:val="yellow"/>
+        </w:rPr>
         <w:t>или</w:t>
       </w:r>
       <w:r>
         <w:rPr>
+          <w:highlight w:val="yellow"/>
           <w:lang w:val="en-US"/>
         </w:rPr>
         <w:t xml:space="preserve"> custom Form Component </w:t>
       </w:r>
       <w:r>
+        <w:rPr>
+          <w:highlight w:val="yellow"/>
+        </w:rPr>
         <w:t>для</w:t>
       </w:r>
       <w:r>
         <w:rPr>
-          <w:lang w:val="en-US"/>
-        </w:rPr>
-        <w:t xml:space="preserve"> </w:t>
-      </w:r>
-      <w:r>
+          <w:highlight w:val="yellow"/>
+          <w:lang w:val="en-US"/>
+        </w:rPr>
+        <w:t xml:space="preserve"> </w:t>
+      </w:r>
+      <w:r>
+        <w:rPr>
+          <w:highlight w:val="yellow"/>
+        </w:rPr>
         <w:t>структуры</w:t>
       </w:r>
       <w:r>
         <w:rPr>
-          <w:lang w:val="en-US"/>
-        </w:rPr>
-        <w:t xml:space="preserve"> </w:t>
-      </w:r>
-      <w:r>
+          <w:highlight w:val="yellow"/>
+          <w:lang w:val="en-US"/>
+        </w:rPr>
+        <w:t xml:space="preserve"> </w:t>
+      </w:r>
+      <w:r>
+        <w:rPr>
+          <w:highlight w:val="yellow"/>
+        </w:rPr>
         <w:t>модификаторов</w:t>
       </w:r>
       <w:r>
         <w:rPr>
+          <w:highlight w:val="yellow"/>
           <w:lang w:val="en-US"/>
         </w:rPr>
         <w:t>: name, type [radio/checkbox/counter], options [name, price, is_default]), Toggle is_available</w:t>
@@ -8765,13 +10851,16 @@
         <w:ind w:firstLine="709"/>
         <w:jc w:val="both"/>
         <w:rPr>
-          <w:lang w:val="en-US"/>
-        </w:rPr>
-      </w:pPr>
-      <w:r>
-        <w:rPr>
-          <w:lang w:val="en-US"/>
-        </w:rPr>
+          <w:highlight w:val="yellow"/>
+          <w:lang w:val="en-US"/>
+        </w:rPr>
+      </w:pPr>
+      <w:r>
+        <w:rPr>
+          <w:highlight w:val="yellow"/>
+          <w:lang w:val="en-US"/>
+        </w:rPr>
+        <w:lastRenderedPageBreak/>
         <w:t xml:space="preserve">   - Table: columns image, name, price, category, is_available (toggleable), actions edit/delete</w:t>
       </w:r>
     </w:p>
@@ -8781,21 +10870,26 @@
         <w:ind w:firstLine="709"/>
         <w:jc w:val="both"/>
         <w:rPr>
-          <w:lang w:val="en-US"/>
-        </w:rPr>
-      </w:pPr>
-      <w:r>
-        <w:rPr>
-          <w:lang w:val="en-US"/>
-        </w:rPr>
-        <w:lastRenderedPageBreak/>
+          <w:highlight w:val="yellow"/>
+          <w:lang w:val="en-US"/>
+        </w:rPr>
+      </w:pPr>
+      <w:r>
+        <w:rPr>
+          <w:highlight w:val="yellow"/>
+          <w:lang w:val="en-US"/>
+        </w:rPr>
         <w:t xml:space="preserve">   - Filter </w:t>
       </w:r>
       <w:r>
+        <w:rPr>
+          <w:highlight w:val="yellow"/>
+        </w:rPr>
         <w:t>по</w:t>
       </w:r>
       <w:r>
         <w:rPr>
+          <w:highlight w:val="yellow"/>
           <w:lang w:val="en-US"/>
         </w:rPr>
         <w:t xml:space="preserve"> category, is_available</w:t>
@@ -8807,11 +10901,13 @@
         <w:ind w:firstLine="709"/>
         <w:jc w:val="both"/>
         <w:rPr>
-          <w:lang w:val="en-US"/>
-        </w:rPr>
-      </w:pPr>
-      <w:r>
-        <w:rPr>
+          <w:highlight w:val="yellow"/>
+          <w:lang w:val="en-US"/>
+        </w:rPr>
+      </w:pPr>
+      <w:r>
+        <w:rPr>
+          <w:highlight w:val="yellow"/>
           <w:lang w:val="en-US"/>
         </w:rPr>
         <w:t>2. OrderResource:</w:t>
@@ -8823,43 +10919,60 @@
         <w:ind w:firstLine="709"/>
         <w:jc w:val="both"/>
         <w:rPr>
-          <w:lang w:val="en-US"/>
-        </w:rPr>
-      </w:pPr>
-      <w:r>
-        <w:rPr>
+          <w:highlight w:val="yellow"/>
+          <w:lang w:val="en-US"/>
+        </w:rPr>
+      </w:pPr>
+      <w:r>
+        <w:rPr>
+          <w:highlight w:val="yellow"/>
           <w:lang w:val="en-US"/>
         </w:rPr>
         <w:t xml:space="preserve">   - Table: columns id, customer name, total, status (badge color), created_at, </w:t>
       </w:r>
       <w:r>
+        <w:rPr>
+          <w:highlight w:val="yellow"/>
+        </w:rPr>
         <w:t>действие</w:t>
       </w:r>
       <w:r>
         <w:rPr>
+          <w:highlight w:val="yellow"/>
           <w:lang w:val="en-US"/>
         </w:rPr>
         <w:t xml:space="preserve"> "</w:t>
       </w:r>
       <w:r>
+        <w:rPr>
+          <w:highlight w:val="yellow"/>
+        </w:rPr>
         <w:t>Принять</w:t>
       </w:r>
       <w:r>
         <w:rPr>
+          <w:highlight w:val="yellow"/>
           <w:lang w:val="en-US"/>
         </w:rPr>
         <w:t>/</w:t>
       </w:r>
       <w:r>
+        <w:rPr>
+          <w:highlight w:val="yellow"/>
+        </w:rPr>
         <w:t>Отклонить</w:t>
       </w:r>
       <w:r>
         <w:rPr>
+          <w:highlight w:val="yellow"/>
           <w:lang w:val="en-US"/>
         </w:rPr>
         <w:t xml:space="preserve">" </w:t>
       </w:r>
       <w:r>
+        <w:rPr>
+          <w:highlight w:val="yellow"/>
+        </w:rPr>
         <w:t>быстрое</w:t>
       </w:r>
     </w:p>
@@ -8869,20 +10982,26 @@
         <w:ind w:firstLine="709"/>
         <w:jc w:val="both"/>
         <w:rPr>
-          <w:lang w:val="en-US"/>
-        </w:rPr>
-      </w:pPr>
-      <w:r>
-        <w:rPr>
+          <w:highlight w:val="yellow"/>
+          <w:lang w:val="en-US"/>
+        </w:rPr>
+      </w:pPr>
+      <w:r>
+        <w:rPr>
+          <w:highlight w:val="yellow"/>
           <w:lang w:val="en-US"/>
         </w:rPr>
         <w:t xml:space="preserve">   - Filter </w:t>
       </w:r>
       <w:r>
+        <w:rPr>
+          <w:highlight w:val="yellow"/>
+        </w:rPr>
         <w:t>по</w:t>
       </w:r>
       <w:r>
         <w:rPr>
+          <w:highlight w:val="yellow"/>
           <w:lang w:val="en-US"/>
         </w:rPr>
         <w:t xml:space="preserve"> status, date range</w:t>
@@ -8894,128 +11013,182 @@
         <w:ind w:firstLine="709"/>
         <w:jc w:val="both"/>
         <w:rPr>
-          <w:lang w:val="en-US"/>
-        </w:rPr>
-      </w:pPr>
-      <w:r>
-        <w:rPr>
+          <w:highlight w:val="yellow"/>
+          <w:lang w:val="en-US"/>
+        </w:rPr>
+      </w:pPr>
+      <w:r>
+        <w:rPr>
+          <w:highlight w:val="yellow"/>
           <w:lang w:val="en-US"/>
         </w:rPr>
         <w:t xml:space="preserve">   - Page ViewOrder: </w:t>
       </w:r>
       <w:r>
+        <w:rPr>
+          <w:highlight w:val="yellow"/>
+        </w:rPr>
         <w:t>карточка</w:t>
       </w:r>
       <w:r>
         <w:rPr>
-          <w:lang w:val="en-US"/>
-        </w:rPr>
-        <w:t xml:space="preserve"> </w:t>
-      </w:r>
-      <w:r>
+          <w:highlight w:val="yellow"/>
+          <w:lang w:val="en-US"/>
+        </w:rPr>
+        <w:t xml:space="preserve"> </w:t>
+      </w:r>
+      <w:r>
+        <w:rPr>
+          <w:highlight w:val="yellow"/>
+        </w:rPr>
         <w:t>заказа</w:t>
       </w:r>
       <w:r>
         <w:rPr>
-          <w:lang w:val="en-US"/>
-        </w:rPr>
-        <w:t xml:space="preserve"> </w:t>
-      </w:r>
-      <w:r>
+          <w:highlight w:val="yellow"/>
+          <w:lang w:val="en-US"/>
+        </w:rPr>
+        <w:t xml:space="preserve"> </w:t>
+      </w:r>
+      <w:r>
+        <w:rPr>
+          <w:highlight w:val="yellow"/>
+        </w:rPr>
         <w:t>с</w:t>
       </w:r>
       <w:r>
         <w:rPr>
-          <w:lang w:val="en-US"/>
-        </w:rPr>
-        <w:t xml:space="preserve"> </w:t>
-      </w:r>
-      <w:r>
+          <w:highlight w:val="yellow"/>
+          <w:lang w:val="en-US"/>
+        </w:rPr>
+        <w:t xml:space="preserve"> </w:t>
+      </w:r>
+      <w:r>
+        <w:rPr>
+          <w:highlight w:val="yellow"/>
+        </w:rPr>
         <w:t>товарами</w:t>
       </w:r>
       <w:r>
         <w:rPr>
+          <w:highlight w:val="yellow"/>
           <w:lang w:val="en-US"/>
         </w:rPr>
         <w:t xml:space="preserve">, </w:t>
       </w:r>
       <w:r>
+        <w:rPr>
+          <w:highlight w:val="yellow"/>
+        </w:rPr>
         <w:t>историей</w:t>
       </w:r>
       <w:r>
         <w:rPr>
-          <w:lang w:val="en-US"/>
-        </w:rPr>
-        <w:t xml:space="preserve"> </w:t>
-      </w:r>
-      <w:r>
+          <w:highlight w:val="yellow"/>
+          <w:lang w:val="en-US"/>
+        </w:rPr>
+        <w:t xml:space="preserve"> </w:t>
+      </w:r>
+      <w:r>
+        <w:rPr>
+          <w:highlight w:val="yellow"/>
+        </w:rPr>
         <w:t>статусов</w:t>
       </w:r>
       <w:r>
         <w:rPr>
+          <w:highlight w:val="yellow"/>
           <w:lang w:val="en-US"/>
         </w:rPr>
         <w:t xml:space="preserve"> (timeline), </w:t>
       </w:r>
       <w:r>
+        <w:rPr>
+          <w:highlight w:val="yellow"/>
+        </w:rPr>
         <w:t>кнопки</w:t>
       </w:r>
       <w:r>
         <w:rPr>
-          <w:lang w:val="en-US"/>
-        </w:rPr>
-        <w:t xml:space="preserve"> </w:t>
-      </w:r>
-      <w:r>
+          <w:highlight w:val="yellow"/>
+          <w:lang w:val="en-US"/>
+        </w:rPr>
+        <w:t xml:space="preserve"> </w:t>
+      </w:r>
+      <w:r>
+        <w:rPr>
+          <w:highlight w:val="yellow"/>
+        </w:rPr>
         <w:t>смены</w:t>
       </w:r>
       <w:r>
         <w:rPr>
-          <w:lang w:val="en-US"/>
-        </w:rPr>
-        <w:t xml:space="preserve"> </w:t>
-      </w:r>
-      <w:r>
+          <w:highlight w:val="yellow"/>
+          <w:lang w:val="en-US"/>
+        </w:rPr>
+        <w:t xml:space="preserve"> </w:t>
+      </w:r>
+      <w:r>
+        <w:rPr>
+          <w:highlight w:val="yellow"/>
+        </w:rPr>
         <w:t>статуса</w:t>
       </w:r>
       <w:r>
         <w:rPr>
+          <w:highlight w:val="yellow"/>
           <w:lang w:val="en-US"/>
         </w:rPr>
         <w:t xml:space="preserve"> (Action buttons </w:t>
       </w:r>
       <w:r>
+        <w:rPr>
+          <w:highlight w:val="yellow"/>
+        </w:rPr>
         <w:t>с</w:t>
       </w:r>
       <w:r>
         <w:rPr>
+          <w:highlight w:val="yellow"/>
           <w:lang w:val="en-US"/>
         </w:rPr>
         <w:t xml:space="preserve"> confirm), </w:t>
       </w:r>
       <w:r>
+        <w:rPr>
+          <w:highlight w:val="yellow"/>
+        </w:rPr>
         <w:t>печать</w:t>
       </w:r>
       <w:r>
         <w:rPr>
-          <w:lang w:val="en-US"/>
-        </w:rPr>
-        <w:t xml:space="preserve"> </w:t>
-      </w:r>
-      <w:r>
+          <w:highlight w:val="yellow"/>
+          <w:lang w:val="en-US"/>
+        </w:rPr>
+        <w:t xml:space="preserve"> </w:t>
+      </w:r>
+      <w:r>
+        <w:rPr>
+          <w:highlight w:val="yellow"/>
+        </w:rPr>
         <w:t>чека</w:t>
       </w:r>
       <w:r>
         <w:rPr>
+          <w:highlight w:val="yellow"/>
           <w:lang w:val="en-US"/>
         </w:rPr>
         <w:t xml:space="preserve"> (PrintAction </w:t>
       </w:r>
       <w:r>
+        <w:rPr>
+          <w:highlight w:val="yellow"/>
+        </w:rPr>
         <w:t>вызывающая</w:t>
       </w:r>
       <w:r>
         <w:rPr>
+          <w:highlight w:val="yellow"/>
           <w:lang w:val="en-US"/>
         </w:rPr>
         <w:t xml:space="preserve"> window.</w:t>
@@ -9023,6 +11196,7 @@
       <w:proofErr w:type="gramStart"/>
       <w:r>
         <w:rPr>
+          <w:highlight w:val="yellow"/>
           <w:lang w:val="en-US"/>
         </w:rPr>
         <w:t>print(</w:t>
@@ -9030,42 +11204,59 @@
       <w:proofErr w:type="gramEnd"/>
       <w:r>
         <w:rPr>
+          <w:highlight w:val="yellow"/>
           <w:lang w:val="en-US"/>
         </w:rPr>
         <w:t xml:space="preserve">) </w:t>
       </w:r>
       <w:r>
+        <w:rPr>
+          <w:highlight w:val="yellow"/>
+        </w:rPr>
         <w:t>с</w:t>
       </w:r>
       <w:r>
         <w:rPr>
-          <w:lang w:val="en-US"/>
-        </w:rPr>
-        <w:t xml:space="preserve"> </w:t>
-      </w:r>
-      <w:r>
+          <w:highlight w:val="yellow"/>
+          <w:lang w:val="en-US"/>
+        </w:rPr>
+        <w:t xml:space="preserve"> </w:t>
+      </w:r>
+      <w:r>
+        <w:rPr>
+          <w:highlight w:val="yellow"/>
+        </w:rPr>
         <w:t>специальным</w:t>
       </w:r>
       <w:r>
         <w:rPr>
+          <w:highlight w:val="yellow"/>
           <w:lang w:val="en-US"/>
         </w:rPr>
         <w:t xml:space="preserve"> blade view </w:t>
       </w:r>
       <w:r>
+        <w:rPr>
+          <w:highlight w:val="yellow"/>
+        </w:rPr>
         <w:t>для</w:t>
       </w:r>
       <w:r>
         <w:rPr>
-          <w:lang w:val="en-US"/>
-        </w:rPr>
-        <w:t xml:space="preserve"> </w:t>
-      </w:r>
-      <w:r>
+          <w:highlight w:val="yellow"/>
+          <w:lang w:val="en-US"/>
+        </w:rPr>
+        <w:t xml:space="preserve"> </w:t>
+      </w:r>
+      <w:r>
+        <w:rPr>
+          <w:highlight w:val="yellow"/>
+        </w:rPr>
         <w:t>чека</w:t>
       </w:r>
       <w:r>
         <w:rPr>
+          <w:highlight w:val="yellow"/>
           <w:lang w:val="en-US"/>
         </w:rPr>
         <w:t>)</w:t>
@@ -9077,29 +11268,39 @@
         <w:ind w:firstLine="709"/>
         <w:jc w:val="both"/>
         <w:rPr>
-          <w:lang w:val="en-US"/>
-        </w:rPr>
-      </w:pPr>
-      <w:r>
-        <w:rPr>
+          <w:highlight w:val="yellow"/>
+          <w:lang w:val="en-US"/>
+        </w:rPr>
+      </w:pPr>
+      <w:r>
+        <w:rPr>
+          <w:highlight w:val="yellow"/>
           <w:lang w:val="en-US"/>
         </w:rPr>
         <w:t xml:space="preserve">3. SettingsResource (ManageRecords </w:t>
       </w:r>
       <w:r>
+        <w:rPr>
+          <w:highlight w:val="yellow"/>
+        </w:rPr>
         <w:t>страница</w:t>
       </w:r>
       <w:r>
         <w:rPr>
+          <w:highlight w:val="yellow"/>
           <w:lang w:val="en-US"/>
         </w:rPr>
         <w:t xml:space="preserve">, </w:t>
       </w:r>
       <w:r>
+        <w:rPr>
+          <w:highlight w:val="yellow"/>
+        </w:rPr>
         <w:t>не</w:t>
       </w:r>
       <w:r>
         <w:rPr>
+          <w:highlight w:val="yellow"/>
           <w:lang w:val="en-US"/>
         </w:rPr>
         <w:t xml:space="preserve"> CRUD):</w:t>
@@ -9116,78 +11317,111 @@
       </w:pPr>
       <w:r>
         <w:rPr>
+          <w:highlight w:val="yellow"/>
           <w:lang w:val="en-US"/>
         </w:rPr>
         <w:t xml:space="preserve">   - Form: working hours (repeater day/start/end), delivery zones (</w:t>
       </w:r>
       <w:r>
+        <w:rPr>
+          <w:highlight w:val="yellow"/>
+        </w:rPr>
         <w:t>интеграция</w:t>
       </w:r>
       <w:r>
         <w:rPr>
-          <w:lang w:val="en-US"/>
-        </w:rPr>
-        <w:t xml:space="preserve"> </w:t>
-      </w:r>
-      <w:r>
+          <w:highlight w:val="yellow"/>
+          <w:lang w:val="en-US"/>
+        </w:rPr>
+        <w:t xml:space="preserve"> </w:t>
+      </w:r>
+      <w:r>
+        <w:rPr>
+          <w:highlight w:val="yellow"/>
+        </w:rPr>
         <w:t>с</w:t>
       </w:r>
       <w:r>
         <w:rPr>
+          <w:highlight w:val="yellow"/>
           <w:lang w:val="en-US"/>
         </w:rPr>
         <w:t xml:space="preserve"> Leaflet map </w:t>
       </w:r>
       <w:r>
+        <w:rPr>
+          <w:highlight w:val="yellow"/>
+        </w:rPr>
         <w:t>для</w:t>
       </w:r>
       <w:r>
         <w:rPr>
-          <w:lang w:val="en-US"/>
-        </w:rPr>
-        <w:t xml:space="preserve"> </w:t>
-      </w:r>
-      <w:r>
+          <w:highlight w:val="yellow"/>
+          <w:lang w:val="en-US"/>
+        </w:rPr>
+        <w:t xml:space="preserve"> </w:t>
+      </w:r>
+      <w:r>
+        <w:rPr>
+          <w:highlight w:val="yellow"/>
+        </w:rPr>
         <w:t>рисования</w:t>
       </w:r>
       <w:r>
         <w:rPr>
-          <w:lang w:val="en-US"/>
-        </w:rPr>
-        <w:t xml:space="preserve"> </w:t>
-      </w:r>
-      <w:r>
+          <w:highlight w:val="yellow"/>
+          <w:lang w:val="en-US"/>
+        </w:rPr>
+        <w:t xml:space="preserve"> </w:t>
+      </w:r>
+      <w:r>
+        <w:rPr>
+          <w:highlight w:val="yellow"/>
+        </w:rPr>
         <w:t>полигона</w:t>
       </w:r>
       <w:r>
         <w:rPr>
+          <w:highlight w:val="yellow"/>
           <w:lang w:val="en-US"/>
         </w:rPr>
         <w:t xml:space="preserve">, </w:t>
       </w:r>
       <w:r>
+        <w:rPr>
+          <w:highlight w:val="yellow"/>
+        </w:rPr>
         <w:t>сохранение</w:t>
       </w:r>
       <w:r>
         <w:rPr>
+          <w:highlight w:val="yellow"/>
           <w:lang w:val="en-US"/>
         </w:rPr>
         <w:t xml:space="preserve"> GeoJSON </w:t>
       </w:r>
       <w:r>
+        <w:rPr>
+          <w:highlight w:val="yellow"/>
+        </w:rPr>
         <w:t>в</w:t>
       </w:r>
       <w:r>
         <w:rPr>
+          <w:highlight w:val="yellow"/>
           <w:lang w:val="en-US"/>
         </w:rPr>
         <w:t xml:space="preserve"> delivery_zones), commission </w:t>
       </w:r>
       <w:r>
+        <w:rPr>
+          <w:highlight w:val="yellow"/>
+        </w:rPr>
         <w:t>настройки</w:t>
       </w:r>
       <w:r>
         <w:rPr>
+          <w:highlight w:val="yellow"/>
           <w:lang w:val="en-US"/>
         </w:rPr>
         <w:t xml:space="preserve"> (read-only)</w:t>
@@ -9201,14 +11435,16 @@
         <w:rPr>
           <w:b/>
           <w:bCs/>
-          <w:lang w:val="en-US"/>
-        </w:rPr>
-      </w:pPr>
-      <w:proofErr w:type="spellStart"/>
-      <w:r>
-        <w:rPr>
-          <w:b/>
-          <w:bCs/>
+          <w:highlight w:val="yellow"/>
+          <w:lang w:val="en-US"/>
+        </w:rPr>
+      </w:pPr>
+      <w:proofErr w:type="spellStart"/>
+      <w:r>
+        <w:rPr>
+          <w:b/>
+          <w:bCs/>
+          <w:highlight w:val="yellow"/>
         </w:rPr>
         <w:t>Промт</w:t>
       </w:r>
@@ -9217,6 +11453,7 @@
         <w:rPr>
           <w:b/>
           <w:bCs/>
+          <w:highlight w:val="yellow"/>
           <w:lang w:val="en-US"/>
         </w:rPr>
         <w:t xml:space="preserve"> 8.2: Kanban Board </w:t>
@@ -9225,6 +11462,7 @@
         <w:rPr>
           <w:b/>
           <w:bCs/>
+          <w:highlight w:val="yellow"/>
         </w:rPr>
         <w:t>для</w:t>
       </w:r>
@@ -9232,14 +11470,16 @@
         <w:rPr>
           <w:b/>
           <w:bCs/>
-          <w:lang w:val="en-US"/>
-        </w:rPr>
-        <w:t xml:space="preserve"> </w:t>
-      </w:r>
-      <w:r>
-        <w:rPr>
-          <w:b/>
-          <w:bCs/>
+          <w:highlight w:val="yellow"/>
+          <w:lang w:val="en-US"/>
+        </w:rPr>
+        <w:t xml:space="preserve"> </w:t>
+      </w:r>
+      <w:r>
+        <w:rPr>
+          <w:b/>
+          <w:bCs/>
+          <w:highlight w:val="yellow"/>
         </w:rPr>
         <w:t>заказов</w:t>
       </w:r>
@@ -9250,13 +11490,15 @@
         <w:ind w:firstLine="709"/>
         <w:jc w:val="both"/>
         <w:rPr>
-          <w:lang w:val="en-US"/>
-        </w:rPr>
-      </w:pPr>
-      <w:r>
-        <w:rPr>
-          <w:b/>
-          <w:bCs/>
+          <w:highlight w:val="yellow"/>
+          <w:lang w:val="en-US"/>
+        </w:rPr>
+      </w:pPr>
+      <w:r>
+        <w:rPr>
+          <w:b/>
+          <w:bCs/>
+          <w:highlight w:val="yellow"/>
           <w:lang w:val="en-US"/>
         </w:rPr>
         <w:t>plain</w:t>
@@ -9268,11 +11510,13 @@
         <w:ind w:firstLine="709"/>
         <w:jc w:val="both"/>
         <w:rPr>
-          <w:lang w:val="en-US"/>
-        </w:rPr>
-      </w:pPr>
-      <w:r>
-        <w:rPr>
+          <w:highlight w:val="yellow"/>
+          <w:lang w:val="en-US"/>
+        </w:rPr>
+      </w:pPr>
+      <w:r>
+        <w:rPr>
+          <w:highlight w:val="yellow"/>
           <w:lang w:val="en-US"/>
         </w:rPr>
         <w:t>Copy</w:t>
@@ -9284,32 +11528,45 @@
         <w:ind w:firstLine="709"/>
         <w:jc w:val="both"/>
         <w:rPr>
-          <w:lang w:val="en-US"/>
-        </w:rPr>
-      </w:pPr>
-      <w:r>
+          <w:highlight w:val="yellow"/>
+          <w:lang w:val="en-US"/>
+        </w:rPr>
+      </w:pPr>
+      <w:r>
+        <w:rPr>
+          <w:highlight w:val="yellow"/>
+        </w:rPr>
         <w:t>Создай</w:t>
       </w:r>
       <w:r>
         <w:rPr>
-          <w:lang w:val="en-US"/>
-        </w:rPr>
-        <w:t xml:space="preserve"> </w:t>
-      </w:r>
-      <w:r>
+          <w:highlight w:val="yellow"/>
+          <w:lang w:val="en-US"/>
+        </w:rPr>
+        <w:t xml:space="preserve"> </w:t>
+      </w:r>
+      <w:r>
+        <w:rPr>
+          <w:highlight w:val="yellow"/>
+        </w:rPr>
         <w:t>кастомную</w:t>
       </w:r>
       <w:r>
         <w:rPr>
+          <w:highlight w:val="yellow"/>
           <w:lang w:val="en-US"/>
         </w:rPr>
         <w:t xml:space="preserve"> Filament </w:t>
       </w:r>
       <w:r>
+        <w:rPr>
+          <w:highlight w:val="yellow"/>
+        </w:rPr>
         <w:t>страницу</w:t>
       </w:r>
       <w:r>
         <w:rPr>
+          <w:highlight w:val="yellow"/>
           <w:lang w:val="en-US"/>
         </w:rPr>
         <w:t xml:space="preserve"> OrdersKanban:</w:t>
@@ -9321,29 +11578,39 @@
         <w:ind w:firstLine="709"/>
         <w:jc w:val="both"/>
         <w:rPr>
-          <w:lang w:val="en-US"/>
-        </w:rPr>
-      </w:pPr>
-      <w:r>
-        <w:rPr>
+          <w:highlight w:val="yellow"/>
+          <w:lang w:val="en-US"/>
+        </w:rPr>
+      </w:pPr>
+      <w:r>
+        <w:rPr>
+          <w:highlight w:val="yellow"/>
           <w:lang w:val="en-US"/>
         </w:rPr>
         <w:t xml:space="preserve">1. </w:t>
       </w:r>
       <w:r>
+        <w:rPr>
+          <w:highlight w:val="yellow"/>
+        </w:rPr>
         <w:t>Класс</w:t>
       </w:r>
       <w:r>
         <w:rPr>
+          <w:highlight w:val="yellow"/>
           <w:lang w:val="en-US"/>
         </w:rPr>
         <w:t xml:space="preserve"> extends Page, </w:t>
       </w:r>
       <w:r>
+        <w:rPr>
+          <w:highlight w:val="yellow"/>
+        </w:rPr>
         <w:t>маршрут</w:t>
       </w:r>
       <w:r>
         <w:rPr>
+          <w:highlight w:val="yellow"/>
           <w:lang w:val="en-US"/>
         </w:rPr>
         <w:t xml:space="preserve"> '/orders/kanban'</w:t>
@@ -9354,24 +11621,42 @@
         <w:spacing w:after="0"/>
         <w:ind w:firstLine="709"/>
         <w:jc w:val="both"/>
-      </w:pPr>
-      <w:r>
+        <w:rPr>
+          <w:highlight w:val="yellow"/>
+        </w:rPr>
+      </w:pPr>
+      <w:r>
+        <w:rPr>
+          <w:highlight w:val="yellow"/>
+        </w:rPr>
         <w:t xml:space="preserve">2. Использует </w:t>
       </w:r>
       <w:proofErr w:type="spellStart"/>
       <w:r>
+        <w:rPr>
+          <w:highlight w:val="yellow"/>
+        </w:rPr>
         <w:t>Livewire</w:t>
       </w:r>
       <w:proofErr w:type="spellEnd"/>
       <w:r>
+        <w:rPr>
+          <w:highlight w:val="yellow"/>
+        </w:rPr>
         <w:t xml:space="preserve"> компонент </w:t>
       </w:r>
       <w:proofErr w:type="spellStart"/>
       <w:r>
+        <w:rPr>
+          <w:highlight w:val="yellow"/>
+        </w:rPr>
         <w:t>KanbanBoard</w:t>
       </w:r>
       <w:proofErr w:type="spellEnd"/>
       <w:r>
+        <w:rPr>
+          <w:highlight w:val="yellow"/>
+        </w:rPr>
         <w:t xml:space="preserve"> (или готовый пакет если знаешь, иначе с нуля)</w:t>
       </w:r>
     </w:p>
@@ -9380,56 +11665,98 @@
         <w:spacing w:after="0"/>
         <w:ind w:firstLine="709"/>
         <w:jc w:val="both"/>
-      </w:pPr>
-      <w:r>
+        <w:rPr>
+          <w:highlight w:val="yellow"/>
+        </w:rPr>
+      </w:pPr>
+      <w:r>
+        <w:rPr>
+          <w:highlight w:val="yellow"/>
+        </w:rPr>
         <w:t>3. Колонки: Новые (</w:t>
       </w:r>
       <w:proofErr w:type="spellStart"/>
       <w:r>
+        <w:rPr>
+          <w:highlight w:val="yellow"/>
+        </w:rPr>
         <w:t>pending</w:t>
       </w:r>
       <w:proofErr w:type="spellEnd"/>
       <w:r>
+        <w:rPr>
+          <w:highlight w:val="yellow"/>
+        </w:rPr>
         <w:t>)</w:t>
       </w:r>
       <w:proofErr w:type="gramStart"/>
       <w:r>
+        <w:rPr>
+          <w:highlight w:val="yellow"/>
+        </w:rPr>
         <w:t>, Готовятся</w:t>
       </w:r>
       <w:proofErr w:type="gramEnd"/>
       <w:r>
+        <w:rPr>
+          <w:highlight w:val="yellow"/>
+        </w:rPr>
         <w:t xml:space="preserve"> (</w:t>
       </w:r>
       <w:proofErr w:type="spellStart"/>
       <w:r>
+        <w:rPr>
+          <w:highlight w:val="yellow"/>
+        </w:rPr>
         <w:t>confirmed+cooking</w:t>
       </w:r>
       <w:proofErr w:type="spellEnd"/>
       <w:r>
+        <w:rPr>
+          <w:highlight w:val="yellow"/>
+        </w:rPr>
         <w:t>), Готовы (</w:t>
       </w:r>
       <w:proofErr w:type="spellStart"/>
       <w:r>
+        <w:rPr>
+          <w:highlight w:val="yellow"/>
+        </w:rPr>
         <w:t>ready</w:t>
       </w:r>
       <w:proofErr w:type="spellEnd"/>
       <w:r>
+        <w:rPr>
+          <w:highlight w:val="yellow"/>
+        </w:rPr>
         <w:t>), В доставке (</w:t>
       </w:r>
       <w:proofErr w:type="spellStart"/>
       <w:r>
+        <w:rPr>
+          <w:highlight w:val="yellow"/>
+        </w:rPr>
         <w:t>delivering</w:t>
       </w:r>
       <w:proofErr w:type="spellEnd"/>
       <w:r>
+        <w:rPr>
+          <w:highlight w:val="yellow"/>
+        </w:rPr>
         <w:t>), Завершены (</w:t>
       </w:r>
       <w:proofErr w:type="spellStart"/>
       <w:r>
+        <w:rPr>
+          <w:highlight w:val="yellow"/>
+        </w:rPr>
         <w:t>completed</w:t>
       </w:r>
       <w:proofErr w:type="spellEnd"/>
       <w:r>
+        <w:rPr>
+          <w:highlight w:val="yellow"/>
+        </w:rPr>
         <w:t>)</w:t>
       </w:r>
     </w:p>
@@ -9438,8 +11765,14 @@
         <w:spacing w:after="0"/>
         <w:ind w:firstLine="709"/>
         <w:jc w:val="both"/>
-      </w:pPr>
-      <w:r>
+        <w:rPr>
+          <w:highlight w:val="yellow"/>
+        </w:rPr>
+      </w:pPr>
+      <w:r>
+        <w:rPr>
+          <w:highlight w:val="yellow"/>
+        </w:rPr>
         <w:t>4. Каждая карточка заказа: номер, время создания, сумма, адрес коротко, кнопка "Детали"</w:t>
       </w:r>
     </w:p>
@@ -9448,34 +11781,58 @@
         <w:spacing w:after="0"/>
         <w:ind w:firstLine="709"/>
         <w:jc w:val="both"/>
-      </w:pPr>
-      <w:r>
+        <w:rPr>
+          <w:highlight w:val="yellow"/>
+        </w:rPr>
+      </w:pPr>
+      <w:r>
+        <w:rPr>
+          <w:highlight w:val="yellow"/>
+        </w:rPr>
         <w:t xml:space="preserve">5. </w:t>
       </w:r>
       <w:proofErr w:type="spellStart"/>
       <w:r>
+        <w:rPr>
+          <w:highlight w:val="yellow"/>
+        </w:rPr>
         <w:t>Drag-and-drop</w:t>
       </w:r>
       <w:proofErr w:type="spellEnd"/>
       <w:r>
+        <w:rPr>
+          <w:highlight w:val="yellow"/>
+        </w:rPr>
         <w:t xml:space="preserve"> между колонками меняет статус заказа (через </w:t>
       </w:r>
       <w:proofErr w:type="spellStart"/>
       <w:r>
+        <w:rPr>
+          <w:highlight w:val="yellow"/>
+        </w:rPr>
         <w:t>OrderService</w:t>
       </w:r>
       <w:proofErr w:type="spellEnd"/>
       <w:proofErr w:type="gramStart"/>
       <w:r>
+        <w:rPr>
+          <w:highlight w:val="yellow"/>
+        </w:rPr>
         <w:t>-&gt;</w:t>
       </w:r>
       <w:proofErr w:type="spellStart"/>
       <w:r>
+        <w:rPr>
+          <w:highlight w:val="yellow"/>
+        </w:rPr>
         <w:t>changeStatus</w:t>
       </w:r>
       <w:proofErr w:type="spellEnd"/>
       <w:proofErr w:type="gramEnd"/>
       <w:r>
+        <w:rPr>
+          <w:highlight w:val="yellow"/>
+        </w:rPr>
         <w:t xml:space="preserve"> с логированием)</w:t>
       </w:r>
     </w:p>
@@ -9490,17 +11847,22 @@
       </w:pPr>
       <w:r>
         <w:rPr>
+          <w:highlight w:val="yellow"/>
           <w:lang w:val="en-US"/>
         </w:rPr>
         <w:t xml:space="preserve">6. </w:t>
       </w:r>
       <w:proofErr w:type="spellStart"/>
       <w:r>
+        <w:rPr>
+          <w:highlight w:val="yellow"/>
+        </w:rPr>
         <w:t>Автообновление</w:t>
       </w:r>
       <w:proofErr w:type="spellEnd"/>
       <w:r>
         <w:rPr>
+          <w:highlight w:val="yellow"/>
           <w:lang w:val="en-US"/>
         </w:rPr>
         <w:t>: Echo.private('restaurant.'+auth()-&gt;user()-&gt;vendor_id</w:t>
@@ -9508,6 +11870,7 @@
       <w:proofErr w:type="gramStart"/>
       <w:r>
         <w:rPr>
+          <w:highlight w:val="yellow"/>
           <w:lang w:val="en-US"/>
         </w:rPr>
         <w:t>).listen</w:t>
@@ -9515,6 +11878,7 @@
       <w:proofErr w:type="gramEnd"/>
       <w:r>
         <w:rPr>
+          <w:highlight w:val="yellow"/>
           <w:lang w:val="en-US"/>
         </w:rPr>
         <w:t>('OrderStatusUpdated', () =&gt; $this-&gt;</w:t>
@@ -9522,6 +11886,7 @@
       <w:proofErr w:type="gramStart"/>
       <w:r>
         <w:rPr>
+          <w:highlight w:val="yellow"/>
           <w:lang w:val="en-US"/>
         </w:rPr>
         <w:t>refresh(</w:t>
@@ -9529,6 +11894,7 @@
       <w:proofErr w:type="gramEnd"/>
       <w:r>
         <w:rPr>
+          <w:highlight w:val="yellow"/>
           <w:lang w:val="en-US"/>
         </w:rPr>
         <w:t>))</w:t>
@@ -10031,6 +12397,7 @@
         <w:jc w:val="both"/>
       </w:pPr>
       <w:r>
+        <w:lastRenderedPageBreak/>
         <w:t xml:space="preserve">4. Обработка </w:t>
       </w:r>
       <w:proofErr w:type="spellStart"/>
@@ -10091,7 +12458,6 @@
           <w:b/>
           <w:bCs/>
         </w:rPr>
-        <w:lastRenderedPageBreak/>
         <w:t>Промт</w:t>
       </w:r>
       <w:proofErr w:type="spellEnd"/>
